--- a/DemoPosuda/Docks/testing-template.docx
+++ b/DemoPosuda/Docks/testing-template.docx
@@ -2464,16 +2464,7 @@
                 <w:szCs w:val="20"/>
                 <w:lang w:val="ru-RU" w:eastAsia="en-AU"/>
               </w:rPr>
-              <w:t>В</w:t>
-            </w:r>
-            <w:r>
-              <w:rPr>
-                <w:rFonts w:ascii="Microsoft YaHei" w:eastAsia="Microsoft YaHei" w:hAnsi="Microsoft YaHei" w:cs="Arial"/>
-                <w:sz w:val="20"/>
-                <w:szCs w:val="20"/>
-                <w:lang w:val="ru-RU" w:eastAsia="en-AU"/>
-              </w:rPr>
-              <w:t xml:space="preserve">ыводиться ошибка: </w:t>
+              <w:t xml:space="preserve">Выводиться ошибка: </w:t>
             </w:r>
             <w:r>
               <w:rPr>
@@ -4007,16 +3998,7 @@
                 <w:szCs w:val="20"/>
                 <w:lang w:val="ru-RU" w:eastAsia="en-AU"/>
               </w:rPr>
-              <w:t xml:space="preserve">Добавление товара администратором </w:t>
-            </w:r>
-            <w:r>
-              <w:rPr>
-                <w:rFonts w:ascii="Microsoft YaHei" w:eastAsia="Microsoft YaHei" w:hAnsi="Microsoft YaHei" w:cs="Arial"/>
-                <w:sz w:val="20"/>
-                <w:szCs w:val="20"/>
-                <w:lang w:val="ru-RU" w:eastAsia="en-AU"/>
-              </w:rPr>
-              <w:t>с наличием пустого поля изображения</w:t>
+              <w:t>Добавление товара администратором с наличием пустого поля изображения</w:t>
             </w:r>
           </w:p>
         </w:tc>
@@ -4105,16 +4087,7 @@
                 <w:szCs w:val="20"/>
                 <w:lang w:val="ru-RU" w:eastAsia="en-AU"/>
               </w:rPr>
-              <w:t xml:space="preserve">Программа должна </w:t>
-            </w:r>
-            <w:r>
-              <w:rPr>
-                <w:rFonts w:ascii="Microsoft YaHei" w:eastAsia="Microsoft YaHei" w:hAnsi="Microsoft YaHei" w:cs="Arial"/>
-                <w:sz w:val="20"/>
-                <w:szCs w:val="20"/>
-                <w:lang w:val="ru-RU" w:eastAsia="en-AU"/>
-              </w:rPr>
-              <w:t xml:space="preserve">добавить товар с изображением </w:t>
+              <w:t xml:space="preserve">Программа должна добавить товар с изображением </w:t>
             </w:r>
             <w:r>
               <w:rPr>
@@ -4218,7 +4191,7 @@
               <w:pStyle w:val="a7"/>
               <w:numPr>
                 <w:ilvl w:val="0"/>
-                <w:numId w:val="1"/>
+                <w:numId w:val="3"/>
               </w:numPr>
               <w:spacing w:after="0" w:line="240" w:lineRule="auto"/>
               <w:rPr>
@@ -4243,7 +4216,7 @@
               <w:pStyle w:val="a7"/>
               <w:numPr>
                 <w:ilvl w:val="0"/>
-                <w:numId w:val="1"/>
+                <w:numId w:val="3"/>
               </w:numPr>
               <w:spacing w:after="0" w:line="240" w:lineRule="auto"/>
               <w:rPr>
@@ -4268,7 +4241,7 @@
               <w:pStyle w:val="a7"/>
               <w:numPr>
                 <w:ilvl w:val="0"/>
-                <w:numId w:val="1"/>
+                <w:numId w:val="3"/>
               </w:numPr>
               <w:spacing w:after="0" w:line="240" w:lineRule="auto"/>
               <w:rPr>
@@ -4320,7 +4293,7 @@
               <w:pStyle w:val="a7"/>
               <w:numPr>
                 <w:ilvl w:val="0"/>
-                <w:numId w:val="1"/>
+                <w:numId w:val="3"/>
               </w:numPr>
               <w:spacing w:after="0" w:line="240" w:lineRule="auto"/>
               <w:rPr>
@@ -4345,7 +4318,7 @@
               <w:pStyle w:val="a7"/>
               <w:numPr>
                 <w:ilvl w:val="0"/>
-                <w:numId w:val="1"/>
+                <w:numId w:val="3"/>
               </w:numPr>
               <w:spacing w:after="0" w:line="240" w:lineRule="auto"/>
               <w:rPr>
@@ -4566,7 +4539,7 @@
                 <w:rFonts w:ascii="Microsoft YaHei" w:eastAsia="Microsoft YaHei" w:hAnsi="Microsoft YaHei" w:cs="Arial"/>
                 <w:sz w:val="20"/>
                 <w:szCs w:val="20"/>
-                <w:lang w:val="en-US" w:eastAsia="en-AU"/>
+                <w:lang w:val="ru-RU" w:eastAsia="en-AU"/>
               </w:rPr>
             </w:pPr>
             <w:r>
@@ -4583,7 +4556,7 @@
                 <w:rFonts w:ascii="Microsoft YaHei" w:eastAsia="Microsoft YaHei" w:hAnsi="Microsoft YaHei" w:cs="Arial"/>
                 <w:sz w:val="20"/>
                 <w:szCs w:val="20"/>
-                <w:lang w:val="en-US" w:eastAsia="en-AU"/>
+                <w:lang w:val="ru-RU" w:eastAsia="en-AU"/>
               </w:rPr>
               <w:t>4</w:t>
             </w:r>
@@ -5139,7 +5112,7 @@
               <w:pStyle w:val="a7"/>
               <w:numPr>
                 <w:ilvl w:val="0"/>
-                <w:numId w:val="2"/>
+                <w:numId w:val="4"/>
               </w:numPr>
               <w:spacing w:after="0" w:line="240" w:lineRule="auto"/>
               <w:rPr>
@@ -5164,7 +5137,7 @@
               <w:pStyle w:val="a7"/>
               <w:numPr>
                 <w:ilvl w:val="0"/>
-                <w:numId w:val="2"/>
+                <w:numId w:val="4"/>
               </w:numPr>
               <w:spacing w:after="0" w:line="240" w:lineRule="auto"/>
               <w:rPr>
@@ -5621,8 +5594,6462 @@
           <w:lang w:val="en-US"/>
         </w:rPr>
       </w:pPr>
-      <w:bookmarkStart w:id="0" w:name="_GoBack"/>
-      <w:bookmarkEnd w:id="0"/>
+    </w:p>
+    <w:p>
+      <w:pPr>
+        <w:pStyle w:val="2"/>
+        <w:rPr>
+          <w:rFonts w:ascii="Microsoft YaHei" w:eastAsia="Microsoft YaHei" w:hAnsi="Microsoft YaHei"/>
+          <w:sz w:val="18"/>
+          <w:szCs w:val="18"/>
+        </w:rPr>
+      </w:pPr>
+      <w:proofErr w:type="spellStart"/>
+      <w:r>
+        <w:rPr>
+          <w:rFonts w:ascii="Microsoft YaHei" w:eastAsia="Microsoft YaHei" w:hAnsi="Microsoft YaHei" w:hint="eastAsia"/>
+          <w:sz w:val="18"/>
+          <w:szCs w:val="18"/>
+          <w:lang w:val="ru-RU"/>
+        </w:rPr>
+        <w:t>Тестовый</w:t>
+      </w:r>
+      <w:proofErr w:type="spellEnd"/>
+      <w:r>
+        <w:rPr>
+          <w:rFonts w:ascii="Microsoft YaHei" w:eastAsia="Microsoft YaHei" w:hAnsi="Microsoft YaHei"/>
+          <w:sz w:val="18"/>
+          <w:szCs w:val="18"/>
+          <w:lang w:val="ru-RU"/>
+        </w:rPr>
+        <w:t xml:space="preserve"> пример </w:t>
+      </w:r>
+      <w:r>
+        <w:rPr>
+          <w:rFonts w:ascii="Microsoft YaHei" w:eastAsia="Microsoft YaHei" w:hAnsi="Microsoft YaHei"/>
+          <w:sz w:val="18"/>
+          <w:szCs w:val="18"/>
+        </w:rPr>
+        <w:t>#3</w:t>
+      </w:r>
+      <w:r>
+        <w:rPr>
+          <w:rFonts w:ascii="Microsoft YaHei" w:eastAsia="Microsoft YaHei" w:hAnsi="Microsoft YaHei"/>
+          <w:sz w:val="18"/>
+          <w:szCs w:val="18"/>
+        </w:rPr>
+        <w:t>:</w:t>
+      </w:r>
+    </w:p>
+    <w:tbl>
+      <w:tblPr>
+        <w:tblW w:w="10485" w:type="dxa"/>
+        <w:tblCellMar>
+          <w:top w:w="57" w:type="dxa"/>
+          <w:bottom w:w="57" w:type="dxa"/>
+        </w:tblCellMar>
+        <w:tblLook w:val="00A0" w:firstRow="1" w:lastRow="0" w:firstColumn="1" w:lastColumn="0" w:noHBand="0" w:noVBand="0"/>
+      </w:tblPr>
+      <w:tblGrid>
+        <w:gridCol w:w="2988"/>
+        <w:gridCol w:w="7497"/>
+      </w:tblGrid>
+      <w:tr>
+        <w:trPr>
+          <w:trHeight w:val="408"/>
+        </w:trPr>
+        <w:tc>
+          <w:tcPr>
+            <w:tcW w:w="2988" w:type="dxa"/>
+            <w:tcBorders>
+              <w:top w:val="nil"/>
+              <w:left w:val="single" w:sz="4" w:space="0" w:color="2F75B5"/>
+              <w:bottom w:val="single" w:sz="4" w:space="0" w:color="2F75B5"/>
+              <w:right w:val="single" w:sz="4" w:space="0" w:color="FFFFFF"/>
+            </w:tcBorders>
+            <w:shd w:val="clear" w:color="000000" w:fill="2F75B5"/>
+            <w:noWrap/>
+            <w:vAlign w:val="center"/>
+          </w:tcPr>
+          <w:p>
+            <w:pPr>
+              <w:spacing w:after="0" w:line="240" w:lineRule="auto"/>
+              <w:rPr>
+                <w:rFonts w:ascii="Microsoft YaHei" w:eastAsia="Microsoft YaHei" w:hAnsi="Microsoft YaHei" w:cs="Arial"/>
+                <w:b/>
+                <w:bCs/>
+                <w:color w:val="FFFFFF"/>
+                <w:sz w:val="20"/>
+                <w:szCs w:val="24"/>
+                <w:lang w:val="ru-RU" w:eastAsia="en-AU"/>
+              </w:rPr>
+            </w:pPr>
+            <w:proofErr w:type="spellStart"/>
+            <w:r>
+              <w:rPr>
+                <w:rFonts w:ascii="Microsoft YaHei" w:eastAsia="Microsoft YaHei" w:hAnsi="Microsoft YaHei" w:cs="Arial" w:hint="eastAsia"/>
+                <w:b/>
+                <w:bCs/>
+                <w:color w:val="FFFFFF"/>
+                <w:sz w:val="20"/>
+                <w:szCs w:val="24"/>
+                <w:lang w:val="ru-RU" w:eastAsia="en-AU"/>
+              </w:rPr>
+              <w:t>Поле</w:t>
+            </w:r>
+            <w:proofErr w:type="spellEnd"/>
+          </w:p>
+        </w:tc>
+        <w:tc>
+          <w:tcPr>
+            <w:tcW w:w="7497" w:type="dxa"/>
+            <w:tcBorders>
+              <w:top w:val="nil"/>
+              <w:left w:val="nil"/>
+              <w:bottom w:val="single" w:sz="4" w:space="0" w:color="2F75B5"/>
+              <w:right w:val="single" w:sz="4" w:space="0" w:color="2F75B5"/>
+            </w:tcBorders>
+            <w:shd w:val="clear" w:color="000000" w:fill="2F75B5"/>
+            <w:noWrap/>
+            <w:vAlign w:val="center"/>
+          </w:tcPr>
+          <w:p>
+            <w:pPr>
+              <w:spacing w:after="0" w:line="240" w:lineRule="auto"/>
+              <w:rPr>
+                <w:rFonts w:ascii="Microsoft YaHei" w:eastAsia="Microsoft YaHei" w:hAnsi="Microsoft YaHei" w:cs="Arial"/>
+                <w:b/>
+                <w:bCs/>
+                <w:color w:val="FFFFFF"/>
+                <w:sz w:val="20"/>
+                <w:szCs w:val="24"/>
+                <w:lang w:val="ru-RU" w:eastAsia="en-AU"/>
+              </w:rPr>
+            </w:pPr>
+            <w:proofErr w:type="spellStart"/>
+            <w:r>
+              <w:rPr>
+                <w:rFonts w:ascii="Microsoft YaHei" w:eastAsia="Microsoft YaHei" w:hAnsi="Microsoft YaHei" w:cs="Arial" w:hint="eastAsia"/>
+                <w:b/>
+                <w:bCs/>
+                <w:color w:val="FFFFFF"/>
+                <w:sz w:val="20"/>
+                <w:szCs w:val="24"/>
+                <w:lang w:val="ru-RU" w:eastAsia="en-AU"/>
+              </w:rPr>
+              <w:t>Описание</w:t>
+            </w:r>
+            <w:proofErr w:type="spellEnd"/>
+          </w:p>
+        </w:tc>
+      </w:tr>
+      <w:tr>
+        <w:trPr>
+          <w:trHeight w:val="71"/>
+        </w:trPr>
+        <w:tc>
+          <w:tcPr>
+            <w:tcW w:w="2988" w:type="dxa"/>
+            <w:tcBorders>
+              <w:top w:val="nil"/>
+              <w:left w:val="single" w:sz="4" w:space="0" w:color="1F4E78"/>
+              <w:bottom w:val="single" w:sz="4" w:space="0" w:color="1F4E78"/>
+              <w:right w:val="single" w:sz="4" w:space="0" w:color="1F4E78"/>
+            </w:tcBorders>
+            <w:vAlign w:val="center"/>
+          </w:tcPr>
+          <w:p>
+            <w:pPr>
+              <w:spacing w:after="0" w:line="240" w:lineRule="auto"/>
+              <w:rPr>
+                <w:rFonts w:ascii="Microsoft YaHei" w:eastAsia="Microsoft YaHei" w:hAnsi="Microsoft YaHei" w:cs="Arial"/>
+                <w:b/>
+                <w:bCs/>
+                <w:color w:val="222222"/>
+                <w:sz w:val="20"/>
+                <w:szCs w:val="20"/>
+                <w:lang w:val="ru-RU" w:eastAsia="en-AU"/>
+              </w:rPr>
+            </w:pPr>
+            <w:proofErr w:type="spellStart"/>
+            <w:r>
+              <w:rPr>
+                <w:rFonts w:ascii="Microsoft YaHei" w:eastAsia="Microsoft YaHei" w:hAnsi="Microsoft YaHei" w:cs="Arial" w:hint="eastAsia"/>
+                <w:b/>
+                <w:bCs/>
+                <w:color w:val="222222"/>
+                <w:sz w:val="20"/>
+                <w:szCs w:val="20"/>
+                <w:lang w:val="ru-RU" w:eastAsia="en-AU"/>
+              </w:rPr>
+              <w:t>Название</w:t>
+            </w:r>
+            <w:proofErr w:type="spellEnd"/>
+            <w:r>
+              <w:rPr>
+                <w:rFonts w:ascii="Microsoft YaHei" w:eastAsia="Microsoft YaHei" w:hAnsi="Microsoft YaHei" w:cs="Arial"/>
+                <w:b/>
+                <w:bCs/>
+                <w:color w:val="222222"/>
+                <w:sz w:val="20"/>
+                <w:szCs w:val="20"/>
+                <w:lang w:val="ru-RU" w:eastAsia="en-AU"/>
+              </w:rPr>
+              <w:t xml:space="preserve"> </w:t>
+            </w:r>
+            <w:proofErr w:type="spellStart"/>
+            <w:r>
+              <w:rPr>
+                <w:rFonts w:ascii="Microsoft YaHei" w:eastAsia="Microsoft YaHei" w:hAnsi="Microsoft YaHei" w:cs="Arial" w:hint="eastAsia"/>
+                <w:b/>
+                <w:bCs/>
+                <w:color w:val="222222"/>
+                <w:sz w:val="20"/>
+                <w:szCs w:val="20"/>
+                <w:lang w:val="ru-RU" w:eastAsia="en-AU"/>
+              </w:rPr>
+              <w:t>проекта</w:t>
+            </w:r>
+            <w:proofErr w:type="spellEnd"/>
+          </w:p>
+        </w:tc>
+        <w:tc>
+          <w:tcPr>
+            <w:tcW w:w="7497" w:type="dxa"/>
+            <w:tcBorders>
+              <w:top w:val="nil"/>
+              <w:left w:val="nil"/>
+              <w:bottom w:val="single" w:sz="4" w:space="0" w:color="1F4E78"/>
+              <w:right w:val="single" w:sz="4" w:space="0" w:color="1F4E78"/>
+            </w:tcBorders>
+            <w:vAlign w:val="center"/>
+          </w:tcPr>
+          <w:p>
+            <w:pPr>
+              <w:spacing w:after="0" w:line="240" w:lineRule="auto"/>
+              <w:rPr>
+                <w:rFonts w:ascii="Microsoft YaHei" w:eastAsia="Microsoft YaHei" w:hAnsi="Microsoft YaHei" w:cs="Arial"/>
+                <w:sz w:val="20"/>
+                <w:szCs w:val="20"/>
+                <w:lang w:val="ru-RU" w:eastAsia="en-AU"/>
+              </w:rPr>
+            </w:pPr>
+            <w:proofErr w:type="spellStart"/>
+            <w:r>
+              <w:rPr>
+                <w:rFonts w:ascii="Microsoft YaHei" w:eastAsia="Microsoft YaHei" w:hAnsi="Microsoft YaHei" w:cs="Arial"/>
+                <w:sz w:val="20"/>
+                <w:szCs w:val="20"/>
+                <w:lang w:val="en-AU" w:eastAsia="en-AU"/>
+              </w:rPr>
+              <w:t>DemoPosuda</w:t>
+            </w:r>
+            <w:proofErr w:type="spellEnd"/>
+          </w:p>
+        </w:tc>
+      </w:tr>
+      <w:tr>
+        <w:trPr>
+          <w:trHeight w:val="233"/>
+        </w:trPr>
+        <w:tc>
+          <w:tcPr>
+            <w:tcW w:w="2988" w:type="dxa"/>
+            <w:tcBorders>
+              <w:top w:val="nil"/>
+              <w:left w:val="single" w:sz="4" w:space="0" w:color="1F4E78"/>
+              <w:bottom w:val="single" w:sz="4" w:space="0" w:color="1F4E78"/>
+              <w:right w:val="single" w:sz="4" w:space="0" w:color="1F4E78"/>
+            </w:tcBorders>
+            <w:vAlign w:val="center"/>
+          </w:tcPr>
+          <w:p>
+            <w:pPr>
+              <w:spacing w:after="0" w:line="240" w:lineRule="auto"/>
+              <w:rPr>
+                <w:rFonts w:ascii="Microsoft YaHei" w:eastAsia="Microsoft YaHei" w:hAnsi="Microsoft YaHei" w:cs="Arial"/>
+                <w:b/>
+                <w:bCs/>
+                <w:color w:val="222222"/>
+                <w:sz w:val="20"/>
+                <w:szCs w:val="20"/>
+                <w:lang w:val="ru-RU" w:eastAsia="en-AU"/>
+              </w:rPr>
+            </w:pPr>
+            <w:proofErr w:type="spellStart"/>
+            <w:r>
+              <w:rPr>
+                <w:rFonts w:ascii="Microsoft YaHei" w:eastAsia="Microsoft YaHei" w:hAnsi="Microsoft YaHei" w:cs="Arial" w:hint="eastAsia"/>
+                <w:b/>
+                <w:bCs/>
+                <w:color w:val="222222"/>
+                <w:sz w:val="20"/>
+                <w:szCs w:val="20"/>
+                <w:lang w:val="ru-RU" w:eastAsia="en-AU"/>
+              </w:rPr>
+              <w:t>Рабочая</w:t>
+            </w:r>
+            <w:proofErr w:type="spellEnd"/>
+            <w:r>
+              <w:rPr>
+                <w:rFonts w:ascii="Microsoft YaHei" w:eastAsia="Microsoft YaHei" w:hAnsi="Microsoft YaHei" w:cs="Arial"/>
+                <w:b/>
+                <w:bCs/>
+                <w:color w:val="222222"/>
+                <w:sz w:val="20"/>
+                <w:szCs w:val="20"/>
+                <w:lang w:val="ru-RU" w:eastAsia="en-AU"/>
+              </w:rPr>
+              <w:t xml:space="preserve"> версия</w:t>
+            </w:r>
+          </w:p>
+        </w:tc>
+        <w:tc>
+          <w:tcPr>
+            <w:tcW w:w="7497" w:type="dxa"/>
+            <w:tcBorders>
+              <w:top w:val="nil"/>
+              <w:left w:val="nil"/>
+              <w:bottom w:val="single" w:sz="4" w:space="0" w:color="1F4E78"/>
+              <w:right w:val="single" w:sz="4" w:space="0" w:color="1F4E78"/>
+            </w:tcBorders>
+            <w:vAlign w:val="center"/>
+          </w:tcPr>
+          <w:p>
+            <w:pPr>
+              <w:spacing w:after="0" w:line="240" w:lineRule="auto"/>
+              <w:rPr>
+                <w:rFonts w:ascii="Microsoft YaHei" w:eastAsia="Microsoft YaHei" w:hAnsi="Microsoft YaHei" w:cs="Arial"/>
+                <w:sz w:val="20"/>
+                <w:szCs w:val="20"/>
+                <w:lang w:val="ru-RU" w:eastAsia="en-AU"/>
+              </w:rPr>
+            </w:pPr>
+            <w:r>
+              <w:rPr>
+                <w:rFonts w:ascii="Microsoft YaHei" w:eastAsia="Microsoft YaHei" w:hAnsi="Microsoft YaHei" w:cs="Arial"/>
+                <w:sz w:val="20"/>
+                <w:szCs w:val="20"/>
+                <w:lang w:val="ru-RU" w:eastAsia="en-AU"/>
+              </w:rPr>
+              <w:t>1.0.0.0</w:t>
+            </w:r>
+          </w:p>
+        </w:tc>
+      </w:tr>
+      <w:tr>
+        <w:trPr>
+          <w:trHeight w:val="52"/>
+        </w:trPr>
+        <w:tc>
+          <w:tcPr>
+            <w:tcW w:w="2988" w:type="dxa"/>
+            <w:tcBorders>
+              <w:top w:val="nil"/>
+              <w:left w:val="single" w:sz="4" w:space="0" w:color="1F4E78"/>
+              <w:bottom w:val="single" w:sz="4" w:space="0" w:color="1F4E78"/>
+              <w:right w:val="single" w:sz="4" w:space="0" w:color="1F4E78"/>
+            </w:tcBorders>
+            <w:vAlign w:val="center"/>
+          </w:tcPr>
+          <w:p>
+            <w:pPr>
+              <w:spacing w:after="0" w:line="240" w:lineRule="auto"/>
+              <w:rPr>
+                <w:rFonts w:ascii="Microsoft YaHei" w:eastAsia="Microsoft YaHei" w:hAnsi="Microsoft YaHei" w:cs="Arial"/>
+                <w:b/>
+                <w:bCs/>
+                <w:color w:val="222222"/>
+                <w:sz w:val="20"/>
+                <w:szCs w:val="20"/>
+                <w:lang w:val="ru-RU" w:eastAsia="en-AU"/>
+              </w:rPr>
+            </w:pPr>
+            <w:proofErr w:type="spellStart"/>
+            <w:r>
+              <w:rPr>
+                <w:rFonts w:ascii="Microsoft YaHei" w:eastAsia="Microsoft YaHei" w:hAnsi="Microsoft YaHei" w:cs="Arial" w:hint="eastAsia"/>
+                <w:b/>
+                <w:bCs/>
+                <w:color w:val="222222"/>
+                <w:sz w:val="20"/>
+                <w:szCs w:val="20"/>
+                <w:lang w:val="ru-RU" w:eastAsia="en-AU"/>
+              </w:rPr>
+              <w:t>Имя</w:t>
+            </w:r>
+            <w:proofErr w:type="spellEnd"/>
+            <w:r>
+              <w:rPr>
+                <w:rFonts w:ascii="Microsoft YaHei" w:eastAsia="Microsoft YaHei" w:hAnsi="Microsoft YaHei" w:cs="Arial"/>
+                <w:b/>
+                <w:bCs/>
+                <w:color w:val="222222"/>
+                <w:sz w:val="20"/>
+                <w:szCs w:val="20"/>
+                <w:lang w:val="ru-RU" w:eastAsia="en-AU"/>
+              </w:rPr>
+              <w:t xml:space="preserve"> тестирующего</w:t>
+            </w:r>
+          </w:p>
+        </w:tc>
+        <w:tc>
+          <w:tcPr>
+            <w:tcW w:w="7497" w:type="dxa"/>
+            <w:tcBorders>
+              <w:top w:val="nil"/>
+              <w:left w:val="nil"/>
+              <w:bottom w:val="single" w:sz="4" w:space="0" w:color="1F4E78"/>
+              <w:right w:val="single" w:sz="4" w:space="0" w:color="1F4E78"/>
+            </w:tcBorders>
+            <w:vAlign w:val="center"/>
+          </w:tcPr>
+          <w:p>
+            <w:pPr>
+              <w:spacing w:after="0" w:line="240" w:lineRule="auto"/>
+              <w:rPr>
+                <w:rFonts w:ascii="Microsoft YaHei" w:eastAsia="Microsoft YaHei" w:hAnsi="Microsoft YaHei" w:cs="Arial"/>
+                <w:sz w:val="20"/>
+                <w:szCs w:val="20"/>
+                <w:lang w:val="ru-RU" w:eastAsia="en-AU"/>
+              </w:rPr>
+            </w:pPr>
+            <w:r>
+              <w:rPr>
+                <w:rFonts w:ascii="Microsoft YaHei" w:eastAsia="Microsoft YaHei" w:hAnsi="Microsoft YaHei" w:cs="Arial"/>
+                <w:sz w:val="20"/>
+                <w:szCs w:val="20"/>
+                <w:lang w:val="ru-RU" w:eastAsia="en-AU"/>
+              </w:rPr>
+              <w:t>Алина</w:t>
+            </w:r>
+          </w:p>
+        </w:tc>
+      </w:tr>
+      <w:tr>
+        <w:trPr>
+          <w:trHeight w:val="52"/>
+        </w:trPr>
+        <w:tc>
+          <w:tcPr>
+            <w:tcW w:w="2988" w:type="dxa"/>
+            <w:tcBorders>
+              <w:top w:val="nil"/>
+              <w:left w:val="single" w:sz="4" w:space="0" w:color="1F4E78"/>
+              <w:bottom w:val="single" w:sz="4" w:space="0" w:color="1F4E78"/>
+              <w:right w:val="single" w:sz="4" w:space="0" w:color="1F4E78"/>
+            </w:tcBorders>
+            <w:vAlign w:val="center"/>
+          </w:tcPr>
+          <w:p>
+            <w:pPr>
+              <w:spacing w:after="0" w:line="240" w:lineRule="auto"/>
+              <w:rPr>
+                <w:rFonts w:ascii="Microsoft YaHei" w:eastAsia="Microsoft YaHei" w:hAnsi="Microsoft YaHei" w:cs="Arial"/>
+                <w:b/>
+                <w:bCs/>
+                <w:color w:val="222222"/>
+                <w:sz w:val="20"/>
+                <w:szCs w:val="20"/>
+                <w:lang w:val="en-US" w:eastAsia="en-AU"/>
+              </w:rPr>
+            </w:pPr>
+            <w:proofErr w:type="spellStart"/>
+            <w:r>
+              <w:rPr>
+                <w:rFonts w:ascii="Microsoft YaHei" w:eastAsia="Microsoft YaHei" w:hAnsi="Microsoft YaHei" w:cs="Arial" w:hint="eastAsia"/>
+                <w:b/>
+                <w:bCs/>
+                <w:color w:val="222222"/>
+                <w:sz w:val="20"/>
+                <w:szCs w:val="20"/>
+                <w:lang w:val="ru-RU" w:eastAsia="en-AU"/>
+              </w:rPr>
+              <w:t>Дата</w:t>
+            </w:r>
+            <w:proofErr w:type="spellEnd"/>
+            <w:r>
+              <w:rPr>
+                <w:rFonts w:ascii="Microsoft YaHei" w:eastAsia="Microsoft YaHei" w:hAnsi="Microsoft YaHei" w:cs="Arial"/>
+                <w:b/>
+                <w:bCs/>
+                <w:color w:val="222222"/>
+                <w:sz w:val="20"/>
+                <w:szCs w:val="20"/>
+                <w:lang w:val="en-US" w:eastAsia="en-AU"/>
+              </w:rPr>
+              <w:t>(</w:t>
+            </w:r>
+            <w:r>
+              <w:rPr>
+                <w:rFonts w:ascii="Microsoft YaHei" w:eastAsia="Microsoft YaHei" w:hAnsi="Microsoft YaHei" w:cs="Arial" w:hint="eastAsia"/>
+                <w:b/>
+                <w:bCs/>
+                <w:color w:val="222222"/>
+                <w:sz w:val="20"/>
+                <w:szCs w:val="20"/>
+                <w:lang w:val="ru-RU" w:eastAsia="en-AU"/>
+              </w:rPr>
+              <w:t>ы</w:t>
+            </w:r>
+            <w:r>
+              <w:rPr>
+                <w:rFonts w:ascii="Microsoft YaHei" w:eastAsia="Microsoft YaHei" w:hAnsi="Microsoft YaHei" w:cs="Arial"/>
+                <w:b/>
+                <w:bCs/>
+                <w:color w:val="222222"/>
+                <w:sz w:val="20"/>
+                <w:szCs w:val="20"/>
+                <w:lang w:val="en-US" w:eastAsia="en-AU"/>
+              </w:rPr>
+              <w:t xml:space="preserve">) </w:t>
+            </w:r>
+            <w:proofErr w:type="spellStart"/>
+            <w:r>
+              <w:rPr>
+                <w:rFonts w:ascii="Microsoft YaHei" w:eastAsia="Microsoft YaHei" w:hAnsi="Microsoft YaHei" w:cs="Arial" w:hint="eastAsia"/>
+                <w:b/>
+                <w:bCs/>
+                <w:color w:val="222222"/>
+                <w:sz w:val="20"/>
+                <w:szCs w:val="20"/>
+                <w:lang w:val="ru-RU" w:eastAsia="en-AU"/>
+              </w:rPr>
+              <w:t>теста</w:t>
+            </w:r>
+            <w:proofErr w:type="spellEnd"/>
+          </w:p>
+        </w:tc>
+        <w:tc>
+          <w:tcPr>
+            <w:tcW w:w="7497" w:type="dxa"/>
+            <w:tcBorders>
+              <w:top w:val="nil"/>
+              <w:left w:val="nil"/>
+              <w:bottom w:val="single" w:sz="4" w:space="0" w:color="1F4E78"/>
+              <w:right w:val="single" w:sz="4" w:space="0" w:color="1F4E78"/>
+            </w:tcBorders>
+            <w:vAlign w:val="center"/>
+          </w:tcPr>
+          <w:p>
+            <w:pPr>
+              <w:spacing w:after="0" w:line="240" w:lineRule="auto"/>
+              <w:rPr>
+                <w:rFonts w:ascii="Microsoft YaHei" w:eastAsia="Microsoft YaHei" w:hAnsi="Microsoft YaHei" w:cs="Arial"/>
+                <w:sz w:val="20"/>
+                <w:szCs w:val="20"/>
+                <w:lang w:val="ru-RU" w:eastAsia="en-AU"/>
+              </w:rPr>
+            </w:pPr>
+            <w:r>
+              <w:rPr>
+                <w:rFonts w:ascii="Microsoft YaHei" w:eastAsia="Microsoft YaHei" w:hAnsi="Microsoft YaHei" w:cs="Arial"/>
+                <w:sz w:val="20"/>
+                <w:szCs w:val="20"/>
+                <w:lang w:val="ru-RU" w:eastAsia="en-AU"/>
+              </w:rPr>
+              <w:t xml:space="preserve">28.01.2025 </w:t>
+            </w:r>
+          </w:p>
+        </w:tc>
+      </w:tr>
+      <w:tr>
+        <w:trPr>
+          <w:trHeight w:val="52"/>
+        </w:trPr>
+        <w:tc>
+          <w:tcPr>
+            <w:tcW w:w="2988" w:type="dxa"/>
+            <w:tcBorders>
+              <w:top w:val="nil"/>
+              <w:left w:val="single" w:sz="4" w:space="0" w:color="1F4E78"/>
+              <w:bottom w:val="single" w:sz="4" w:space="0" w:color="1F4E78"/>
+              <w:right w:val="single" w:sz="4" w:space="0" w:color="1F4E78"/>
+            </w:tcBorders>
+            <w:vAlign w:val="center"/>
+          </w:tcPr>
+          <w:p>
+            <w:pPr>
+              <w:spacing w:after="0" w:line="240" w:lineRule="auto"/>
+              <w:rPr>
+                <w:rFonts w:ascii="Microsoft YaHei" w:eastAsia="Microsoft YaHei" w:hAnsi="Microsoft YaHei" w:cs="Arial"/>
+                <w:b/>
+                <w:bCs/>
+                <w:color w:val="222222"/>
+                <w:sz w:val="20"/>
+                <w:szCs w:val="20"/>
+                <w:lang w:val="ru-RU" w:eastAsia="en-AU"/>
+              </w:rPr>
+            </w:pPr>
+            <w:proofErr w:type="spellStart"/>
+            <w:r>
+              <w:rPr>
+                <w:rFonts w:ascii="Microsoft YaHei" w:eastAsia="Microsoft YaHei" w:hAnsi="Microsoft YaHei" w:cs="Arial" w:hint="eastAsia"/>
+                <w:b/>
+                <w:bCs/>
+                <w:color w:val="222222"/>
+                <w:sz w:val="20"/>
+                <w:szCs w:val="20"/>
+                <w:lang w:val="ru-RU" w:eastAsia="en-AU"/>
+              </w:rPr>
+              <w:t>Тестовый</w:t>
+            </w:r>
+            <w:proofErr w:type="spellEnd"/>
+            <w:r>
+              <w:rPr>
+                <w:rFonts w:ascii="Microsoft YaHei" w:eastAsia="Microsoft YaHei" w:hAnsi="Microsoft YaHei" w:cs="Arial"/>
+                <w:b/>
+                <w:bCs/>
+                <w:color w:val="222222"/>
+                <w:sz w:val="20"/>
+                <w:szCs w:val="20"/>
+                <w:lang w:val="ru-RU" w:eastAsia="en-AU"/>
+              </w:rPr>
+              <w:t xml:space="preserve"> пример</w:t>
+            </w:r>
+            <w:r>
+              <w:rPr>
+                <w:rFonts w:ascii="Microsoft YaHei" w:eastAsia="Microsoft YaHei" w:hAnsi="Microsoft YaHei" w:cs="Arial"/>
+                <w:b/>
+                <w:bCs/>
+                <w:color w:val="222222"/>
+                <w:sz w:val="20"/>
+                <w:szCs w:val="20"/>
+                <w:lang w:val="ru-RU" w:eastAsia="en-AU"/>
+              </w:rPr>
+              <w:t xml:space="preserve"> #</w:t>
+            </w:r>
+          </w:p>
+        </w:tc>
+        <w:tc>
+          <w:tcPr>
+            <w:tcW w:w="7497" w:type="dxa"/>
+            <w:tcBorders>
+              <w:top w:val="nil"/>
+              <w:left w:val="nil"/>
+              <w:bottom w:val="single" w:sz="4" w:space="0" w:color="1F4E78"/>
+              <w:right w:val="single" w:sz="4" w:space="0" w:color="1F4E78"/>
+            </w:tcBorders>
+            <w:vAlign w:val="center"/>
+          </w:tcPr>
+          <w:p>
+            <w:pPr>
+              <w:spacing w:after="0" w:line="240" w:lineRule="auto"/>
+              <w:rPr>
+                <w:rFonts w:ascii="Microsoft YaHei" w:eastAsia="Microsoft YaHei" w:hAnsi="Microsoft YaHei" w:cs="Arial"/>
+                <w:sz w:val="20"/>
+                <w:szCs w:val="20"/>
+                <w:lang w:val="en-US" w:eastAsia="en-AU"/>
+              </w:rPr>
+            </w:pPr>
+            <w:r>
+              <w:rPr>
+                <w:rFonts w:ascii="Microsoft YaHei" w:eastAsia="Microsoft YaHei" w:hAnsi="Microsoft YaHei" w:cs="Arial"/>
+                <w:sz w:val="20"/>
+                <w:szCs w:val="20"/>
+                <w:lang w:val="en-US" w:eastAsia="en-AU"/>
+              </w:rPr>
+              <w:t>TC_AU</w:t>
+            </w:r>
+            <w:r>
+              <w:rPr>
+                <w:rFonts w:ascii="Microsoft YaHei" w:eastAsia="Microsoft YaHei" w:hAnsi="Microsoft YaHei" w:cs="Arial"/>
+                <w:sz w:val="20"/>
+                <w:szCs w:val="20"/>
+                <w:lang w:val="en-US" w:eastAsia="en-AU"/>
+              </w:rPr>
+              <w:t>_</w:t>
+            </w:r>
+            <w:r>
+              <w:rPr>
+                <w:rFonts w:ascii="Microsoft YaHei" w:eastAsia="Microsoft YaHei" w:hAnsi="Microsoft YaHei" w:cs="Arial"/>
+                <w:sz w:val="20"/>
+                <w:szCs w:val="20"/>
+                <w:lang w:val="ru-RU" w:eastAsia="en-AU"/>
+              </w:rPr>
+              <w:t>1</w:t>
+            </w:r>
+          </w:p>
+        </w:tc>
+      </w:tr>
+      <w:tr>
+        <w:trPr>
+          <w:trHeight w:val="173"/>
+        </w:trPr>
+        <w:tc>
+          <w:tcPr>
+            <w:tcW w:w="2988" w:type="dxa"/>
+            <w:tcBorders>
+              <w:top w:val="nil"/>
+              <w:left w:val="single" w:sz="4" w:space="0" w:color="1F4E78"/>
+              <w:bottom w:val="single" w:sz="4" w:space="0" w:color="1F4E78"/>
+              <w:right w:val="single" w:sz="4" w:space="0" w:color="1F4E78"/>
+            </w:tcBorders>
+            <w:vAlign w:val="center"/>
+          </w:tcPr>
+          <w:p>
+            <w:pPr>
+              <w:spacing w:after="0" w:line="240" w:lineRule="auto"/>
+              <w:rPr>
+                <w:rFonts w:ascii="Microsoft YaHei" w:eastAsia="Microsoft YaHei" w:hAnsi="Microsoft YaHei" w:cs="Arial"/>
+                <w:b/>
+                <w:bCs/>
+                <w:color w:val="222222"/>
+                <w:sz w:val="20"/>
+                <w:szCs w:val="20"/>
+                <w:lang w:val="ru-RU" w:eastAsia="en-AU"/>
+              </w:rPr>
+            </w:pPr>
+            <w:proofErr w:type="spellStart"/>
+            <w:r>
+              <w:rPr>
+                <w:rFonts w:ascii="Microsoft YaHei" w:eastAsia="Microsoft YaHei" w:hAnsi="Microsoft YaHei" w:cs="Arial" w:hint="eastAsia"/>
+                <w:b/>
+                <w:bCs/>
+                <w:color w:val="222222"/>
+                <w:sz w:val="20"/>
+                <w:szCs w:val="20"/>
+                <w:lang w:val="ru-RU" w:eastAsia="en-AU"/>
+              </w:rPr>
+              <w:t>Приоритет</w:t>
+            </w:r>
+            <w:proofErr w:type="spellEnd"/>
+            <w:r>
+              <w:rPr>
+                <w:rFonts w:ascii="Microsoft YaHei" w:eastAsia="Microsoft YaHei" w:hAnsi="Microsoft YaHei" w:cs="Arial"/>
+                <w:b/>
+                <w:bCs/>
+                <w:color w:val="222222"/>
+                <w:sz w:val="20"/>
+                <w:szCs w:val="20"/>
+                <w:lang w:val="ru-RU" w:eastAsia="en-AU"/>
+              </w:rPr>
+              <w:t xml:space="preserve"> </w:t>
+            </w:r>
+            <w:proofErr w:type="spellStart"/>
+            <w:r>
+              <w:rPr>
+                <w:rFonts w:ascii="Microsoft YaHei" w:eastAsia="Microsoft YaHei" w:hAnsi="Microsoft YaHei" w:cs="Arial" w:hint="eastAsia"/>
+                <w:b/>
+                <w:bCs/>
+                <w:color w:val="222222"/>
+                <w:sz w:val="20"/>
+                <w:szCs w:val="20"/>
+                <w:lang w:val="ru-RU" w:eastAsia="en-AU"/>
+              </w:rPr>
+              <w:t>тестирования</w:t>
+            </w:r>
+            <w:proofErr w:type="spellEnd"/>
+          </w:p>
+          <w:p>
+            <w:pPr>
+              <w:spacing w:after="0" w:line="240" w:lineRule="auto"/>
+              <w:rPr>
+                <w:rFonts w:ascii="Microsoft YaHei" w:eastAsia="Microsoft YaHei" w:hAnsi="Microsoft YaHei" w:cs="Arial"/>
+                <w:i/>
+                <w:iCs/>
+                <w:color w:val="222222"/>
+                <w:sz w:val="20"/>
+                <w:szCs w:val="20"/>
+                <w:lang w:val="ru-RU" w:eastAsia="en-AU"/>
+              </w:rPr>
+            </w:pPr>
+            <w:r>
+              <w:rPr>
+                <w:rFonts w:ascii="Microsoft YaHei" w:eastAsia="Microsoft YaHei" w:hAnsi="Microsoft YaHei" w:cs="Arial"/>
+                <w:i/>
+                <w:iCs/>
+                <w:color w:val="222222"/>
+                <w:sz w:val="20"/>
+                <w:szCs w:val="20"/>
+                <w:lang w:val="ru-RU" w:eastAsia="en-AU"/>
+              </w:rPr>
+              <w:t>(</w:t>
+            </w:r>
+            <w:proofErr w:type="spellStart"/>
+            <w:r>
+              <w:rPr>
+                <w:rFonts w:ascii="Microsoft YaHei" w:eastAsia="Microsoft YaHei" w:hAnsi="Microsoft YaHei" w:cs="Arial" w:hint="eastAsia"/>
+                <w:i/>
+                <w:iCs/>
+                <w:color w:val="222222"/>
+                <w:sz w:val="20"/>
+                <w:szCs w:val="20"/>
+                <w:lang w:val="ru-RU" w:eastAsia="en-AU"/>
+              </w:rPr>
+              <w:t>Низкий</w:t>
+            </w:r>
+            <w:proofErr w:type="spellEnd"/>
+            <w:r>
+              <w:rPr>
+                <w:rFonts w:ascii="Microsoft YaHei" w:eastAsia="Microsoft YaHei" w:hAnsi="Microsoft YaHei" w:cs="Arial"/>
+                <w:i/>
+                <w:iCs/>
+                <w:color w:val="222222"/>
+                <w:sz w:val="20"/>
+                <w:szCs w:val="20"/>
+                <w:lang w:val="ru-RU" w:eastAsia="en-AU"/>
+              </w:rPr>
+              <w:t>/</w:t>
+            </w:r>
+            <w:proofErr w:type="spellStart"/>
+            <w:r>
+              <w:rPr>
+                <w:rFonts w:ascii="Microsoft YaHei" w:eastAsia="Microsoft YaHei" w:hAnsi="Microsoft YaHei" w:cs="Arial" w:hint="eastAsia"/>
+                <w:i/>
+                <w:iCs/>
+                <w:color w:val="222222"/>
+                <w:sz w:val="20"/>
+                <w:szCs w:val="20"/>
+                <w:lang w:val="ru-RU" w:eastAsia="en-AU"/>
+              </w:rPr>
+              <w:t>Средний</w:t>
+            </w:r>
+            <w:proofErr w:type="spellEnd"/>
+            <w:r>
+              <w:rPr>
+                <w:rFonts w:ascii="Microsoft YaHei" w:eastAsia="Microsoft YaHei" w:hAnsi="Microsoft YaHei" w:cs="Arial"/>
+                <w:i/>
+                <w:iCs/>
+                <w:color w:val="222222"/>
+                <w:sz w:val="20"/>
+                <w:szCs w:val="20"/>
+                <w:lang w:val="ru-RU" w:eastAsia="en-AU"/>
+              </w:rPr>
+              <w:t>/</w:t>
+            </w:r>
+            <w:proofErr w:type="spellStart"/>
+            <w:r>
+              <w:rPr>
+                <w:rFonts w:ascii="Microsoft YaHei" w:eastAsia="Microsoft YaHei" w:hAnsi="Microsoft YaHei" w:cs="Arial" w:hint="eastAsia"/>
+                <w:i/>
+                <w:iCs/>
+                <w:color w:val="222222"/>
+                <w:sz w:val="20"/>
+                <w:szCs w:val="20"/>
+                <w:lang w:val="ru-RU" w:eastAsia="en-AU"/>
+              </w:rPr>
+              <w:t>Высокий</w:t>
+            </w:r>
+            <w:proofErr w:type="spellEnd"/>
+            <w:r>
+              <w:rPr>
+                <w:rFonts w:ascii="Microsoft YaHei" w:eastAsia="Microsoft YaHei" w:hAnsi="Microsoft YaHei" w:cs="Arial"/>
+                <w:i/>
+                <w:iCs/>
+                <w:color w:val="222222"/>
+                <w:sz w:val="20"/>
+                <w:szCs w:val="20"/>
+                <w:lang w:val="ru-RU" w:eastAsia="en-AU"/>
+              </w:rPr>
+              <w:t>)</w:t>
+            </w:r>
+          </w:p>
+        </w:tc>
+        <w:tc>
+          <w:tcPr>
+            <w:tcW w:w="7497" w:type="dxa"/>
+            <w:tcBorders>
+              <w:top w:val="nil"/>
+              <w:left w:val="nil"/>
+              <w:bottom w:val="single" w:sz="4" w:space="0" w:color="1F4E78"/>
+              <w:right w:val="single" w:sz="4" w:space="0" w:color="1F4E78"/>
+            </w:tcBorders>
+            <w:vAlign w:val="center"/>
+          </w:tcPr>
+          <w:p>
+            <w:pPr>
+              <w:spacing w:after="0" w:line="240" w:lineRule="auto"/>
+              <w:rPr>
+                <w:rFonts w:ascii="Microsoft YaHei" w:eastAsia="Microsoft YaHei" w:hAnsi="Microsoft YaHei" w:cs="Arial"/>
+                <w:sz w:val="20"/>
+                <w:szCs w:val="20"/>
+                <w:lang w:val="en-US" w:eastAsia="en-AU"/>
+              </w:rPr>
+            </w:pPr>
+            <w:r>
+              <w:rPr>
+                <w:rFonts w:ascii="Microsoft YaHei" w:eastAsia="Microsoft YaHei" w:hAnsi="Microsoft YaHei" w:cs="Arial"/>
+                <w:sz w:val="20"/>
+                <w:szCs w:val="20"/>
+                <w:lang w:val="ru-RU" w:eastAsia="en-AU"/>
+              </w:rPr>
+              <w:t>Средний</w:t>
+            </w:r>
+          </w:p>
+        </w:tc>
+      </w:tr>
+      <w:tr>
+        <w:trPr>
+          <w:trHeight w:val="52"/>
+        </w:trPr>
+        <w:tc>
+          <w:tcPr>
+            <w:tcW w:w="2988" w:type="dxa"/>
+            <w:tcBorders>
+              <w:top w:val="nil"/>
+              <w:left w:val="single" w:sz="4" w:space="0" w:color="1F4E78"/>
+              <w:bottom w:val="single" w:sz="4" w:space="0" w:color="1F4E78"/>
+              <w:right w:val="single" w:sz="4" w:space="0" w:color="1F4E78"/>
+            </w:tcBorders>
+            <w:vAlign w:val="center"/>
+          </w:tcPr>
+          <w:p>
+            <w:pPr>
+              <w:spacing w:after="0" w:line="240" w:lineRule="auto"/>
+              <w:rPr>
+                <w:rFonts w:ascii="Microsoft YaHei" w:eastAsia="Microsoft YaHei" w:hAnsi="Microsoft YaHei" w:cs="Arial"/>
+                <w:b/>
+                <w:bCs/>
+                <w:color w:val="222222"/>
+                <w:sz w:val="20"/>
+                <w:szCs w:val="20"/>
+                <w:lang w:val="ru-RU" w:eastAsia="en-AU"/>
+              </w:rPr>
+            </w:pPr>
+            <w:proofErr w:type="spellStart"/>
+            <w:r>
+              <w:rPr>
+                <w:rFonts w:ascii="Microsoft YaHei" w:eastAsia="Microsoft YaHei" w:hAnsi="Microsoft YaHei" w:cs="Arial" w:hint="eastAsia"/>
+                <w:b/>
+                <w:bCs/>
+                <w:color w:val="222222"/>
+                <w:sz w:val="20"/>
+                <w:szCs w:val="20"/>
+                <w:lang w:val="ru-RU" w:eastAsia="en-AU"/>
+              </w:rPr>
+              <w:t>Заголовок</w:t>
+            </w:r>
+            <w:proofErr w:type="spellEnd"/>
+            <w:r>
+              <w:rPr>
+                <w:rFonts w:ascii="Microsoft YaHei" w:eastAsia="Microsoft YaHei" w:hAnsi="Microsoft YaHei" w:cs="Arial"/>
+                <w:b/>
+                <w:bCs/>
+                <w:color w:val="222222"/>
+                <w:sz w:val="20"/>
+                <w:szCs w:val="20"/>
+                <w:lang w:val="ru-RU" w:eastAsia="en-AU"/>
+              </w:rPr>
+              <w:t>/название теста</w:t>
+            </w:r>
+          </w:p>
+        </w:tc>
+        <w:tc>
+          <w:tcPr>
+            <w:tcW w:w="7497" w:type="dxa"/>
+            <w:tcBorders>
+              <w:top w:val="nil"/>
+              <w:left w:val="nil"/>
+              <w:bottom w:val="single" w:sz="4" w:space="0" w:color="1F4E78"/>
+              <w:right w:val="single" w:sz="4" w:space="0" w:color="1F4E78"/>
+            </w:tcBorders>
+            <w:vAlign w:val="center"/>
+          </w:tcPr>
+          <w:p>
+            <w:pPr>
+              <w:spacing w:after="0" w:line="240" w:lineRule="auto"/>
+              <w:rPr>
+                <w:rFonts w:ascii="Microsoft YaHei" w:eastAsia="Microsoft YaHei" w:hAnsi="Microsoft YaHei" w:cs="Arial"/>
+                <w:sz w:val="20"/>
+                <w:szCs w:val="20"/>
+                <w:lang w:val="ru-RU" w:eastAsia="en-AU"/>
+              </w:rPr>
+            </w:pPr>
+            <w:r>
+              <w:rPr>
+                <w:rFonts w:ascii="Microsoft YaHei" w:eastAsia="Microsoft YaHei" w:hAnsi="Microsoft YaHei" w:cs="Arial"/>
+                <w:sz w:val="20"/>
+                <w:szCs w:val="20"/>
+                <w:lang w:val="ru-RU" w:eastAsia="en-AU"/>
+              </w:rPr>
+              <w:t>Проверка авторизации как пользователь</w:t>
+            </w:r>
+          </w:p>
+        </w:tc>
+      </w:tr>
+      <w:tr>
+        <w:trPr>
+          <w:trHeight w:val="52"/>
+        </w:trPr>
+        <w:tc>
+          <w:tcPr>
+            <w:tcW w:w="2988" w:type="dxa"/>
+            <w:tcBorders>
+              <w:top w:val="nil"/>
+              <w:left w:val="single" w:sz="4" w:space="0" w:color="1F4E78"/>
+              <w:bottom w:val="single" w:sz="4" w:space="0" w:color="1F4E78"/>
+              <w:right w:val="single" w:sz="4" w:space="0" w:color="1F4E78"/>
+            </w:tcBorders>
+            <w:vAlign w:val="center"/>
+          </w:tcPr>
+          <w:p>
+            <w:pPr>
+              <w:spacing w:after="0" w:line="240" w:lineRule="auto"/>
+              <w:rPr>
+                <w:rFonts w:ascii="Microsoft YaHei" w:eastAsia="Microsoft YaHei" w:hAnsi="Microsoft YaHei" w:cs="Arial"/>
+                <w:b/>
+                <w:bCs/>
+                <w:color w:val="222222"/>
+                <w:sz w:val="20"/>
+                <w:szCs w:val="20"/>
+                <w:lang w:val="ru-RU" w:eastAsia="en-AU"/>
+              </w:rPr>
+            </w:pPr>
+            <w:proofErr w:type="spellStart"/>
+            <w:r>
+              <w:rPr>
+                <w:rFonts w:ascii="Microsoft YaHei" w:eastAsia="Microsoft YaHei" w:hAnsi="Microsoft YaHei" w:cs="Arial" w:hint="eastAsia"/>
+                <w:b/>
+                <w:bCs/>
+                <w:color w:val="222222"/>
+                <w:sz w:val="20"/>
+                <w:szCs w:val="20"/>
+                <w:lang w:val="ru-RU" w:eastAsia="en-AU"/>
+              </w:rPr>
+              <w:t>Краткое</w:t>
+            </w:r>
+            <w:proofErr w:type="spellEnd"/>
+            <w:r>
+              <w:rPr>
+                <w:rFonts w:ascii="Microsoft YaHei" w:eastAsia="Microsoft YaHei" w:hAnsi="Microsoft YaHei" w:cs="Arial"/>
+                <w:b/>
+                <w:bCs/>
+                <w:color w:val="222222"/>
+                <w:sz w:val="20"/>
+                <w:szCs w:val="20"/>
+                <w:lang w:val="ru-RU" w:eastAsia="en-AU"/>
+              </w:rPr>
+              <w:t xml:space="preserve"> изложение теста</w:t>
+            </w:r>
+          </w:p>
+        </w:tc>
+        <w:tc>
+          <w:tcPr>
+            <w:tcW w:w="7497" w:type="dxa"/>
+            <w:tcBorders>
+              <w:top w:val="nil"/>
+              <w:left w:val="nil"/>
+              <w:bottom w:val="single" w:sz="4" w:space="0" w:color="1F4E78"/>
+              <w:right w:val="single" w:sz="4" w:space="0" w:color="1F4E78"/>
+            </w:tcBorders>
+            <w:vAlign w:val="center"/>
+          </w:tcPr>
+          <w:p>
+            <w:pPr>
+              <w:spacing w:after="0" w:line="240" w:lineRule="auto"/>
+              <w:rPr>
+                <w:rFonts w:ascii="Microsoft YaHei" w:eastAsia="Microsoft YaHei" w:hAnsi="Microsoft YaHei" w:cs="Arial"/>
+                <w:sz w:val="20"/>
+                <w:szCs w:val="20"/>
+                <w:lang w:val="ru-RU" w:eastAsia="en-AU"/>
+              </w:rPr>
+            </w:pPr>
+            <w:r>
+              <w:rPr>
+                <w:rFonts w:ascii="Microsoft YaHei" w:eastAsia="Microsoft YaHei" w:hAnsi="Microsoft YaHei" w:cs="Arial"/>
+                <w:sz w:val="20"/>
+                <w:szCs w:val="20"/>
+                <w:lang w:val="ru-RU" w:eastAsia="en-AU"/>
+              </w:rPr>
+              <w:t xml:space="preserve">Программа должна </w:t>
+            </w:r>
+            <w:r>
+              <w:rPr>
+                <w:rFonts w:ascii="Microsoft YaHei" w:eastAsia="Microsoft YaHei" w:hAnsi="Microsoft YaHei" w:cs="Arial"/>
+                <w:sz w:val="20"/>
+                <w:szCs w:val="20"/>
+                <w:lang w:val="ru-RU" w:eastAsia="en-AU"/>
+              </w:rPr>
+              <w:t>отказать пользователю</w:t>
+            </w:r>
+          </w:p>
+        </w:tc>
+      </w:tr>
+      <w:tr>
+        <w:trPr>
+          <w:trHeight w:val="121"/>
+        </w:trPr>
+        <w:tc>
+          <w:tcPr>
+            <w:tcW w:w="2988" w:type="dxa"/>
+            <w:tcBorders>
+              <w:top w:val="nil"/>
+              <w:left w:val="single" w:sz="4" w:space="0" w:color="1F4E78"/>
+              <w:bottom w:val="single" w:sz="4" w:space="0" w:color="1F4E78"/>
+              <w:right w:val="single" w:sz="4" w:space="0" w:color="1F4E78"/>
+            </w:tcBorders>
+            <w:vAlign w:val="center"/>
+          </w:tcPr>
+          <w:p>
+            <w:pPr>
+              <w:spacing w:after="0" w:line="240" w:lineRule="auto"/>
+              <w:rPr>
+                <w:rFonts w:ascii="Microsoft YaHei" w:eastAsia="Microsoft YaHei" w:hAnsi="Microsoft YaHei" w:cs="Arial"/>
+                <w:b/>
+                <w:bCs/>
+                <w:color w:val="222222"/>
+                <w:sz w:val="20"/>
+                <w:szCs w:val="20"/>
+                <w:lang w:val="ru-RU" w:eastAsia="en-AU"/>
+              </w:rPr>
+            </w:pPr>
+            <w:proofErr w:type="spellStart"/>
+            <w:r>
+              <w:rPr>
+                <w:rFonts w:ascii="Microsoft YaHei" w:eastAsia="Microsoft YaHei" w:hAnsi="Microsoft YaHei" w:cs="Arial" w:hint="eastAsia"/>
+                <w:b/>
+                <w:bCs/>
+                <w:color w:val="222222"/>
+                <w:sz w:val="20"/>
+                <w:szCs w:val="20"/>
+                <w:lang w:val="ru-RU" w:eastAsia="en-AU"/>
+              </w:rPr>
+              <w:t>Этапы</w:t>
+            </w:r>
+            <w:proofErr w:type="spellEnd"/>
+            <w:r>
+              <w:rPr>
+                <w:rFonts w:ascii="Microsoft YaHei" w:eastAsia="Microsoft YaHei" w:hAnsi="Microsoft YaHei" w:cs="Arial"/>
+                <w:b/>
+                <w:bCs/>
+                <w:color w:val="222222"/>
+                <w:sz w:val="20"/>
+                <w:szCs w:val="20"/>
+                <w:lang w:val="ru-RU" w:eastAsia="en-AU"/>
+              </w:rPr>
+              <w:t xml:space="preserve"> теста </w:t>
+            </w:r>
+          </w:p>
+        </w:tc>
+        <w:tc>
+          <w:tcPr>
+            <w:tcW w:w="7497" w:type="dxa"/>
+            <w:tcBorders>
+              <w:top w:val="nil"/>
+              <w:left w:val="nil"/>
+              <w:bottom w:val="single" w:sz="4" w:space="0" w:color="1F4E78"/>
+              <w:right w:val="single" w:sz="4" w:space="0" w:color="1F4E78"/>
+            </w:tcBorders>
+            <w:vAlign w:val="center"/>
+          </w:tcPr>
+          <w:p>
+            <w:pPr>
+              <w:pStyle w:val="a7"/>
+              <w:numPr>
+                <w:ilvl w:val="0"/>
+                <w:numId w:val="6"/>
+              </w:numPr>
+              <w:spacing w:after="0" w:line="240" w:lineRule="auto"/>
+              <w:rPr>
+                <w:rFonts w:ascii="Microsoft YaHei" w:eastAsia="Microsoft YaHei" w:hAnsi="Microsoft YaHei" w:cs="Arial"/>
+                <w:sz w:val="20"/>
+                <w:szCs w:val="20"/>
+                <w:lang w:val="ru-RU" w:eastAsia="en-AU"/>
+              </w:rPr>
+            </w:pPr>
+            <w:r>
+              <w:rPr>
+                <w:rFonts w:ascii="Microsoft YaHei" w:eastAsia="Microsoft YaHei" w:hAnsi="Microsoft YaHei" w:cs="Arial"/>
+                <w:sz w:val="20"/>
+                <w:szCs w:val="20"/>
+                <w:lang w:val="ru-RU" w:eastAsia="en-AU"/>
+              </w:rPr>
+              <w:t>Пользователь открывает программу</w:t>
+            </w:r>
+          </w:p>
+          <w:p>
+            <w:pPr>
+              <w:pStyle w:val="a7"/>
+              <w:numPr>
+                <w:ilvl w:val="0"/>
+                <w:numId w:val="6"/>
+              </w:numPr>
+              <w:spacing w:after="0" w:line="240" w:lineRule="auto"/>
+              <w:rPr>
+                <w:rFonts w:ascii="Microsoft YaHei" w:eastAsia="Microsoft YaHei" w:hAnsi="Microsoft YaHei" w:cs="Arial"/>
+                <w:sz w:val="20"/>
+                <w:szCs w:val="20"/>
+                <w:lang w:val="ru-RU" w:eastAsia="en-AU"/>
+              </w:rPr>
+            </w:pPr>
+            <w:r>
+              <w:rPr>
+                <w:rFonts w:ascii="Microsoft YaHei" w:eastAsia="Microsoft YaHei" w:hAnsi="Microsoft YaHei" w:cs="Arial"/>
+                <w:sz w:val="20"/>
+                <w:szCs w:val="20"/>
+                <w:lang w:val="ru-RU" w:eastAsia="en-AU"/>
+              </w:rPr>
+              <w:t xml:space="preserve">Пользователь совершает вход под </w:t>
+            </w:r>
+            <w:r>
+              <w:rPr>
+                <w:rFonts w:ascii="Microsoft YaHei" w:eastAsia="Microsoft YaHei" w:hAnsi="Microsoft YaHei" w:cs="Arial"/>
+                <w:sz w:val="20"/>
+                <w:szCs w:val="20"/>
+                <w:lang w:val="ru-RU" w:eastAsia="en-AU"/>
+              </w:rPr>
+              <w:t>логином и паролем</w:t>
+            </w:r>
+          </w:p>
+        </w:tc>
+      </w:tr>
+      <w:tr>
+        <w:trPr>
+          <w:trHeight w:val="52"/>
+        </w:trPr>
+        <w:tc>
+          <w:tcPr>
+            <w:tcW w:w="2988" w:type="dxa"/>
+            <w:tcBorders>
+              <w:top w:val="nil"/>
+              <w:left w:val="single" w:sz="4" w:space="0" w:color="1F4E78"/>
+              <w:bottom w:val="single" w:sz="4" w:space="0" w:color="1F4E78"/>
+              <w:right w:val="single" w:sz="4" w:space="0" w:color="1F4E78"/>
+            </w:tcBorders>
+            <w:vAlign w:val="center"/>
+          </w:tcPr>
+          <w:p>
+            <w:pPr>
+              <w:spacing w:after="0" w:line="240" w:lineRule="auto"/>
+              <w:rPr>
+                <w:rFonts w:ascii="Microsoft YaHei" w:eastAsia="Microsoft YaHei" w:hAnsi="Microsoft YaHei" w:cs="Arial"/>
+                <w:b/>
+                <w:bCs/>
+                <w:color w:val="222222"/>
+                <w:sz w:val="20"/>
+                <w:szCs w:val="20"/>
+                <w:lang w:val="ru-RU" w:eastAsia="en-AU"/>
+              </w:rPr>
+            </w:pPr>
+            <w:proofErr w:type="spellStart"/>
+            <w:r>
+              <w:rPr>
+                <w:rFonts w:ascii="Microsoft YaHei" w:eastAsia="Microsoft YaHei" w:hAnsi="Microsoft YaHei" w:cs="Arial" w:hint="eastAsia"/>
+                <w:b/>
+                <w:bCs/>
+                <w:color w:val="222222"/>
+                <w:sz w:val="20"/>
+                <w:szCs w:val="20"/>
+                <w:lang w:val="ru-RU" w:eastAsia="en-AU"/>
+              </w:rPr>
+              <w:t>Тестовые</w:t>
+            </w:r>
+            <w:proofErr w:type="spellEnd"/>
+            <w:r>
+              <w:rPr>
+                <w:rFonts w:ascii="Microsoft YaHei" w:eastAsia="Microsoft YaHei" w:hAnsi="Microsoft YaHei" w:cs="Arial"/>
+                <w:b/>
+                <w:bCs/>
+                <w:color w:val="222222"/>
+                <w:sz w:val="20"/>
+                <w:szCs w:val="20"/>
+                <w:lang w:val="ru-RU" w:eastAsia="en-AU"/>
+              </w:rPr>
+              <w:t xml:space="preserve"> данные</w:t>
+            </w:r>
+          </w:p>
+        </w:tc>
+        <w:tc>
+          <w:tcPr>
+            <w:tcW w:w="7497" w:type="dxa"/>
+            <w:tcBorders>
+              <w:top w:val="nil"/>
+              <w:left w:val="nil"/>
+              <w:bottom w:val="single" w:sz="4" w:space="0" w:color="1F4E78"/>
+              <w:right w:val="single" w:sz="4" w:space="0" w:color="1F4E78"/>
+            </w:tcBorders>
+            <w:vAlign w:val="center"/>
+          </w:tcPr>
+          <w:p>
+            <w:pPr>
+              <w:spacing w:after="0" w:line="240" w:lineRule="auto"/>
+              <w:rPr>
+                <w:rFonts w:ascii="Microsoft YaHei" w:eastAsia="Microsoft YaHei" w:hAnsi="Microsoft YaHei" w:cs="Arial"/>
+                <w:sz w:val="20"/>
+                <w:szCs w:val="20"/>
+                <w:lang w:val="ru-RU" w:eastAsia="en-AU"/>
+              </w:rPr>
+            </w:pPr>
+            <w:r>
+              <w:rPr>
+                <w:rFonts w:ascii="Microsoft YaHei" w:eastAsia="Microsoft YaHei" w:hAnsi="Microsoft YaHei" w:cs="Arial"/>
+                <w:sz w:val="20"/>
+                <w:szCs w:val="20"/>
+                <w:lang w:val="ru-RU" w:eastAsia="en-AU"/>
+              </w:rPr>
+              <w:t>Логин</w:t>
+            </w:r>
+            <w:r>
+              <w:rPr>
+                <w:rFonts w:ascii="Microsoft YaHei" w:eastAsia="Microsoft YaHei" w:hAnsi="Microsoft YaHei" w:cs="Arial"/>
+                <w:sz w:val="20"/>
+                <w:szCs w:val="20"/>
+                <w:lang w:val="ru-RU" w:eastAsia="en-AU"/>
+              </w:rPr>
+              <w:t xml:space="preserve">: </w:t>
+            </w:r>
+            <w:proofErr w:type="spellStart"/>
+            <w:r>
+              <w:rPr>
+                <w:rFonts w:ascii="Microsoft YaHei" w:eastAsia="Microsoft YaHei" w:hAnsi="Microsoft YaHei" w:cs="Arial"/>
+                <w:sz w:val="20"/>
+                <w:szCs w:val="20"/>
+                <w:lang w:val="ru-RU" w:eastAsia="en-AU"/>
+              </w:rPr>
+              <w:t>o@outlook</w:t>
+            </w:r>
+            <w:proofErr w:type="spellEnd"/>
+          </w:p>
+          <w:p>
+            <w:pPr>
+              <w:spacing w:after="0" w:line="240" w:lineRule="auto"/>
+              <w:rPr>
+                <w:rFonts w:ascii="Microsoft YaHei" w:eastAsia="Microsoft YaHei" w:hAnsi="Microsoft YaHei" w:cs="Arial"/>
+                <w:sz w:val="20"/>
+                <w:szCs w:val="20"/>
+                <w:lang w:val="ru-RU" w:eastAsia="en-AU"/>
+              </w:rPr>
+            </w:pPr>
+            <w:r>
+              <w:rPr>
+                <w:rFonts w:ascii="Microsoft YaHei" w:eastAsia="Microsoft YaHei" w:hAnsi="Microsoft YaHei" w:cs="Arial"/>
+                <w:sz w:val="20"/>
+                <w:szCs w:val="20"/>
+                <w:lang w:val="ru-RU" w:eastAsia="en-AU"/>
+              </w:rPr>
+              <w:t xml:space="preserve">Пароль: </w:t>
+            </w:r>
+            <w:r>
+              <w:rPr>
+                <w:rFonts w:ascii="Microsoft YaHei" w:eastAsia="Microsoft YaHei" w:hAnsi="Microsoft YaHei" w:cs="Arial"/>
+                <w:sz w:val="20"/>
+                <w:szCs w:val="20"/>
+                <w:lang w:val="ru-RU" w:eastAsia="en-AU"/>
+              </w:rPr>
+              <w:t>2L6K</w:t>
+            </w:r>
+          </w:p>
+        </w:tc>
+      </w:tr>
+      <w:tr>
+        <w:trPr>
+          <w:trHeight w:val="52"/>
+        </w:trPr>
+        <w:tc>
+          <w:tcPr>
+            <w:tcW w:w="2988" w:type="dxa"/>
+            <w:tcBorders>
+              <w:top w:val="nil"/>
+              <w:left w:val="single" w:sz="4" w:space="0" w:color="1F4E78"/>
+              <w:bottom w:val="single" w:sz="4" w:space="0" w:color="1F4E78"/>
+              <w:right w:val="single" w:sz="4" w:space="0" w:color="1F4E78"/>
+            </w:tcBorders>
+            <w:vAlign w:val="center"/>
+          </w:tcPr>
+          <w:p>
+            <w:pPr>
+              <w:spacing w:after="0" w:line="240" w:lineRule="auto"/>
+              <w:rPr>
+                <w:rFonts w:ascii="Microsoft YaHei" w:eastAsia="Microsoft YaHei" w:hAnsi="Microsoft YaHei" w:cs="Arial"/>
+                <w:b/>
+                <w:bCs/>
+                <w:color w:val="222222"/>
+                <w:sz w:val="20"/>
+                <w:szCs w:val="20"/>
+                <w:lang w:val="ru-RU" w:eastAsia="en-AU"/>
+              </w:rPr>
+            </w:pPr>
+            <w:proofErr w:type="spellStart"/>
+            <w:r>
+              <w:rPr>
+                <w:rFonts w:ascii="Microsoft YaHei" w:eastAsia="Microsoft YaHei" w:hAnsi="Microsoft YaHei" w:cs="Arial" w:hint="eastAsia"/>
+                <w:b/>
+                <w:bCs/>
+                <w:color w:val="222222"/>
+                <w:sz w:val="20"/>
+                <w:szCs w:val="20"/>
+                <w:lang w:val="ru-RU" w:eastAsia="en-AU"/>
+              </w:rPr>
+              <w:t>Ожидаемый</w:t>
+            </w:r>
+            <w:proofErr w:type="spellEnd"/>
+            <w:r>
+              <w:rPr>
+                <w:rFonts w:ascii="Microsoft YaHei" w:eastAsia="Microsoft YaHei" w:hAnsi="Microsoft YaHei" w:cs="Arial"/>
+                <w:b/>
+                <w:bCs/>
+                <w:color w:val="222222"/>
+                <w:sz w:val="20"/>
+                <w:szCs w:val="20"/>
+                <w:lang w:val="ru-RU" w:eastAsia="en-AU"/>
+              </w:rPr>
+              <w:t xml:space="preserve"> </w:t>
+            </w:r>
+            <w:proofErr w:type="spellStart"/>
+            <w:r>
+              <w:rPr>
+                <w:rFonts w:ascii="Microsoft YaHei" w:eastAsia="Microsoft YaHei" w:hAnsi="Microsoft YaHei" w:cs="Arial"/>
+                <w:b/>
+                <w:bCs/>
+                <w:color w:val="222222"/>
+                <w:sz w:val="20"/>
+                <w:szCs w:val="20"/>
+                <w:lang w:val="ru-RU" w:eastAsia="en-AU"/>
+              </w:rPr>
+              <w:t>результ</w:t>
+            </w:r>
+            <w:r>
+              <w:rPr>
+                <w:rFonts w:ascii="Microsoft YaHei" w:eastAsia="Microsoft YaHei" w:hAnsi="Microsoft YaHei" w:cs="Arial" w:hint="eastAsia"/>
+                <w:b/>
+                <w:bCs/>
+                <w:color w:val="222222"/>
+                <w:sz w:val="20"/>
+                <w:szCs w:val="20"/>
+                <w:lang w:val="ru-RU" w:eastAsia="en-AU"/>
+              </w:rPr>
+              <w:t>ат</w:t>
+            </w:r>
+            <w:proofErr w:type="spellEnd"/>
+            <w:r>
+              <w:rPr>
+                <w:rFonts w:ascii="Microsoft YaHei" w:eastAsia="Microsoft YaHei" w:hAnsi="Microsoft YaHei" w:cs="Arial"/>
+                <w:b/>
+                <w:bCs/>
+                <w:color w:val="222222"/>
+                <w:sz w:val="20"/>
+                <w:szCs w:val="20"/>
+                <w:lang w:val="ru-RU" w:eastAsia="en-AU"/>
+              </w:rPr>
+              <w:t xml:space="preserve"> </w:t>
+            </w:r>
+          </w:p>
+        </w:tc>
+        <w:tc>
+          <w:tcPr>
+            <w:tcW w:w="7497" w:type="dxa"/>
+            <w:tcBorders>
+              <w:top w:val="nil"/>
+              <w:left w:val="nil"/>
+              <w:bottom w:val="single" w:sz="4" w:space="0" w:color="1F4E78"/>
+              <w:right w:val="single" w:sz="4" w:space="0" w:color="1F4E78"/>
+            </w:tcBorders>
+            <w:vAlign w:val="center"/>
+          </w:tcPr>
+          <w:p>
+            <w:pPr>
+              <w:spacing w:after="0" w:line="240" w:lineRule="auto"/>
+              <w:rPr>
+                <w:rFonts w:ascii="Microsoft YaHei" w:eastAsia="Microsoft YaHei" w:hAnsi="Microsoft YaHei" w:cs="Arial"/>
+                <w:sz w:val="20"/>
+                <w:szCs w:val="20"/>
+                <w:lang w:val="ru-RU" w:eastAsia="en-AU"/>
+              </w:rPr>
+            </w:pPr>
+            <w:r>
+              <w:rPr>
+                <w:rFonts w:ascii="Microsoft YaHei" w:eastAsia="Microsoft YaHei" w:hAnsi="Microsoft YaHei" w:cs="Arial"/>
+                <w:sz w:val="20"/>
+                <w:szCs w:val="20"/>
+                <w:lang w:val="ru-RU" w:eastAsia="en-AU"/>
+              </w:rPr>
+              <w:t xml:space="preserve">После нажатия кнопки </w:t>
+            </w:r>
+            <w:r>
+              <w:rPr>
+                <w:rFonts w:ascii="Microsoft YaHei" w:eastAsia="Microsoft YaHei" w:hAnsi="Microsoft YaHei" w:cs="Arial"/>
+                <w:sz w:val="20"/>
+                <w:szCs w:val="20"/>
+                <w:lang w:val="ru-RU" w:eastAsia="en-AU"/>
+              </w:rPr>
+              <w:t>“</w:t>
+            </w:r>
+            <w:proofErr w:type="spellStart"/>
+            <w:r>
+              <w:rPr>
+                <w:rFonts w:ascii="Microsoft YaHei" w:eastAsia="Microsoft YaHei" w:hAnsi="Microsoft YaHei" w:cs="Arial"/>
+                <w:sz w:val="20"/>
+                <w:szCs w:val="20"/>
+                <w:lang w:val="ru-RU" w:eastAsia="en-AU"/>
+              </w:rPr>
+              <w:t>Авторизация</w:t>
+            </w:r>
+            <w:proofErr w:type="gramStart"/>
+            <w:r>
+              <w:rPr>
+                <w:rFonts w:ascii="Microsoft YaHei" w:eastAsia="Microsoft YaHei" w:hAnsi="Microsoft YaHei" w:cs="Arial"/>
+                <w:sz w:val="20"/>
+                <w:szCs w:val="20"/>
+                <w:lang w:val="ru-RU" w:eastAsia="en-AU"/>
+              </w:rPr>
+              <w:t>”</w:t>
+            </w:r>
+            <w:r>
+              <w:rPr>
+                <w:rFonts w:ascii="Microsoft YaHei" w:eastAsia="Microsoft YaHei" w:hAnsi="Microsoft YaHei" w:cs="Arial"/>
+                <w:sz w:val="20"/>
+                <w:szCs w:val="20"/>
+                <w:lang w:val="ru-RU" w:eastAsia="en-AU"/>
+              </w:rPr>
+              <w:t>в</w:t>
+            </w:r>
+            <w:proofErr w:type="gramEnd"/>
+            <w:r>
+              <w:rPr>
+                <w:rFonts w:ascii="Microsoft YaHei" w:eastAsia="Microsoft YaHei" w:hAnsi="Microsoft YaHei" w:cs="Arial"/>
+                <w:sz w:val="20"/>
+                <w:szCs w:val="20"/>
+                <w:lang w:val="ru-RU" w:eastAsia="en-AU"/>
+              </w:rPr>
+              <w:t>ыводиться</w:t>
+            </w:r>
+            <w:proofErr w:type="spellEnd"/>
+            <w:r>
+              <w:rPr>
+                <w:rFonts w:ascii="Microsoft YaHei" w:eastAsia="Microsoft YaHei" w:hAnsi="Microsoft YaHei" w:cs="Arial"/>
+                <w:sz w:val="20"/>
+                <w:szCs w:val="20"/>
+                <w:lang w:val="ru-RU" w:eastAsia="en-AU"/>
+              </w:rPr>
+              <w:t xml:space="preserve"> ошибка: </w:t>
+            </w:r>
+            <w:r>
+              <w:rPr>
+                <w:rFonts w:ascii="Microsoft YaHei" w:eastAsia="Microsoft YaHei" w:hAnsi="Microsoft YaHei" w:cs="Arial"/>
+                <w:sz w:val="20"/>
+                <w:szCs w:val="20"/>
+                <w:lang w:val="ru-RU" w:eastAsia="en-AU"/>
+              </w:rPr>
+              <w:t>“</w:t>
+            </w:r>
+            <w:r>
+              <w:rPr>
+                <w:rFonts w:ascii="Microsoft YaHei" w:eastAsia="Microsoft YaHei" w:hAnsi="Microsoft YaHei" w:cs="Arial"/>
+                <w:sz w:val="20"/>
+                <w:szCs w:val="20"/>
+                <w:lang w:val="ru-RU" w:eastAsia="en-AU"/>
+              </w:rPr>
+              <w:t>Неправильный логин или пароль!</w:t>
+            </w:r>
+            <w:r>
+              <w:rPr>
+                <w:rFonts w:ascii="Microsoft YaHei" w:eastAsia="Microsoft YaHei" w:hAnsi="Microsoft YaHei" w:cs="Arial"/>
+                <w:sz w:val="20"/>
+                <w:szCs w:val="20"/>
+                <w:lang w:val="ru-RU" w:eastAsia="en-AU"/>
+              </w:rPr>
+              <w:t>”</w:t>
+            </w:r>
+            <w:r>
+              <w:rPr>
+                <w:rFonts w:ascii="Microsoft YaHei" w:eastAsia="Microsoft YaHei" w:hAnsi="Microsoft YaHei" w:cs="Arial"/>
+                <w:sz w:val="20"/>
+                <w:szCs w:val="20"/>
+                <w:lang w:val="ru-RU" w:eastAsia="en-AU"/>
+              </w:rPr>
+              <w:t xml:space="preserve"> </w:t>
+            </w:r>
+          </w:p>
+        </w:tc>
+      </w:tr>
+      <w:tr>
+        <w:trPr>
+          <w:trHeight w:val="52"/>
+        </w:trPr>
+        <w:tc>
+          <w:tcPr>
+            <w:tcW w:w="2988" w:type="dxa"/>
+            <w:tcBorders>
+              <w:top w:val="nil"/>
+              <w:left w:val="single" w:sz="4" w:space="0" w:color="1F4E78"/>
+              <w:bottom w:val="single" w:sz="4" w:space="0" w:color="1F4E78"/>
+              <w:right w:val="single" w:sz="4" w:space="0" w:color="1F4E78"/>
+            </w:tcBorders>
+            <w:vAlign w:val="center"/>
+          </w:tcPr>
+          <w:p>
+            <w:pPr>
+              <w:spacing w:after="0" w:line="240" w:lineRule="auto"/>
+              <w:rPr>
+                <w:rFonts w:ascii="Microsoft YaHei" w:eastAsia="Microsoft YaHei" w:hAnsi="Microsoft YaHei" w:cs="Arial"/>
+                <w:b/>
+                <w:bCs/>
+                <w:color w:val="222222"/>
+                <w:sz w:val="20"/>
+                <w:szCs w:val="20"/>
+                <w:lang w:val="ru-RU" w:eastAsia="en-AU"/>
+              </w:rPr>
+            </w:pPr>
+            <w:proofErr w:type="spellStart"/>
+            <w:r>
+              <w:rPr>
+                <w:rFonts w:ascii="Microsoft YaHei" w:eastAsia="Microsoft YaHei" w:hAnsi="Microsoft YaHei" w:cs="Arial" w:hint="eastAsia"/>
+                <w:b/>
+                <w:bCs/>
+                <w:color w:val="222222"/>
+                <w:sz w:val="20"/>
+                <w:szCs w:val="20"/>
+                <w:lang w:val="ru-RU" w:eastAsia="en-AU"/>
+              </w:rPr>
+              <w:t>Фактический</w:t>
+            </w:r>
+            <w:proofErr w:type="spellEnd"/>
+            <w:r>
+              <w:rPr>
+                <w:rFonts w:ascii="Microsoft YaHei" w:eastAsia="Microsoft YaHei" w:hAnsi="Microsoft YaHei" w:cs="Arial"/>
+                <w:b/>
+                <w:bCs/>
+                <w:color w:val="222222"/>
+                <w:sz w:val="20"/>
+                <w:szCs w:val="20"/>
+                <w:lang w:val="ru-RU" w:eastAsia="en-AU"/>
+              </w:rPr>
+              <w:t xml:space="preserve"> результат </w:t>
+            </w:r>
+          </w:p>
+        </w:tc>
+        <w:tc>
+          <w:tcPr>
+            <w:tcW w:w="7497" w:type="dxa"/>
+            <w:tcBorders>
+              <w:top w:val="nil"/>
+              <w:left w:val="nil"/>
+              <w:bottom w:val="single" w:sz="4" w:space="0" w:color="1F4E78"/>
+              <w:right w:val="single" w:sz="4" w:space="0" w:color="1F4E78"/>
+            </w:tcBorders>
+            <w:vAlign w:val="center"/>
+          </w:tcPr>
+          <w:p>
+            <w:pPr>
+              <w:spacing w:after="0" w:line="240" w:lineRule="auto"/>
+              <w:rPr>
+                <w:rFonts w:ascii="Microsoft YaHei" w:eastAsia="Microsoft YaHei" w:hAnsi="Microsoft YaHei" w:cs="Arial"/>
+                <w:sz w:val="20"/>
+                <w:szCs w:val="20"/>
+                <w:lang w:val="ru-RU" w:eastAsia="en-AU"/>
+              </w:rPr>
+            </w:pPr>
+            <w:r>
+              <w:rPr>
+                <w:rFonts w:ascii="Microsoft YaHei" w:eastAsia="Microsoft YaHei" w:hAnsi="Microsoft YaHei" w:cs="Arial"/>
+                <w:sz w:val="20"/>
+                <w:szCs w:val="20"/>
+                <w:lang w:val="ru-RU" w:eastAsia="en-AU"/>
+              </w:rPr>
+              <w:t xml:space="preserve">Выводиться </w:t>
+            </w:r>
+            <w:r>
+              <w:rPr>
+                <w:rFonts w:ascii="Microsoft YaHei" w:eastAsia="Microsoft YaHei" w:hAnsi="Microsoft YaHei" w:cs="Arial"/>
+                <w:sz w:val="20"/>
+                <w:szCs w:val="20"/>
+                <w:lang w:val="ru-RU" w:eastAsia="en-AU"/>
+              </w:rPr>
+              <w:t xml:space="preserve">ошибка: </w:t>
+            </w:r>
+            <w:r>
+              <w:rPr>
+                <w:rFonts w:ascii="Microsoft YaHei" w:eastAsia="Microsoft YaHei" w:hAnsi="Microsoft YaHei" w:cs="Arial"/>
+                <w:sz w:val="20"/>
+                <w:szCs w:val="20"/>
+                <w:lang w:val="ru-RU" w:eastAsia="en-AU"/>
+              </w:rPr>
+              <w:t>“</w:t>
+            </w:r>
+            <w:r>
+              <w:rPr>
+                <w:rFonts w:ascii="Microsoft YaHei" w:eastAsia="Microsoft YaHei" w:hAnsi="Microsoft YaHei" w:cs="Arial"/>
+                <w:sz w:val="20"/>
+                <w:szCs w:val="20"/>
+                <w:lang w:val="ru-RU" w:eastAsia="en-AU"/>
+              </w:rPr>
+              <w:t xml:space="preserve">Неправильный логин или </w:t>
+            </w:r>
+            <w:proofErr w:type="spellStart"/>
+            <w:r>
+              <w:rPr>
+                <w:rFonts w:ascii="Microsoft YaHei" w:eastAsia="Microsoft YaHei" w:hAnsi="Microsoft YaHei" w:cs="Arial"/>
+                <w:sz w:val="20"/>
+                <w:szCs w:val="20"/>
+                <w:lang w:val="ru-RU" w:eastAsia="en-AU"/>
+              </w:rPr>
+              <w:t>пароль!</w:t>
+            </w:r>
+            <w:proofErr w:type="gramStart"/>
+            <w:r>
+              <w:rPr>
+                <w:rFonts w:ascii="Microsoft YaHei" w:eastAsia="Microsoft YaHei" w:hAnsi="Microsoft YaHei" w:cs="Arial"/>
+                <w:sz w:val="20"/>
+                <w:szCs w:val="20"/>
+                <w:lang w:val="ru-RU" w:eastAsia="en-AU"/>
+              </w:rPr>
+              <w:t>”</w:t>
+            </w:r>
+            <w:r>
+              <w:rPr>
+                <w:rFonts w:ascii="Microsoft YaHei" w:eastAsia="Microsoft YaHei" w:hAnsi="Microsoft YaHei" w:cs="Arial"/>
+                <w:sz w:val="20"/>
+                <w:szCs w:val="20"/>
+                <w:lang w:val="ru-RU" w:eastAsia="en-AU"/>
+              </w:rPr>
+              <w:t>П</w:t>
+            </w:r>
+            <w:proofErr w:type="gramEnd"/>
+            <w:r>
+              <w:rPr>
+                <w:rFonts w:ascii="Microsoft YaHei" w:eastAsia="Microsoft YaHei" w:hAnsi="Microsoft YaHei" w:cs="Arial"/>
+                <w:sz w:val="20"/>
+                <w:szCs w:val="20"/>
+                <w:lang w:val="ru-RU" w:eastAsia="en-AU"/>
+              </w:rPr>
+              <w:t>ользователь</w:t>
+            </w:r>
+            <w:proofErr w:type="spellEnd"/>
+            <w:r>
+              <w:rPr>
+                <w:rFonts w:ascii="Microsoft YaHei" w:eastAsia="Microsoft YaHei" w:hAnsi="Microsoft YaHei" w:cs="Arial"/>
+                <w:sz w:val="20"/>
+                <w:szCs w:val="20"/>
+                <w:lang w:val="ru-RU" w:eastAsia="en-AU"/>
+              </w:rPr>
+              <w:t xml:space="preserve"> не входит в аккаунт.</w:t>
+            </w:r>
+          </w:p>
+        </w:tc>
+      </w:tr>
+      <w:tr>
+        <w:trPr>
+          <w:trHeight w:val="52"/>
+        </w:trPr>
+        <w:tc>
+          <w:tcPr>
+            <w:tcW w:w="2988" w:type="dxa"/>
+            <w:tcBorders>
+              <w:top w:val="nil"/>
+              <w:left w:val="single" w:sz="4" w:space="0" w:color="1F4E78"/>
+              <w:bottom w:val="single" w:sz="4" w:space="0" w:color="1F4E78"/>
+              <w:right w:val="single" w:sz="4" w:space="0" w:color="1F4E78"/>
+            </w:tcBorders>
+            <w:vAlign w:val="center"/>
+          </w:tcPr>
+          <w:p>
+            <w:pPr>
+              <w:spacing w:after="0" w:line="240" w:lineRule="auto"/>
+              <w:rPr>
+                <w:rFonts w:ascii="Microsoft YaHei" w:eastAsia="Microsoft YaHei" w:hAnsi="Microsoft YaHei" w:cs="Arial"/>
+                <w:b/>
+                <w:bCs/>
+                <w:color w:val="222222"/>
+                <w:sz w:val="20"/>
+                <w:szCs w:val="20"/>
+                <w:lang w:val="ru-RU" w:eastAsia="en-AU"/>
+              </w:rPr>
+            </w:pPr>
+            <w:proofErr w:type="spellStart"/>
+            <w:r>
+              <w:rPr>
+                <w:rFonts w:ascii="Microsoft YaHei" w:eastAsia="Microsoft YaHei" w:hAnsi="Microsoft YaHei" w:cs="Arial" w:hint="eastAsia"/>
+                <w:b/>
+                <w:bCs/>
+                <w:color w:val="222222"/>
+                <w:sz w:val="20"/>
+                <w:szCs w:val="20"/>
+                <w:lang w:val="ru-RU" w:eastAsia="en-AU"/>
+              </w:rPr>
+              <w:t>Предварительное</w:t>
+            </w:r>
+            <w:proofErr w:type="spellEnd"/>
+            <w:r>
+              <w:rPr>
+                <w:rFonts w:ascii="Microsoft YaHei" w:eastAsia="Microsoft YaHei" w:hAnsi="Microsoft YaHei" w:cs="Arial"/>
+                <w:b/>
+                <w:bCs/>
+                <w:color w:val="222222"/>
+                <w:sz w:val="20"/>
+                <w:szCs w:val="20"/>
+                <w:lang w:val="ru-RU" w:eastAsia="en-AU"/>
+              </w:rPr>
+              <w:t xml:space="preserve"> условие </w:t>
+            </w:r>
+          </w:p>
+        </w:tc>
+        <w:tc>
+          <w:tcPr>
+            <w:tcW w:w="7497" w:type="dxa"/>
+            <w:tcBorders>
+              <w:top w:val="nil"/>
+              <w:left w:val="nil"/>
+              <w:bottom w:val="single" w:sz="4" w:space="0" w:color="1F4E78"/>
+              <w:right w:val="single" w:sz="4" w:space="0" w:color="1F4E78"/>
+            </w:tcBorders>
+            <w:vAlign w:val="center"/>
+          </w:tcPr>
+          <w:p>
+            <w:pPr>
+              <w:pStyle w:val="a7"/>
+              <w:numPr>
+                <w:ilvl w:val="0"/>
+                <w:numId w:val="5"/>
+              </w:numPr>
+              <w:spacing w:after="0" w:line="240" w:lineRule="auto"/>
+              <w:rPr>
+                <w:rFonts w:ascii="Microsoft YaHei" w:eastAsia="Microsoft YaHei" w:hAnsi="Microsoft YaHei" w:cs="Arial"/>
+                <w:sz w:val="20"/>
+                <w:szCs w:val="20"/>
+                <w:lang w:val="ru-RU" w:eastAsia="en-AU"/>
+              </w:rPr>
+            </w:pPr>
+            <w:r>
+              <w:rPr>
+                <w:rFonts w:ascii="Microsoft YaHei" w:eastAsia="Microsoft YaHei" w:hAnsi="Microsoft YaHei" w:cs="Arial"/>
+                <w:sz w:val="20"/>
+                <w:szCs w:val="20"/>
+                <w:lang w:val="ru-RU" w:eastAsia="en-AU"/>
+              </w:rPr>
+              <w:t>Вход пол</w:t>
+            </w:r>
+            <w:r>
+              <w:rPr>
+                <w:rFonts w:ascii="Microsoft YaHei" w:eastAsia="Microsoft YaHei" w:hAnsi="Microsoft YaHei" w:cs="Arial"/>
+                <w:sz w:val="20"/>
+                <w:szCs w:val="20"/>
+                <w:lang w:val="ru-RU" w:eastAsia="en-AU"/>
+              </w:rPr>
+              <w:t>ьзователя под логином и паролем</w:t>
+            </w:r>
+          </w:p>
+          <w:p>
+            <w:pPr>
+              <w:pStyle w:val="a7"/>
+              <w:numPr>
+                <w:ilvl w:val="0"/>
+                <w:numId w:val="5"/>
+              </w:numPr>
+              <w:spacing w:after="0" w:line="240" w:lineRule="auto"/>
+              <w:rPr>
+                <w:rFonts w:ascii="Microsoft YaHei" w:eastAsia="Microsoft YaHei" w:hAnsi="Microsoft YaHei" w:cs="Arial"/>
+                <w:sz w:val="20"/>
+                <w:szCs w:val="20"/>
+                <w:lang w:val="ru-RU" w:eastAsia="en-AU"/>
+              </w:rPr>
+            </w:pPr>
+            <w:proofErr w:type="spellStart"/>
+            <w:r>
+              <w:rPr>
+                <w:rFonts w:ascii="Microsoft YaHei" w:eastAsia="Microsoft YaHei" w:hAnsi="Microsoft YaHei" w:cs="Arial"/>
+                <w:sz w:val="20"/>
+                <w:szCs w:val="20"/>
+                <w:lang w:val="ru-RU" w:eastAsia="en-AU"/>
+              </w:rPr>
+              <w:t>Заполенные</w:t>
+            </w:r>
+            <w:proofErr w:type="spellEnd"/>
+            <w:r>
+              <w:rPr>
+                <w:rFonts w:ascii="Microsoft YaHei" w:eastAsia="Microsoft YaHei" w:hAnsi="Microsoft YaHei" w:cs="Arial"/>
+                <w:sz w:val="20"/>
+                <w:szCs w:val="20"/>
+                <w:lang w:val="ru-RU" w:eastAsia="en-AU"/>
+              </w:rPr>
+              <w:t xml:space="preserve"> все поля авторизации</w:t>
+            </w:r>
+          </w:p>
+        </w:tc>
+      </w:tr>
+      <w:tr>
+        <w:trPr>
+          <w:trHeight w:val="52"/>
+        </w:trPr>
+        <w:tc>
+          <w:tcPr>
+            <w:tcW w:w="2988" w:type="dxa"/>
+            <w:tcBorders>
+              <w:top w:val="nil"/>
+              <w:left w:val="single" w:sz="4" w:space="0" w:color="1F4E78"/>
+              <w:bottom w:val="single" w:sz="4" w:space="0" w:color="1F4E78"/>
+              <w:right w:val="single" w:sz="4" w:space="0" w:color="1F4E78"/>
+            </w:tcBorders>
+            <w:vAlign w:val="center"/>
+          </w:tcPr>
+          <w:p>
+            <w:pPr>
+              <w:spacing w:after="0" w:line="240" w:lineRule="auto"/>
+              <w:rPr>
+                <w:rFonts w:ascii="Microsoft YaHei" w:eastAsia="Microsoft YaHei" w:hAnsi="Microsoft YaHei" w:cs="Arial"/>
+                <w:b/>
+                <w:bCs/>
+                <w:color w:val="222222"/>
+                <w:sz w:val="20"/>
+                <w:szCs w:val="20"/>
+                <w:lang w:val="ru-RU" w:eastAsia="en-AU"/>
+              </w:rPr>
+            </w:pPr>
+            <w:proofErr w:type="spellStart"/>
+            <w:r>
+              <w:rPr>
+                <w:rFonts w:ascii="Microsoft YaHei" w:eastAsia="Microsoft YaHei" w:hAnsi="Microsoft YaHei" w:cs="Arial" w:hint="eastAsia"/>
+                <w:b/>
+                <w:bCs/>
+                <w:color w:val="222222"/>
+                <w:sz w:val="20"/>
+                <w:szCs w:val="20"/>
+                <w:lang w:val="ru-RU" w:eastAsia="en-AU"/>
+              </w:rPr>
+              <w:t>Постусловие</w:t>
+            </w:r>
+            <w:proofErr w:type="spellEnd"/>
+            <w:r>
+              <w:rPr>
+                <w:rFonts w:ascii="Microsoft YaHei" w:eastAsia="Microsoft YaHei" w:hAnsi="Microsoft YaHei" w:cs="Arial"/>
+                <w:b/>
+                <w:bCs/>
+                <w:color w:val="222222"/>
+                <w:sz w:val="20"/>
+                <w:szCs w:val="20"/>
+                <w:lang w:val="ru-RU" w:eastAsia="en-AU"/>
+              </w:rPr>
+              <w:t xml:space="preserve"> </w:t>
+            </w:r>
+          </w:p>
+        </w:tc>
+        <w:tc>
+          <w:tcPr>
+            <w:tcW w:w="7497" w:type="dxa"/>
+            <w:tcBorders>
+              <w:top w:val="nil"/>
+              <w:left w:val="nil"/>
+              <w:bottom w:val="single" w:sz="4" w:space="0" w:color="1F4E78"/>
+              <w:right w:val="single" w:sz="4" w:space="0" w:color="1F4E78"/>
+            </w:tcBorders>
+            <w:vAlign w:val="center"/>
+          </w:tcPr>
+          <w:p>
+            <w:pPr>
+              <w:spacing w:after="0" w:line="240" w:lineRule="auto"/>
+              <w:rPr>
+                <w:rFonts w:ascii="Microsoft YaHei" w:eastAsia="Microsoft YaHei" w:hAnsi="Microsoft YaHei" w:cs="Arial"/>
+                <w:sz w:val="20"/>
+                <w:szCs w:val="20"/>
+                <w:lang w:val="ru-RU" w:eastAsia="en-AU"/>
+              </w:rPr>
+            </w:pPr>
+            <w:r>
+              <w:rPr>
+                <w:rFonts w:ascii="Microsoft YaHei" w:eastAsia="Microsoft YaHei" w:hAnsi="Microsoft YaHei" w:cs="Arial"/>
+                <w:sz w:val="20"/>
+                <w:szCs w:val="20"/>
+                <w:lang w:val="ru-RU" w:eastAsia="en-AU"/>
+              </w:rPr>
+              <w:t>Возвращение на форму авторизации</w:t>
+            </w:r>
+          </w:p>
+        </w:tc>
+      </w:tr>
+      <w:tr>
+        <w:trPr>
+          <w:trHeight w:val="52"/>
+        </w:trPr>
+        <w:tc>
+          <w:tcPr>
+            <w:tcW w:w="2988" w:type="dxa"/>
+            <w:tcBorders>
+              <w:top w:val="nil"/>
+              <w:left w:val="single" w:sz="4" w:space="0" w:color="1F4E78"/>
+              <w:bottom w:val="single" w:sz="4" w:space="0" w:color="1F4E78"/>
+              <w:right w:val="single" w:sz="4" w:space="0" w:color="1F4E78"/>
+            </w:tcBorders>
+            <w:vAlign w:val="center"/>
+          </w:tcPr>
+          <w:p>
+            <w:pPr>
+              <w:spacing w:after="0" w:line="240" w:lineRule="auto"/>
+              <w:rPr>
+                <w:rFonts w:ascii="Microsoft YaHei" w:eastAsia="Microsoft YaHei" w:hAnsi="Microsoft YaHei" w:cs="Arial"/>
+                <w:b/>
+                <w:bCs/>
+                <w:color w:val="222222"/>
+                <w:sz w:val="20"/>
+                <w:szCs w:val="20"/>
+                <w:lang w:val="ru-RU" w:eastAsia="en-AU"/>
+              </w:rPr>
+            </w:pPr>
+            <w:proofErr w:type="spellStart"/>
+            <w:r>
+              <w:rPr>
+                <w:rFonts w:ascii="Microsoft YaHei" w:eastAsia="Microsoft YaHei" w:hAnsi="Microsoft YaHei" w:cs="Arial" w:hint="eastAsia"/>
+                <w:b/>
+                <w:bCs/>
+                <w:color w:val="222222"/>
+                <w:sz w:val="20"/>
+                <w:szCs w:val="20"/>
+                <w:lang w:val="ru-RU" w:eastAsia="en-AU"/>
+              </w:rPr>
+              <w:lastRenderedPageBreak/>
+              <w:t>Статус</w:t>
+            </w:r>
+            <w:proofErr w:type="spellEnd"/>
+            <w:r>
+              <w:rPr>
+                <w:rFonts w:ascii="Microsoft YaHei" w:eastAsia="Microsoft YaHei" w:hAnsi="Microsoft YaHei" w:cs="Arial"/>
+                <w:b/>
+                <w:bCs/>
+                <w:color w:val="222222"/>
+                <w:sz w:val="20"/>
+                <w:szCs w:val="20"/>
+                <w:lang w:val="ru-RU" w:eastAsia="en-AU"/>
+              </w:rPr>
+              <w:t xml:space="preserve"> </w:t>
+            </w:r>
+            <w:r>
+              <w:rPr>
+                <w:rFonts w:ascii="Microsoft YaHei" w:eastAsia="Microsoft YaHei" w:hAnsi="Microsoft YaHei" w:cs="Arial"/>
+                <w:i/>
+                <w:iCs/>
+                <w:color w:val="222222"/>
+                <w:sz w:val="20"/>
+                <w:szCs w:val="20"/>
+                <w:lang w:val="ru-RU" w:eastAsia="en-AU"/>
+              </w:rPr>
+              <w:t xml:space="preserve"> (</w:t>
+            </w:r>
+            <w:proofErr w:type="spellStart"/>
+            <w:r>
+              <w:rPr>
+                <w:rFonts w:ascii="Microsoft YaHei" w:eastAsia="Microsoft YaHei" w:hAnsi="Microsoft YaHei" w:cs="Arial" w:hint="eastAsia"/>
+                <w:i/>
+                <w:iCs/>
+                <w:color w:val="222222"/>
+                <w:sz w:val="20"/>
+                <w:szCs w:val="20"/>
+                <w:lang w:val="ru-RU" w:eastAsia="en-AU"/>
+              </w:rPr>
+              <w:t>Зачет</w:t>
+            </w:r>
+            <w:proofErr w:type="spellEnd"/>
+            <w:r>
+              <w:rPr>
+                <w:rFonts w:ascii="Microsoft YaHei" w:eastAsia="Microsoft YaHei" w:hAnsi="Microsoft YaHei" w:cs="Arial"/>
+                <w:i/>
+                <w:iCs/>
+                <w:color w:val="222222"/>
+                <w:sz w:val="20"/>
+                <w:szCs w:val="20"/>
+                <w:lang w:val="ru-RU" w:eastAsia="en-AU"/>
+              </w:rPr>
+              <w:t>/</w:t>
+            </w:r>
+            <w:proofErr w:type="spellStart"/>
+            <w:r>
+              <w:rPr>
+                <w:rFonts w:ascii="Microsoft YaHei" w:eastAsia="Microsoft YaHei" w:hAnsi="Microsoft YaHei" w:cs="Arial" w:hint="eastAsia"/>
+                <w:i/>
+                <w:iCs/>
+                <w:color w:val="222222"/>
+                <w:sz w:val="20"/>
+                <w:szCs w:val="20"/>
+                <w:lang w:val="ru-RU" w:eastAsia="en-AU"/>
+              </w:rPr>
+              <w:t>Незачет</w:t>
+            </w:r>
+            <w:proofErr w:type="spellEnd"/>
+            <w:r>
+              <w:rPr>
+                <w:rFonts w:ascii="Microsoft YaHei" w:eastAsia="Microsoft YaHei" w:hAnsi="Microsoft YaHei" w:cs="Arial"/>
+                <w:i/>
+                <w:iCs/>
+                <w:color w:val="222222"/>
+                <w:sz w:val="20"/>
+                <w:szCs w:val="20"/>
+                <w:lang w:val="ru-RU" w:eastAsia="en-AU"/>
+              </w:rPr>
+              <w:t>)</w:t>
+            </w:r>
+            <w:r>
+              <w:rPr>
+                <w:rFonts w:ascii="Microsoft YaHei" w:eastAsia="Microsoft YaHei" w:hAnsi="Microsoft YaHei" w:cs="Arial"/>
+                <w:i/>
+                <w:iCs/>
+                <w:color w:val="222222"/>
+                <w:sz w:val="20"/>
+                <w:szCs w:val="20"/>
+                <w:lang w:val="ru-RU" w:eastAsia="en-AU"/>
+              </w:rPr>
+              <w:t xml:space="preserve"> </w:t>
+            </w:r>
+          </w:p>
+        </w:tc>
+        <w:tc>
+          <w:tcPr>
+            <w:tcW w:w="7497" w:type="dxa"/>
+            <w:tcBorders>
+              <w:top w:val="nil"/>
+              <w:left w:val="nil"/>
+              <w:bottom w:val="single" w:sz="4" w:space="0" w:color="1F4E78"/>
+              <w:right w:val="single" w:sz="4" w:space="0" w:color="1F4E78"/>
+            </w:tcBorders>
+            <w:vAlign w:val="center"/>
+          </w:tcPr>
+          <w:p>
+            <w:pPr>
+              <w:spacing w:after="0" w:line="240" w:lineRule="auto"/>
+              <w:rPr>
+                <w:rFonts w:ascii="Microsoft YaHei" w:eastAsia="Microsoft YaHei" w:hAnsi="Microsoft YaHei" w:cs="Arial"/>
+                <w:sz w:val="20"/>
+                <w:szCs w:val="20"/>
+                <w:lang w:val="en-AU" w:eastAsia="en-AU"/>
+              </w:rPr>
+            </w:pPr>
+            <w:r>
+              <w:rPr>
+                <w:rFonts w:ascii="Microsoft YaHei" w:eastAsia="Microsoft YaHei" w:hAnsi="Microsoft YaHei" w:cs="Arial"/>
+                <w:sz w:val="20"/>
+                <w:szCs w:val="20"/>
+                <w:lang w:val="ru-RU" w:eastAsia="en-AU"/>
+              </w:rPr>
+              <w:t>Зачет</w:t>
+            </w:r>
+          </w:p>
+        </w:tc>
+      </w:tr>
+      <w:tr>
+        <w:trPr>
+          <w:trHeight w:val="250"/>
+        </w:trPr>
+        <w:tc>
+          <w:tcPr>
+            <w:tcW w:w="2988" w:type="dxa"/>
+            <w:tcBorders>
+              <w:top w:val="nil"/>
+              <w:left w:val="single" w:sz="4" w:space="0" w:color="1F4E78"/>
+              <w:bottom w:val="single" w:sz="4" w:space="0" w:color="1F4E78"/>
+              <w:right w:val="single" w:sz="4" w:space="0" w:color="1F4E78"/>
+            </w:tcBorders>
+            <w:vAlign w:val="center"/>
+          </w:tcPr>
+          <w:p>
+            <w:pPr>
+              <w:spacing w:after="0" w:line="240" w:lineRule="auto"/>
+              <w:rPr>
+                <w:rFonts w:ascii="Microsoft YaHei" w:eastAsia="Microsoft YaHei" w:hAnsi="Microsoft YaHei" w:cs="Arial"/>
+                <w:b/>
+                <w:bCs/>
+                <w:color w:val="222222"/>
+                <w:sz w:val="20"/>
+                <w:szCs w:val="20"/>
+                <w:lang w:val="ru-RU" w:eastAsia="zh-CN"/>
+              </w:rPr>
+            </w:pPr>
+            <w:proofErr w:type="spellStart"/>
+            <w:r>
+              <w:rPr>
+                <w:rFonts w:ascii="Microsoft YaHei" w:eastAsia="Microsoft YaHei" w:hAnsi="Microsoft YaHei" w:cs="Arial" w:hint="eastAsia"/>
+                <w:b/>
+                <w:bCs/>
+                <w:color w:val="222222"/>
+                <w:sz w:val="20"/>
+                <w:szCs w:val="20"/>
+                <w:lang w:val="ru-RU" w:eastAsia="en-AU"/>
+              </w:rPr>
+              <w:t>Примечания</w:t>
+            </w:r>
+            <w:proofErr w:type="spellEnd"/>
+            <w:r>
+              <w:rPr>
+                <w:rFonts w:ascii="Microsoft YaHei" w:eastAsia="Microsoft YaHei" w:hAnsi="Microsoft YaHei" w:cs="Arial"/>
+                <w:b/>
+                <w:bCs/>
+                <w:color w:val="222222"/>
+                <w:sz w:val="20"/>
+                <w:szCs w:val="20"/>
+                <w:lang w:val="ru-RU" w:eastAsia="en-AU"/>
+              </w:rPr>
+              <w:t>/ко</w:t>
+            </w:r>
+            <w:proofErr w:type="spellStart"/>
+            <w:r>
+              <w:rPr>
+                <w:rFonts w:ascii="Microsoft YaHei" w:eastAsia="Microsoft YaHei" w:hAnsi="Microsoft YaHei" w:cs="Arial" w:hint="eastAsia"/>
+                <w:b/>
+                <w:bCs/>
+                <w:color w:val="222222"/>
+                <w:sz w:val="20"/>
+                <w:szCs w:val="20"/>
+                <w:lang w:val="ru-RU" w:eastAsia="en-AU"/>
+              </w:rPr>
+              <w:t>мментарии</w:t>
+            </w:r>
+            <w:proofErr w:type="spellEnd"/>
+          </w:p>
+        </w:tc>
+        <w:tc>
+          <w:tcPr>
+            <w:tcW w:w="7497" w:type="dxa"/>
+            <w:tcBorders>
+              <w:top w:val="nil"/>
+              <w:left w:val="nil"/>
+              <w:bottom w:val="single" w:sz="4" w:space="0" w:color="1F4E78"/>
+              <w:right w:val="single" w:sz="4" w:space="0" w:color="1F4E78"/>
+            </w:tcBorders>
+            <w:vAlign w:val="center"/>
+          </w:tcPr>
+          <w:p>
+            <w:pPr>
+              <w:spacing w:after="0" w:line="240" w:lineRule="auto"/>
+              <w:rPr>
+                <w:rFonts w:ascii="Microsoft YaHei" w:eastAsia="Microsoft YaHei" w:hAnsi="Microsoft YaHei" w:cs="Arial"/>
+                <w:sz w:val="20"/>
+                <w:szCs w:val="20"/>
+                <w:lang w:val="ru-RU" w:eastAsia="en-AU"/>
+              </w:rPr>
+            </w:pPr>
+            <w:r>
+              <w:rPr>
+                <w:rFonts w:ascii="Microsoft YaHei" w:eastAsia="Microsoft YaHei" w:hAnsi="Microsoft YaHei" w:cs="Arial"/>
+                <w:sz w:val="20"/>
+                <w:szCs w:val="20"/>
+                <w:lang w:val="ru-RU" w:eastAsia="en-AU"/>
+              </w:rPr>
+              <w:t xml:space="preserve">Поля изображение в базе данных будет представлять собой </w:t>
+            </w:r>
+            <w:r>
+              <w:rPr>
+                <w:rFonts w:ascii="Microsoft YaHei" w:eastAsia="Microsoft YaHei" w:hAnsi="Microsoft YaHei" w:cs="Arial"/>
+                <w:sz w:val="20"/>
+                <w:szCs w:val="20"/>
+                <w:lang w:val="en-US" w:eastAsia="en-AU"/>
+              </w:rPr>
+              <w:t>NULL</w:t>
+            </w:r>
+            <w:bookmarkStart w:id="0" w:name="_GoBack"/>
+            <w:bookmarkEnd w:id="0"/>
+          </w:p>
+        </w:tc>
+      </w:tr>
+    </w:tbl>
+    <w:p>
+      <w:pPr>
+        <w:rPr>
+          <w:rFonts w:ascii="Microsoft YaHei" w:eastAsia="Microsoft YaHei" w:hAnsi="Microsoft YaHei"/>
+          <w:color w:val="2E74B5"/>
+          <w:sz w:val="26"/>
+          <w:szCs w:val="26"/>
+          <w:lang w:val="ru-RU"/>
+        </w:rPr>
+      </w:pPr>
+    </w:p>
+    <w:p>
+      <w:pPr>
+        <w:pStyle w:val="2"/>
+        <w:rPr>
+          <w:rFonts w:ascii="Microsoft YaHei" w:eastAsia="Microsoft YaHei" w:hAnsi="Microsoft YaHei"/>
+          <w:sz w:val="18"/>
+          <w:szCs w:val="18"/>
+        </w:rPr>
+      </w:pPr>
+      <w:proofErr w:type="spellStart"/>
+      <w:r>
+        <w:rPr>
+          <w:rFonts w:ascii="Microsoft YaHei" w:eastAsia="Microsoft YaHei" w:hAnsi="Microsoft YaHei" w:hint="eastAsia"/>
+          <w:sz w:val="18"/>
+          <w:szCs w:val="18"/>
+          <w:lang w:val="ru-RU"/>
+        </w:rPr>
+        <w:t>Тестовый</w:t>
+      </w:r>
+      <w:proofErr w:type="spellEnd"/>
+      <w:r>
+        <w:rPr>
+          <w:rFonts w:ascii="Microsoft YaHei" w:eastAsia="Microsoft YaHei" w:hAnsi="Microsoft YaHei"/>
+          <w:sz w:val="18"/>
+          <w:szCs w:val="18"/>
+          <w:lang w:val="ru-RU"/>
+        </w:rPr>
+        <w:t xml:space="preserve"> пример </w:t>
+      </w:r>
+      <w:r>
+        <w:rPr>
+          <w:rFonts w:ascii="Microsoft YaHei" w:eastAsia="Microsoft YaHei" w:hAnsi="Microsoft YaHei"/>
+          <w:sz w:val="18"/>
+          <w:szCs w:val="18"/>
+        </w:rPr>
+        <w:t>#4</w:t>
+      </w:r>
+      <w:r>
+        <w:rPr>
+          <w:rFonts w:ascii="Microsoft YaHei" w:eastAsia="Microsoft YaHei" w:hAnsi="Microsoft YaHei"/>
+          <w:sz w:val="18"/>
+          <w:szCs w:val="18"/>
+        </w:rPr>
+        <w:t>:</w:t>
+      </w:r>
+    </w:p>
+    <w:tbl>
+      <w:tblPr>
+        <w:tblW w:w="10485" w:type="dxa"/>
+        <w:tblCellMar>
+          <w:top w:w="57" w:type="dxa"/>
+          <w:bottom w:w="57" w:type="dxa"/>
+        </w:tblCellMar>
+        <w:tblLook w:val="00A0" w:firstRow="1" w:lastRow="0" w:firstColumn="1" w:lastColumn="0" w:noHBand="0" w:noVBand="0"/>
+      </w:tblPr>
+      <w:tblGrid>
+        <w:gridCol w:w="2988"/>
+        <w:gridCol w:w="7497"/>
+      </w:tblGrid>
+      <w:tr>
+        <w:trPr>
+          <w:trHeight w:val="408"/>
+        </w:trPr>
+        <w:tc>
+          <w:tcPr>
+            <w:tcW w:w="2988" w:type="dxa"/>
+            <w:tcBorders>
+              <w:top w:val="nil"/>
+              <w:left w:val="single" w:sz="4" w:space="0" w:color="2F75B5"/>
+              <w:bottom w:val="single" w:sz="4" w:space="0" w:color="2F75B5"/>
+              <w:right w:val="single" w:sz="4" w:space="0" w:color="FFFFFF"/>
+            </w:tcBorders>
+            <w:shd w:val="clear" w:color="000000" w:fill="2F75B5"/>
+            <w:noWrap/>
+            <w:vAlign w:val="center"/>
+          </w:tcPr>
+          <w:p>
+            <w:pPr>
+              <w:spacing w:after="0" w:line="240" w:lineRule="auto"/>
+              <w:rPr>
+                <w:rFonts w:ascii="Microsoft YaHei" w:eastAsia="Microsoft YaHei" w:hAnsi="Microsoft YaHei" w:cs="Arial"/>
+                <w:b/>
+                <w:bCs/>
+                <w:color w:val="FFFFFF"/>
+                <w:sz w:val="20"/>
+                <w:szCs w:val="24"/>
+                <w:lang w:val="ru-RU" w:eastAsia="en-AU"/>
+              </w:rPr>
+            </w:pPr>
+            <w:proofErr w:type="spellStart"/>
+            <w:r>
+              <w:rPr>
+                <w:rFonts w:ascii="Microsoft YaHei" w:eastAsia="Microsoft YaHei" w:hAnsi="Microsoft YaHei" w:cs="Arial" w:hint="eastAsia"/>
+                <w:b/>
+                <w:bCs/>
+                <w:color w:val="FFFFFF"/>
+                <w:sz w:val="20"/>
+                <w:szCs w:val="24"/>
+                <w:lang w:val="ru-RU" w:eastAsia="en-AU"/>
+              </w:rPr>
+              <w:t>Поле</w:t>
+            </w:r>
+            <w:proofErr w:type="spellEnd"/>
+          </w:p>
+        </w:tc>
+        <w:tc>
+          <w:tcPr>
+            <w:tcW w:w="7497" w:type="dxa"/>
+            <w:tcBorders>
+              <w:top w:val="nil"/>
+              <w:left w:val="nil"/>
+              <w:bottom w:val="single" w:sz="4" w:space="0" w:color="2F75B5"/>
+              <w:right w:val="single" w:sz="4" w:space="0" w:color="2F75B5"/>
+            </w:tcBorders>
+            <w:shd w:val="clear" w:color="000000" w:fill="2F75B5"/>
+            <w:noWrap/>
+            <w:vAlign w:val="center"/>
+          </w:tcPr>
+          <w:p>
+            <w:pPr>
+              <w:spacing w:after="0" w:line="240" w:lineRule="auto"/>
+              <w:rPr>
+                <w:rFonts w:ascii="Microsoft YaHei" w:eastAsia="Microsoft YaHei" w:hAnsi="Microsoft YaHei" w:cs="Arial"/>
+                <w:b/>
+                <w:bCs/>
+                <w:color w:val="FFFFFF"/>
+                <w:sz w:val="20"/>
+                <w:szCs w:val="24"/>
+                <w:lang w:val="ru-RU" w:eastAsia="en-AU"/>
+              </w:rPr>
+            </w:pPr>
+            <w:proofErr w:type="spellStart"/>
+            <w:r>
+              <w:rPr>
+                <w:rFonts w:ascii="Microsoft YaHei" w:eastAsia="Microsoft YaHei" w:hAnsi="Microsoft YaHei" w:cs="Arial" w:hint="eastAsia"/>
+                <w:b/>
+                <w:bCs/>
+                <w:color w:val="FFFFFF"/>
+                <w:sz w:val="20"/>
+                <w:szCs w:val="24"/>
+                <w:lang w:val="ru-RU" w:eastAsia="en-AU"/>
+              </w:rPr>
+              <w:t>Описание</w:t>
+            </w:r>
+            <w:proofErr w:type="spellEnd"/>
+          </w:p>
+        </w:tc>
+      </w:tr>
+      <w:tr>
+        <w:trPr>
+          <w:trHeight w:val="71"/>
+        </w:trPr>
+        <w:tc>
+          <w:tcPr>
+            <w:tcW w:w="2988" w:type="dxa"/>
+            <w:tcBorders>
+              <w:top w:val="nil"/>
+              <w:left w:val="single" w:sz="4" w:space="0" w:color="1F4E78"/>
+              <w:bottom w:val="single" w:sz="4" w:space="0" w:color="1F4E78"/>
+              <w:right w:val="single" w:sz="4" w:space="0" w:color="1F4E78"/>
+            </w:tcBorders>
+            <w:vAlign w:val="center"/>
+          </w:tcPr>
+          <w:p>
+            <w:pPr>
+              <w:spacing w:after="0" w:line="240" w:lineRule="auto"/>
+              <w:rPr>
+                <w:rFonts w:ascii="Microsoft YaHei" w:eastAsia="Microsoft YaHei" w:hAnsi="Microsoft YaHei" w:cs="Arial"/>
+                <w:b/>
+                <w:bCs/>
+                <w:color w:val="222222"/>
+                <w:sz w:val="20"/>
+                <w:szCs w:val="20"/>
+                <w:lang w:val="ru-RU" w:eastAsia="en-AU"/>
+              </w:rPr>
+            </w:pPr>
+            <w:proofErr w:type="spellStart"/>
+            <w:r>
+              <w:rPr>
+                <w:rFonts w:ascii="Microsoft YaHei" w:eastAsia="Microsoft YaHei" w:hAnsi="Microsoft YaHei" w:cs="Arial" w:hint="eastAsia"/>
+                <w:b/>
+                <w:bCs/>
+                <w:color w:val="222222"/>
+                <w:sz w:val="20"/>
+                <w:szCs w:val="20"/>
+                <w:lang w:val="ru-RU" w:eastAsia="en-AU"/>
+              </w:rPr>
+              <w:t>Название</w:t>
+            </w:r>
+            <w:proofErr w:type="spellEnd"/>
+            <w:r>
+              <w:rPr>
+                <w:rFonts w:ascii="Microsoft YaHei" w:eastAsia="Microsoft YaHei" w:hAnsi="Microsoft YaHei" w:cs="Arial"/>
+                <w:b/>
+                <w:bCs/>
+                <w:color w:val="222222"/>
+                <w:sz w:val="20"/>
+                <w:szCs w:val="20"/>
+                <w:lang w:val="ru-RU" w:eastAsia="en-AU"/>
+              </w:rPr>
+              <w:t xml:space="preserve"> </w:t>
+            </w:r>
+            <w:proofErr w:type="spellStart"/>
+            <w:r>
+              <w:rPr>
+                <w:rFonts w:ascii="Microsoft YaHei" w:eastAsia="Microsoft YaHei" w:hAnsi="Microsoft YaHei" w:cs="Arial" w:hint="eastAsia"/>
+                <w:b/>
+                <w:bCs/>
+                <w:color w:val="222222"/>
+                <w:sz w:val="20"/>
+                <w:szCs w:val="20"/>
+                <w:lang w:val="ru-RU" w:eastAsia="en-AU"/>
+              </w:rPr>
+              <w:t>проекта</w:t>
+            </w:r>
+            <w:proofErr w:type="spellEnd"/>
+          </w:p>
+        </w:tc>
+        <w:tc>
+          <w:tcPr>
+            <w:tcW w:w="7497" w:type="dxa"/>
+            <w:tcBorders>
+              <w:top w:val="nil"/>
+              <w:left w:val="nil"/>
+              <w:bottom w:val="single" w:sz="4" w:space="0" w:color="1F4E78"/>
+              <w:right w:val="single" w:sz="4" w:space="0" w:color="1F4E78"/>
+            </w:tcBorders>
+            <w:vAlign w:val="center"/>
+          </w:tcPr>
+          <w:p>
+            <w:pPr>
+              <w:spacing w:after="0" w:line="240" w:lineRule="auto"/>
+              <w:rPr>
+                <w:rFonts w:ascii="Microsoft YaHei" w:eastAsia="Microsoft YaHei" w:hAnsi="Microsoft YaHei" w:cs="Arial"/>
+                <w:sz w:val="20"/>
+                <w:szCs w:val="20"/>
+                <w:lang w:val="ru-RU" w:eastAsia="en-AU"/>
+              </w:rPr>
+            </w:pPr>
+            <w:proofErr w:type="spellStart"/>
+            <w:r>
+              <w:rPr>
+                <w:rFonts w:ascii="Microsoft YaHei" w:eastAsia="Microsoft YaHei" w:hAnsi="Microsoft YaHei" w:cs="Arial"/>
+                <w:sz w:val="20"/>
+                <w:szCs w:val="20"/>
+                <w:lang w:val="en-AU" w:eastAsia="en-AU"/>
+              </w:rPr>
+              <w:t>DemoPosuda</w:t>
+            </w:r>
+            <w:proofErr w:type="spellEnd"/>
+          </w:p>
+        </w:tc>
+      </w:tr>
+      <w:tr>
+        <w:trPr>
+          <w:trHeight w:val="233"/>
+        </w:trPr>
+        <w:tc>
+          <w:tcPr>
+            <w:tcW w:w="2988" w:type="dxa"/>
+            <w:tcBorders>
+              <w:top w:val="nil"/>
+              <w:left w:val="single" w:sz="4" w:space="0" w:color="1F4E78"/>
+              <w:bottom w:val="single" w:sz="4" w:space="0" w:color="1F4E78"/>
+              <w:right w:val="single" w:sz="4" w:space="0" w:color="1F4E78"/>
+            </w:tcBorders>
+            <w:vAlign w:val="center"/>
+          </w:tcPr>
+          <w:p>
+            <w:pPr>
+              <w:spacing w:after="0" w:line="240" w:lineRule="auto"/>
+              <w:rPr>
+                <w:rFonts w:ascii="Microsoft YaHei" w:eastAsia="Microsoft YaHei" w:hAnsi="Microsoft YaHei" w:cs="Arial"/>
+                <w:b/>
+                <w:bCs/>
+                <w:color w:val="222222"/>
+                <w:sz w:val="20"/>
+                <w:szCs w:val="20"/>
+                <w:lang w:val="ru-RU" w:eastAsia="en-AU"/>
+              </w:rPr>
+            </w:pPr>
+            <w:proofErr w:type="spellStart"/>
+            <w:r>
+              <w:rPr>
+                <w:rFonts w:ascii="Microsoft YaHei" w:eastAsia="Microsoft YaHei" w:hAnsi="Microsoft YaHei" w:cs="Arial" w:hint="eastAsia"/>
+                <w:b/>
+                <w:bCs/>
+                <w:color w:val="222222"/>
+                <w:sz w:val="20"/>
+                <w:szCs w:val="20"/>
+                <w:lang w:val="ru-RU" w:eastAsia="en-AU"/>
+              </w:rPr>
+              <w:t>Рабочая</w:t>
+            </w:r>
+            <w:proofErr w:type="spellEnd"/>
+            <w:r>
+              <w:rPr>
+                <w:rFonts w:ascii="Microsoft YaHei" w:eastAsia="Microsoft YaHei" w:hAnsi="Microsoft YaHei" w:cs="Arial"/>
+                <w:b/>
+                <w:bCs/>
+                <w:color w:val="222222"/>
+                <w:sz w:val="20"/>
+                <w:szCs w:val="20"/>
+                <w:lang w:val="ru-RU" w:eastAsia="en-AU"/>
+              </w:rPr>
+              <w:t xml:space="preserve"> версия</w:t>
+            </w:r>
+          </w:p>
+        </w:tc>
+        <w:tc>
+          <w:tcPr>
+            <w:tcW w:w="7497" w:type="dxa"/>
+            <w:tcBorders>
+              <w:top w:val="nil"/>
+              <w:left w:val="nil"/>
+              <w:bottom w:val="single" w:sz="4" w:space="0" w:color="1F4E78"/>
+              <w:right w:val="single" w:sz="4" w:space="0" w:color="1F4E78"/>
+            </w:tcBorders>
+            <w:vAlign w:val="center"/>
+          </w:tcPr>
+          <w:p>
+            <w:pPr>
+              <w:spacing w:after="0" w:line="240" w:lineRule="auto"/>
+              <w:rPr>
+                <w:rFonts w:ascii="Microsoft YaHei" w:eastAsia="Microsoft YaHei" w:hAnsi="Microsoft YaHei" w:cs="Arial"/>
+                <w:sz w:val="20"/>
+                <w:szCs w:val="20"/>
+                <w:lang w:val="ru-RU" w:eastAsia="en-AU"/>
+              </w:rPr>
+            </w:pPr>
+            <w:r>
+              <w:rPr>
+                <w:rFonts w:ascii="Microsoft YaHei" w:eastAsia="Microsoft YaHei" w:hAnsi="Microsoft YaHei" w:cs="Arial"/>
+                <w:sz w:val="20"/>
+                <w:szCs w:val="20"/>
+                <w:lang w:val="ru-RU" w:eastAsia="en-AU"/>
+              </w:rPr>
+              <w:t>1.0.0.0</w:t>
+            </w:r>
+          </w:p>
+        </w:tc>
+      </w:tr>
+      <w:tr>
+        <w:trPr>
+          <w:trHeight w:val="52"/>
+        </w:trPr>
+        <w:tc>
+          <w:tcPr>
+            <w:tcW w:w="2988" w:type="dxa"/>
+            <w:tcBorders>
+              <w:top w:val="nil"/>
+              <w:left w:val="single" w:sz="4" w:space="0" w:color="1F4E78"/>
+              <w:bottom w:val="single" w:sz="4" w:space="0" w:color="1F4E78"/>
+              <w:right w:val="single" w:sz="4" w:space="0" w:color="1F4E78"/>
+            </w:tcBorders>
+            <w:vAlign w:val="center"/>
+          </w:tcPr>
+          <w:p>
+            <w:pPr>
+              <w:spacing w:after="0" w:line="240" w:lineRule="auto"/>
+              <w:rPr>
+                <w:rFonts w:ascii="Microsoft YaHei" w:eastAsia="Microsoft YaHei" w:hAnsi="Microsoft YaHei" w:cs="Arial"/>
+                <w:b/>
+                <w:bCs/>
+                <w:color w:val="222222"/>
+                <w:sz w:val="20"/>
+                <w:szCs w:val="20"/>
+                <w:lang w:val="ru-RU" w:eastAsia="en-AU"/>
+              </w:rPr>
+            </w:pPr>
+            <w:proofErr w:type="spellStart"/>
+            <w:r>
+              <w:rPr>
+                <w:rFonts w:ascii="Microsoft YaHei" w:eastAsia="Microsoft YaHei" w:hAnsi="Microsoft YaHei" w:cs="Arial" w:hint="eastAsia"/>
+                <w:b/>
+                <w:bCs/>
+                <w:color w:val="222222"/>
+                <w:sz w:val="20"/>
+                <w:szCs w:val="20"/>
+                <w:lang w:val="ru-RU" w:eastAsia="en-AU"/>
+              </w:rPr>
+              <w:t>Имя</w:t>
+            </w:r>
+            <w:proofErr w:type="spellEnd"/>
+            <w:r>
+              <w:rPr>
+                <w:rFonts w:ascii="Microsoft YaHei" w:eastAsia="Microsoft YaHei" w:hAnsi="Microsoft YaHei" w:cs="Arial"/>
+                <w:b/>
+                <w:bCs/>
+                <w:color w:val="222222"/>
+                <w:sz w:val="20"/>
+                <w:szCs w:val="20"/>
+                <w:lang w:val="ru-RU" w:eastAsia="en-AU"/>
+              </w:rPr>
+              <w:t xml:space="preserve"> тестирующего</w:t>
+            </w:r>
+          </w:p>
+        </w:tc>
+        <w:tc>
+          <w:tcPr>
+            <w:tcW w:w="7497" w:type="dxa"/>
+            <w:tcBorders>
+              <w:top w:val="nil"/>
+              <w:left w:val="nil"/>
+              <w:bottom w:val="single" w:sz="4" w:space="0" w:color="1F4E78"/>
+              <w:right w:val="single" w:sz="4" w:space="0" w:color="1F4E78"/>
+            </w:tcBorders>
+            <w:vAlign w:val="center"/>
+          </w:tcPr>
+          <w:p>
+            <w:pPr>
+              <w:spacing w:after="0" w:line="240" w:lineRule="auto"/>
+              <w:rPr>
+                <w:rFonts w:ascii="Microsoft YaHei" w:eastAsia="Microsoft YaHei" w:hAnsi="Microsoft YaHei" w:cs="Arial"/>
+                <w:sz w:val="20"/>
+                <w:szCs w:val="20"/>
+                <w:lang w:val="ru-RU" w:eastAsia="en-AU"/>
+              </w:rPr>
+            </w:pPr>
+            <w:r>
+              <w:rPr>
+                <w:rFonts w:ascii="Microsoft YaHei" w:eastAsia="Microsoft YaHei" w:hAnsi="Microsoft YaHei" w:cs="Arial"/>
+                <w:sz w:val="20"/>
+                <w:szCs w:val="20"/>
+                <w:lang w:val="ru-RU" w:eastAsia="en-AU"/>
+              </w:rPr>
+              <w:t>Алина</w:t>
+            </w:r>
+          </w:p>
+        </w:tc>
+      </w:tr>
+      <w:tr>
+        <w:trPr>
+          <w:trHeight w:val="52"/>
+        </w:trPr>
+        <w:tc>
+          <w:tcPr>
+            <w:tcW w:w="2988" w:type="dxa"/>
+            <w:tcBorders>
+              <w:top w:val="nil"/>
+              <w:left w:val="single" w:sz="4" w:space="0" w:color="1F4E78"/>
+              <w:bottom w:val="single" w:sz="4" w:space="0" w:color="1F4E78"/>
+              <w:right w:val="single" w:sz="4" w:space="0" w:color="1F4E78"/>
+            </w:tcBorders>
+            <w:vAlign w:val="center"/>
+          </w:tcPr>
+          <w:p>
+            <w:pPr>
+              <w:spacing w:after="0" w:line="240" w:lineRule="auto"/>
+              <w:rPr>
+                <w:rFonts w:ascii="Microsoft YaHei" w:eastAsia="Microsoft YaHei" w:hAnsi="Microsoft YaHei" w:cs="Arial"/>
+                <w:b/>
+                <w:bCs/>
+                <w:color w:val="222222"/>
+                <w:sz w:val="20"/>
+                <w:szCs w:val="20"/>
+                <w:lang w:val="en-US" w:eastAsia="en-AU"/>
+              </w:rPr>
+            </w:pPr>
+            <w:proofErr w:type="spellStart"/>
+            <w:r>
+              <w:rPr>
+                <w:rFonts w:ascii="Microsoft YaHei" w:eastAsia="Microsoft YaHei" w:hAnsi="Microsoft YaHei" w:cs="Arial" w:hint="eastAsia"/>
+                <w:b/>
+                <w:bCs/>
+                <w:color w:val="222222"/>
+                <w:sz w:val="20"/>
+                <w:szCs w:val="20"/>
+                <w:lang w:val="ru-RU" w:eastAsia="en-AU"/>
+              </w:rPr>
+              <w:t>Дата</w:t>
+            </w:r>
+            <w:proofErr w:type="spellEnd"/>
+            <w:r>
+              <w:rPr>
+                <w:rFonts w:ascii="Microsoft YaHei" w:eastAsia="Microsoft YaHei" w:hAnsi="Microsoft YaHei" w:cs="Arial"/>
+                <w:b/>
+                <w:bCs/>
+                <w:color w:val="222222"/>
+                <w:sz w:val="20"/>
+                <w:szCs w:val="20"/>
+                <w:lang w:val="en-US" w:eastAsia="en-AU"/>
+              </w:rPr>
+              <w:t>(</w:t>
+            </w:r>
+            <w:r>
+              <w:rPr>
+                <w:rFonts w:ascii="Microsoft YaHei" w:eastAsia="Microsoft YaHei" w:hAnsi="Microsoft YaHei" w:cs="Arial" w:hint="eastAsia"/>
+                <w:b/>
+                <w:bCs/>
+                <w:color w:val="222222"/>
+                <w:sz w:val="20"/>
+                <w:szCs w:val="20"/>
+                <w:lang w:val="ru-RU" w:eastAsia="en-AU"/>
+              </w:rPr>
+              <w:t>ы</w:t>
+            </w:r>
+            <w:r>
+              <w:rPr>
+                <w:rFonts w:ascii="Microsoft YaHei" w:eastAsia="Microsoft YaHei" w:hAnsi="Microsoft YaHei" w:cs="Arial"/>
+                <w:b/>
+                <w:bCs/>
+                <w:color w:val="222222"/>
+                <w:sz w:val="20"/>
+                <w:szCs w:val="20"/>
+                <w:lang w:val="en-US" w:eastAsia="en-AU"/>
+              </w:rPr>
+              <w:t xml:space="preserve">) </w:t>
+            </w:r>
+            <w:proofErr w:type="spellStart"/>
+            <w:r>
+              <w:rPr>
+                <w:rFonts w:ascii="Microsoft YaHei" w:eastAsia="Microsoft YaHei" w:hAnsi="Microsoft YaHei" w:cs="Arial" w:hint="eastAsia"/>
+                <w:b/>
+                <w:bCs/>
+                <w:color w:val="222222"/>
+                <w:sz w:val="20"/>
+                <w:szCs w:val="20"/>
+                <w:lang w:val="ru-RU" w:eastAsia="en-AU"/>
+              </w:rPr>
+              <w:t>теста</w:t>
+            </w:r>
+            <w:proofErr w:type="spellEnd"/>
+          </w:p>
+        </w:tc>
+        <w:tc>
+          <w:tcPr>
+            <w:tcW w:w="7497" w:type="dxa"/>
+            <w:tcBorders>
+              <w:top w:val="nil"/>
+              <w:left w:val="nil"/>
+              <w:bottom w:val="single" w:sz="4" w:space="0" w:color="1F4E78"/>
+              <w:right w:val="single" w:sz="4" w:space="0" w:color="1F4E78"/>
+            </w:tcBorders>
+            <w:vAlign w:val="center"/>
+          </w:tcPr>
+          <w:p>
+            <w:pPr>
+              <w:spacing w:after="0" w:line="240" w:lineRule="auto"/>
+              <w:rPr>
+                <w:rFonts w:ascii="Microsoft YaHei" w:eastAsia="Microsoft YaHei" w:hAnsi="Microsoft YaHei" w:cs="Arial"/>
+                <w:sz w:val="20"/>
+                <w:szCs w:val="20"/>
+                <w:lang w:val="ru-RU" w:eastAsia="en-AU"/>
+              </w:rPr>
+            </w:pPr>
+            <w:r>
+              <w:rPr>
+                <w:rFonts w:ascii="Microsoft YaHei" w:eastAsia="Microsoft YaHei" w:hAnsi="Microsoft YaHei" w:cs="Arial"/>
+                <w:sz w:val="20"/>
+                <w:szCs w:val="20"/>
+                <w:lang w:val="ru-RU" w:eastAsia="en-AU"/>
+              </w:rPr>
+              <w:t xml:space="preserve">28.01.2025 </w:t>
+            </w:r>
+          </w:p>
+        </w:tc>
+      </w:tr>
+      <w:tr>
+        <w:trPr>
+          <w:trHeight w:val="52"/>
+        </w:trPr>
+        <w:tc>
+          <w:tcPr>
+            <w:tcW w:w="2988" w:type="dxa"/>
+            <w:tcBorders>
+              <w:top w:val="nil"/>
+              <w:left w:val="single" w:sz="4" w:space="0" w:color="1F4E78"/>
+              <w:bottom w:val="single" w:sz="4" w:space="0" w:color="1F4E78"/>
+              <w:right w:val="single" w:sz="4" w:space="0" w:color="1F4E78"/>
+            </w:tcBorders>
+            <w:vAlign w:val="center"/>
+          </w:tcPr>
+          <w:p>
+            <w:pPr>
+              <w:spacing w:after="0" w:line="240" w:lineRule="auto"/>
+              <w:rPr>
+                <w:rFonts w:ascii="Microsoft YaHei" w:eastAsia="Microsoft YaHei" w:hAnsi="Microsoft YaHei" w:cs="Arial"/>
+                <w:b/>
+                <w:bCs/>
+                <w:color w:val="222222"/>
+                <w:sz w:val="20"/>
+                <w:szCs w:val="20"/>
+                <w:lang w:val="ru-RU" w:eastAsia="en-AU"/>
+              </w:rPr>
+            </w:pPr>
+            <w:proofErr w:type="spellStart"/>
+            <w:r>
+              <w:rPr>
+                <w:rFonts w:ascii="Microsoft YaHei" w:eastAsia="Microsoft YaHei" w:hAnsi="Microsoft YaHei" w:cs="Arial" w:hint="eastAsia"/>
+                <w:b/>
+                <w:bCs/>
+                <w:color w:val="222222"/>
+                <w:sz w:val="20"/>
+                <w:szCs w:val="20"/>
+                <w:lang w:val="ru-RU" w:eastAsia="en-AU"/>
+              </w:rPr>
+              <w:t>Тестовый</w:t>
+            </w:r>
+            <w:proofErr w:type="spellEnd"/>
+            <w:r>
+              <w:rPr>
+                <w:rFonts w:ascii="Microsoft YaHei" w:eastAsia="Microsoft YaHei" w:hAnsi="Microsoft YaHei" w:cs="Arial"/>
+                <w:b/>
+                <w:bCs/>
+                <w:color w:val="222222"/>
+                <w:sz w:val="20"/>
+                <w:szCs w:val="20"/>
+                <w:lang w:val="ru-RU" w:eastAsia="en-AU"/>
+              </w:rPr>
+              <w:t xml:space="preserve"> пример</w:t>
+            </w:r>
+            <w:r>
+              <w:rPr>
+                <w:rFonts w:ascii="Microsoft YaHei" w:eastAsia="Microsoft YaHei" w:hAnsi="Microsoft YaHei" w:cs="Arial"/>
+                <w:b/>
+                <w:bCs/>
+                <w:color w:val="222222"/>
+                <w:sz w:val="20"/>
+                <w:szCs w:val="20"/>
+                <w:lang w:val="ru-RU" w:eastAsia="en-AU"/>
+              </w:rPr>
+              <w:t xml:space="preserve"> #</w:t>
+            </w:r>
+          </w:p>
+        </w:tc>
+        <w:tc>
+          <w:tcPr>
+            <w:tcW w:w="7497" w:type="dxa"/>
+            <w:tcBorders>
+              <w:top w:val="nil"/>
+              <w:left w:val="nil"/>
+              <w:bottom w:val="single" w:sz="4" w:space="0" w:color="1F4E78"/>
+              <w:right w:val="single" w:sz="4" w:space="0" w:color="1F4E78"/>
+            </w:tcBorders>
+            <w:vAlign w:val="center"/>
+          </w:tcPr>
+          <w:p>
+            <w:pPr>
+              <w:spacing w:after="0" w:line="240" w:lineRule="auto"/>
+              <w:rPr>
+                <w:rFonts w:ascii="Microsoft YaHei" w:eastAsia="Microsoft YaHei" w:hAnsi="Microsoft YaHei" w:cs="Arial"/>
+                <w:sz w:val="20"/>
+                <w:szCs w:val="20"/>
+                <w:lang w:val="ru-RU" w:eastAsia="en-AU"/>
+              </w:rPr>
+            </w:pPr>
+            <w:r>
+              <w:rPr>
+                <w:rFonts w:ascii="Microsoft YaHei" w:eastAsia="Microsoft YaHei" w:hAnsi="Microsoft YaHei" w:cs="Arial"/>
+                <w:sz w:val="20"/>
+                <w:szCs w:val="20"/>
+                <w:lang w:val="en-US" w:eastAsia="en-AU"/>
+              </w:rPr>
+              <w:t>TC_AU</w:t>
+            </w:r>
+            <w:r>
+              <w:rPr>
+                <w:rFonts w:ascii="Microsoft YaHei" w:eastAsia="Microsoft YaHei" w:hAnsi="Microsoft YaHei" w:cs="Arial"/>
+                <w:sz w:val="20"/>
+                <w:szCs w:val="20"/>
+                <w:lang w:val="ru-RU" w:eastAsia="en-AU"/>
+              </w:rPr>
+              <w:t>_2</w:t>
+            </w:r>
+          </w:p>
+        </w:tc>
+      </w:tr>
+      <w:tr>
+        <w:trPr>
+          <w:trHeight w:val="173"/>
+        </w:trPr>
+        <w:tc>
+          <w:tcPr>
+            <w:tcW w:w="2988" w:type="dxa"/>
+            <w:tcBorders>
+              <w:top w:val="nil"/>
+              <w:left w:val="single" w:sz="4" w:space="0" w:color="1F4E78"/>
+              <w:bottom w:val="single" w:sz="4" w:space="0" w:color="1F4E78"/>
+              <w:right w:val="single" w:sz="4" w:space="0" w:color="1F4E78"/>
+            </w:tcBorders>
+            <w:vAlign w:val="center"/>
+          </w:tcPr>
+          <w:p>
+            <w:pPr>
+              <w:spacing w:after="0" w:line="240" w:lineRule="auto"/>
+              <w:rPr>
+                <w:rFonts w:ascii="Microsoft YaHei" w:eastAsia="Microsoft YaHei" w:hAnsi="Microsoft YaHei" w:cs="Arial"/>
+                <w:b/>
+                <w:bCs/>
+                <w:color w:val="222222"/>
+                <w:sz w:val="20"/>
+                <w:szCs w:val="20"/>
+                <w:lang w:val="ru-RU" w:eastAsia="en-AU"/>
+              </w:rPr>
+            </w:pPr>
+            <w:proofErr w:type="spellStart"/>
+            <w:r>
+              <w:rPr>
+                <w:rFonts w:ascii="Microsoft YaHei" w:eastAsia="Microsoft YaHei" w:hAnsi="Microsoft YaHei" w:cs="Arial" w:hint="eastAsia"/>
+                <w:b/>
+                <w:bCs/>
+                <w:color w:val="222222"/>
+                <w:sz w:val="20"/>
+                <w:szCs w:val="20"/>
+                <w:lang w:val="ru-RU" w:eastAsia="en-AU"/>
+              </w:rPr>
+              <w:t>Приоритет</w:t>
+            </w:r>
+            <w:proofErr w:type="spellEnd"/>
+            <w:r>
+              <w:rPr>
+                <w:rFonts w:ascii="Microsoft YaHei" w:eastAsia="Microsoft YaHei" w:hAnsi="Microsoft YaHei" w:cs="Arial"/>
+                <w:b/>
+                <w:bCs/>
+                <w:color w:val="222222"/>
+                <w:sz w:val="20"/>
+                <w:szCs w:val="20"/>
+                <w:lang w:val="ru-RU" w:eastAsia="en-AU"/>
+              </w:rPr>
+              <w:t xml:space="preserve"> </w:t>
+            </w:r>
+            <w:proofErr w:type="spellStart"/>
+            <w:r>
+              <w:rPr>
+                <w:rFonts w:ascii="Microsoft YaHei" w:eastAsia="Microsoft YaHei" w:hAnsi="Microsoft YaHei" w:cs="Arial" w:hint="eastAsia"/>
+                <w:b/>
+                <w:bCs/>
+                <w:color w:val="222222"/>
+                <w:sz w:val="20"/>
+                <w:szCs w:val="20"/>
+                <w:lang w:val="ru-RU" w:eastAsia="en-AU"/>
+              </w:rPr>
+              <w:t>тестирования</w:t>
+            </w:r>
+            <w:proofErr w:type="spellEnd"/>
+          </w:p>
+          <w:p>
+            <w:pPr>
+              <w:spacing w:after="0" w:line="240" w:lineRule="auto"/>
+              <w:rPr>
+                <w:rFonts w:ascii="Microsoft YaHei" w:eastAsia="Microsoft YaHei" w:hAnsi="Microsoft YaHei" w:cs="Arial"/>
+                <w:i/>
+                <w:iCs/>
+                <w:color w:val="222222"/>
+                <w:sz w:val="20"/>
+                <w:szCs w:val="20"/>
+                <w:lang w:val="ru-RU" w:eastAsia="en-AU"/>
+              </w:rPr>
+            </w:pPr>
+            <w:r>
+              <w:rPr>
+                <w:rFonts w:ascii="Microsoft YaHei" w:eastAsia="Microsoft YaHei" w:hAnsi="Microsoft YaHei" w:cs="Arial"/>
+                <w:i/>
+                <w:iCs/>
+                <w:color w:val="222222"/>
+                <w:sz w:val="20"/>
+                <w:szCs w:val="20"/>
+                <w:lang w:val="ru-RU" w:eastAsia="en-AU"/>
+              </w:rPr>
+              <w:t>(</w:t>
+            </w:r>
+            <w:proofErr w:type="spellStart"/>
+            <w:r>
+              <w:rPr>
+                <w:rFonts w:ascii="Microsoft YaHei" w:eastAsia="Microsoft YaHei" w:hAnsi="Microsoft YaHei" w:cs="Arial" w:hint="eastAsia"/>
+                <w:i/>
+                <w:iCs/>
+                <w:color w:val="222222"/>
+                <w:sz w:val="20"/>
+                <w:szCs w:val="20"/>
+                <w:lang w:val="ru-RU" w:eastAsia="en-AU"/>
+              </w:rPr>
+              <w:t>Низкий</w:t>
+            </w:r>
+            <w:proofErr w:type="spellEnd"/>
+            <w:r>
+              <w:rPr>
+                <w:rFonts w:ascii="Microsoft YaHei" w:eastAsia="Microsoft YaHei" w:hAnsi="Microsoft YaHei" w:cs="Arial"/>
+                <w:i/>
+                <w:iCs/>
+                <w:color w:val="222222"/>
+                <w:sz w:val="20"/>
+                <w:szCs w:val="20"/>
+                <w:lang w:val="ru-RU" w:eastAsia="en-AU"/>
+              </w:rPr>
+              <w:t>/</w:t>
+            </w:r>
+            <w:proofErr w:type="spellStart"/>
+            <w:r>
+              <w:rPr>
+                <w:rFonts w:ascii="Microsoft YaHei" w:eastAsia="Microsoft YaHei" w:hAnsi="Microsoft YaHei" w:cs="Arial" w:hint="eastAsia"/>
+                <w:i/>
+                <w:iCs/>
+                <w:color w:val="222222"/>
+                <w:sz w:val="20"/>
+                <w:szCs w:val="20"/>
+                <w:lang w:val="ru-RU" w:eastAsia="en-AU"/>
+              </w:rPr>
+              <w:t>Средний</w:t>
+            </w:r>
+            <w:proofErr w:type="spellEnd"/>
+            <w:r>
+              <w:rPr>
+                <w:rFonts w:ascii="Microsoft YaHei" w:eastAsia="Microsoft YaHei" w:hAnsi="Microsoft YaHei" w:cs="Arial"/>
+                <w:i/>
+                <w:iCs/>
+                <w:color w:val="222222"/>
+                <w:sz w:val="20"/>
+                <w:szCs w:val="20"/>
+                <w:lang w:val="ru-RU" w:eastAsia="en-AU"/>
+              </w:rPr>
+              <w:t>/</w:t>
+            </w:r>
+            <w:proofErr w:type="spellStart"/>
+            <w:r>
+              <w:rPr>
+                <w:rFonts w:ascii="Microsoft YaHei" w:eastAsia="Microsoft YaHei" w:hAnsi="Microsoft YaHei" w:cs="Arial" w:hint="eastAsia"/>
+                <w:i/>
+                <w:iCs/>
+                <w:color w:val="222222"/>
+                <w:sz w:val="20"/>
+                <w:szCs w:val="20"/>
+                <w:lang w:val="ru-RU" w:eastAsia="en-AU"/>
+              </w:rPr>
+              <w:t>Высокий</w:t>
+            </w:r>
+            <w:proofErr w:type="spellEnd"/>
+            <w:r>
+              <w:rPr>
+                <w:rFonts w:ascii="Microsoft YaHei" w:eastAsia="Microsoft YaHei" w:hAnsi="Microsoft YaHei" w:cs="Arial"/>
+                <w:i/>
+                <w:iCs/>
+                <w:color w:val="222222"/>
+                <w:sz w:val="20"/>
+                <w:szCs w:val="20"/>
+                <w:lang w:val="ru-RU" w:eastAsia="en-AU"/>
+              </w:rPr>
+              <w:t>)</w:t>
+            </w:r>
+          </w:p>
+        </w:tc>
+        <w:tc>
+          <w:tcPr>
+            <w:tcW w:w="7497" w:type="dxa"/>
+            <w:tcBorders>
+              <w:top w:val="nil"/>
+              <w:left w:val="nil"/>
+              <w:bottom w:val="single" w:sz="4" w:space="0" w:color="1F4E78"/>
+              <w:right w:val="single" w:sz="4" w:space="0" w:color="1F4E78"/>
+            </w:tcBorders>
+            <w:vAlign w:val="center"/>
+          </w:tcPr>
+          <w:p>
+            <w:pPr>
+              <w:spacing w:after="0" w:line="240" w:lineRule="auto"/>
+              <w:rPr>
+                <w:rFonts w:ascii="Microsoft YaHei" w:eastAsia="Microsoft YaHei" w:hAnsi="Microsoft YaHei" w:cs="Arial"/>
+                <w:sz w:val="20"/>
+                <w:szCs w:val="20"/>
+                <w:lang w:val="en-US" w:eastAsia="en-AU"/>
+              </w:rPr>
+            </w:pPr>
+            <w:r>
+              <w:rPr>
+                <w:rFonts w:ascii="Microsoft YaHei" w:eastAsia="Microsoft YaHei" w:hAnsi="Microsoft YaHei" w:cs="Arial"/>
+                <w:sz w:val="20"/>
+                <w:szCs w:val="20"/>
+                <w:lang w:val="ru-RU" w:eastAsia="en-AU"/>
+              </w:rPr>
+              <w:t>Высокий</w:t>
+            </w:r>
+          </w:p>
+        </w:tc>
+      </w:tr>
+      <w:tr>
+        <w:trPr>
+          <w:trHeight w:val="52"/>
+        </w:trPr>
+        <w:tc>
+          <w:tcPr>
+            <w:tcW w:w="2988" w:type="dxa"/>
+            <w:tcBorders>
+              <w:top w:val="nil"/>
+              <w:left w:val="single" w:sz="4" w:space="0" w:color="1F4E78"/>
+              <w:bottom w:val="single" w:sz="4" w:space="0" w:color="1F4E78"/>
+              <w:right w:val="single" w:sz="4" w:space="0" w:color="1F4E78"/>
+            </w:tcBorders>
+            <w:vAlign w:val="center"/>
+          </w:tcPr>
+          <w:p>
+            <w:pPr>
+              <w:spacing w:after="0" w:line="240" w:lineRule="auto"/>
+              <w:rPr>
+                <w:rFonts w:ascii="Microsoft YaHei" w:eastAsia="Microsoft YaHei" w:hAnsi="Microsoft YaHei" w:cs="Arial"/>
+                <w:b/>
+                <w:bCs/>
+                <w:color w:val="222222"/>
+                <w:sz w:val="20"/>
+                <w:szCs w:val="20"/>
+                <w:lang w:val="ru-RU" w:eastAsia="en-AU"/>
+              </w:rPr>
+            </w:pPr>
+            <w:proofErr w:type="spellStart"/>
+            <w:r>
+              <w:rPr>
+                <w:rFonts w:ascii="Microsoft YaHei" w:eastAsia="Microsoft YaHei" w:hAnsi="Microsoft YaHei" w:cs="Arial" w:hint="eastAsia"/>
+                <w:b/>
+                <w:bCs/>
+                <w:color w:val="222222"/>
+                <w:sz w:val="20"/>
+                <w:szCs w:val="20"/>
+                <w:lang w:val="ru-RU" w:eastAsia="en-AU"/>
+              </w:rPr>
+              <w:t>Заголовок</w:t>
+            </w:r>
+            <w:proofErr w:type="spellEnd"/>
+            <w:r>
+              <w:rPr>
+                <w:rFonts w:ascii="Microsoft YaHei" w:eastAsia="Microsoft YaHei" w:hAnsi="Microsoft YaHei" w:cs="Arial"/>
+                <w:b/>
+                <w:bCs/>
+                <w:color w:val="222222"/>
+                <w:sz w:val="20"/>
+                <w:szCs w:val="20"/>
+                <w:lang w:val="ru-RU" w:eastAsia="en-AU"/>
+              </w:rPr>
+              <w:t>/название теста</w:t>
+            </w:r>
+          </w:p>
+        </w:tc>
+        <w:tc>
+          <w:tcPr>
+            <w:tcW w:w="7497" w:type="dxa"/>
+            <w:tcBorders>
+              <w:top w:val="nil"/>
+              <w:left w:val="nil"/>
+              <w:bottom w:val="single" w:sz="4" w:space="0" w:color="1F4E78"/>
+              <w:right w:val="single" w:sz="4" w:space="0" w:color="1F4E78"/>
+            </w:tcBorders>
+            <w:vAlign w:val="center"/>
+          </w:tcPr>
+          <w:p>
+            <w:pPr>
+              <w:spacing w:after="0" w:line="240" w:lineRule="auto"/>
+              <w:rPr>
+                <w:rFonts w:ascii="Microsoft YaHei" w:eastAsia="Microsoft YaHei" w:hAnsi="Microsoft YaHei" w:cs="Arial"/>
+                <w:sz w:val="20"/>
+                <w:szCs w:val="20"/>
+                <w:lang w:val="ru-RU" w:eastAsia="en-AU"/>
+              </w:rPr>
+            </w:pPr>
+            <w:r>
+              <w:rPr>
+                <w:rFonts w:ascii="Microsoft YaHei" w:eastAsia="Microsoft YaHei" w:hAnsi="Microsoft YaHei" w:cs="Arial"/>
+                <w:sz w:val="20"/>
+                <w:szCs w:val="20"/>
+                <w:lang w:val="ru-RU" w:eastAsia="en-AU"/>
+              </w:rPr>
+              <w:t xml:space="preserve">Проверка авторизации как </w:t>
+            </w:r>
+            <w:r>
+              <w:rPr>
+                <w:rFonts w:ascii="Microsoft YaHei" w:eastAsia="Microsoft YaHei" w:hAnsi="Microsoft YaHei" w:cs="Arial"/>
+                <w:sz w:val="20"/>
+                <w:szCs w:val="20"/>
+                <w:lang w:val="ru-RU" w:eastAsia="en-AU"/>
+              </w:rPr>
+              <w:t>администратор</w:t>
+            </w:r>
+          </w:p>
+        </w:tc>
+      </w:tr>
+      <w:tr>
+        <w:trPr>
+          <w:trHeight w:val="52"/>
+        </w:trPr>
+        <w:tc>
+          <w:tcPr>
+            <w:tcW w:w="2988" w:type="dxa"/>
+            <w:tcBorders>
+              <w:top w:val="nil"/>
+              <w:left w:val="single" w:sz="4" w:space="0" w:color="1F4E78"/>
+              <w:bottom w:val="single" w:sz="4" w:space="0" w:color="1F4E78"/>
+              <w:right w:val="single" w:sz="4" w:space="0" w:color="1F4E78"/>
+            </w:tcBorders>
+            <w:vAlign w:val="center"/>
+          </w:tcPr>
+          <w:p>
+            <w:pPr>
+              <w:spacing w:after="0" w:line="240" w:lineRule="auto"/>
+              <w:rPr>
+                <w:rFonts w:ascii="Microsoft YaHei" w:eastAsia="Microsoft YaHei" w:hAnsi="Microsoft YaHei" w:cs="Arial"/>
+                <w:b/>
+                <w:bCs/>
+                <w:color w:val="222222"/>
+                <w:sz w:val="20"/>
+                <w:szCs w:val="20"/>
+                <w:lang w:val="ru-RU" w:eastAsia="en-AU"/>
+              </w:rPr>
+            </w:pPr>
+            <w:proofErr w:type="spellStart"/>
+            <w:r>
+              <w:rPr>
+                <w:rFonts w:ascii="Microsoft YaHei" w:eastAsia="Microsoft YaHei" w:hAnsi="Microsoft YaHei" w:cs="Arial" w:hint="eastAsia"/>
+                <w:b/>
+                <w:bCs/>
+                <w:color w:val="222222"/>
+                <w:sz w:val="20"/>
+                <w:szCs w:val="20"/>
+                <w:lang w:val="ru-RU" w:eastAsia="en-AU"/>
+              </w:rPr>
+              <w:t>Краткое</w:t>
+            </w:r>
+            <w:proofErr w:type="spellEnd"/>
+            <w:r>
+              <w:rPr>
+                <w:rFonts w:ascii="Microsoft YaHei" w:eastAsia="Microsoft YaHei" w:hAnsi="Microsoft YaHei" w:cs="Arial"/>
+                <w:b/>
+                <w:bCs/>
+                <w:color w:val="222222"/>
+                <w:sz w:val="20"/>
+                <w:szCs w:val="20"/>
+                <w:lang w:val="ru-RU" w:eastAsia="en-AU"/>
+              </w:rPr>
+              <w:t xml:space="preserve"> изложение теста</w:t>
+            </w:r>
+          </w:p>
+        </w:tc>
+        <w:tc>
+          <w:tcPr>
+            <w:tcW w:w="7497" w:type="dxa"/>
+            <w:tcBorders>
+              <w:top w:val="nil"/>
+              <w:left w:val="nil"/>
+              <w:bottom w:val="single" w:sz="4" w:space="0" w:color="1F4E78"/>
+              <w:right w:val="single" w:sz="4" w:space="0" w:color="1F4E78"/>
+            </w:tcBorders>
+            <w:vAlign w:val="center"/>
+          </w:tcPr>
+          <w:p>
+            <w:pPr>
+              <w:spacing w:after="0" w:line="240" w:lineRule="auto"/>
+              <w:rPr>
+                <w:rFonts w:ascii="Microsoft YaHei" w:eastAsia="Microsoft YaHei" w:hAnsi="Microsoft YaHei" w:cs="Arial"/>
+                <w:sz w:val="20"/>
+                <w:szCs w:val="20"/>
+                <w:lang w:val="ru-RU" w:eastAsia="en-AU"/>
+              </w:rPr>
+            </w:pPr>
+            <w:r>
+              <w:rPr>
+                <w:rFonts w:ascii="Microsoft YaHei" w:eastAsia="Microsoft YaHei" w:hAnsi="Microsoft YaHei" w:cs="Arial"/>
+                <w:sz w:val="20"/>
+                <w:szCs w:val="20"/>
+                <w:lang w:val="ru-RU" w:eastAsia="en-AU"/>
+              </w:rPr>
+              <w:t>Пользователь должен войти в программу под пароль и логином админа</w:t>
+            </w:r>
+          </w:p>
+        </w:tc>
+      </w:tr>
+      <w:tr>
+        <w:trPr>
+          <w:trHeight w:val="121"/>
+        </w:trPr>
+        <w:tc>
+          <w:tcPr>
+            <w:tcW w:w="2988" w:type="dxa"/>
+            <w:tcBorders>
+              <w:top w:val="nil"/>
+              <w:left w:val="single" w:sz="4" w:space="0" w:color="1F4E78"/>
+              <w:bottom w:val="single" w:sz="4" w:space="0" w:color="1F4E78"/>
+              <w:right w:val="single" w:sz="4" w:space="0" w:color="1F4E78"/>
+            </w:tcBorders>
+            <w:vAlign w:val="center"/>
+          </w:tcPr>
+          <w:p>
+            <w:pPr>
+              <w:spacing w:after="0" w:line="240" w:lineRule="auto"/>
+              <w:rPr>
+                <w:rFonts w:ascii="Microsoft YaHei" w:eastAsia="Microsoft YaHei" w:hAnsi="Microsoft YaHei" w:cs="Arial"/>
+                <w:b/>
+                <w:bCs/>
+                <w:color w:val="222222"/>
+                <w:sz w:val="20"/>
+                <w:szCs w:val="20"/>
+                <w:lang w:val="ru-RU" w:eastAsia="en-AU"/>
+              </w:rPr>
+            </w:pPr>
+            <w:proofErr w:type="spellStart"/>
+            <w:r>
+              <w:rPr>
+                <w:rFonts w:ascii="Microsoft YaHei" w:eastAsia="Microsoft YaHei" w:hAnsi="Microsoft YaHei" w:cs="Arial" w:hint="eastAsia"/>
+                <w:b/>
+                <w:bCs/>
+                <w:color w:val="222222"/>
+                <w:sz w:val="20"/>
+                <w:szCs w:val="20"/>
+                <w:lang w:val="ru-RU" w:eastAsia="en-AU"/>
+              </w:rPr>
+              <w:t>Этапы</w:t>
+            </w:r>
+            <w:proofErr w:type="spellEnd"/>
+            <w:r>
+              <w:rPr>
+                <w:rFonts w:ascii="Microsoft YaHei" w:eastAsia="Microsoft YaHei" w:hAnsi="Microsoft YaHei" w:cs="Arial"/>
+                <w:b/>
+                <w:bCs/>
+                <w:color w:val="222222"/>
+                <w:sz w:val="20"/>
+                <w:szCs w:val="20"/>
+                <w:lang w:val="ru-RU" w:eastAsia="en-AU"/>
+              </w:rPr>
+              <w:t xml:space="preserve"> теста </w:t>
+            </w:r>
+          </w:p>
+        </w:tc>
+        <w:tc>
+          <w:tcPr>
+            <w:tcW w:w="7497" w:type="dxa"/>
+            <w:tcBorders>
+              <w:top w:val="nil"/>
+              <w:left w:val="nil"/>
+              <w:bottom w:val="single" w:sz="4" w:space="0" w:color="1F4E78"/>
+              <w:right w:val="single" w:sz="4" w:space="0" w:color="1F4E78"/>
+            </w:tcBorders>
+            <w:vAlign w:val="center"/>
+          </w:tcPr>
+          <w:p>
+            <w:pPr>
+              <w:pStyle w:val="a7"/>
+              <w:numPr>
+                <w:ilvl w:val="0"/>
+                <w:numId w:val="6"/>
+              </w:numPr>
+              <w:spacing w:after="0" w:line="240" w:lineRule="auto"/>
+              <w:rPr>
+                <w:rFonts w:ascii="Microsoft YaHei" w:eastAsia="Microsoft YaHei" w:hAnsi="Microsoft YaHei" w:cs="Arial"/>
+                <w:sz w:val="20"/>
+                <w:szCs w:val="20"/>
+                <w:lang w:val="ru-RU" w:eastAsia="en-AU"/>
+              </w:rPr>
+            </w:pPr>
+            <w:r>
+              <w:rPr>
+                <w:rFonts w:ascii="Microsoft YaHei" w:eastAsia="Microsoft YaHei" w:hAnsi="Microsoft YaHei" w:cs="Arial"/>
+                <w:sz w:val="20"/>
+                <w:szCs w:val="20"/>
+                <w:lang w:val="ru-RU" w:eastAsia="en-AU"/>
+              </w:rPr>
+              <w:t>Пользователь открывает программу</w:t>
+            </w:r>
+          </w:p>
+          <w:p>
+            <w:pPr>
+              <w:pStyle w:val="a7"/>
+              <w:numPr>
+                <w:ilvl w:val="0"/>
+                <w:numId w:val="6"/>
+              </w:numPr>
+              <w:spacing w:after="0" w:line="240" w:lineRule="auto"/>
+              <w:rPr>
+                <w:rFonts w:ascii="Microsoft YaHei" w:eastAsia="Microsoft YaHei" w:hAnsi="Microsoft YaHei" w:cs="Arial"/>
+                <w:sz w:val="20"/>
+                <w:szCs w:val="20"/>
+                <w:lang w:val="ru-RU" w:eastAsia="en-AU"/>
+              </w:rPr>
+            </w:pPr>
+            <w:r>
+              <w:rPr>
+                <w:rFonts w:ascii="Microsoft YaHei" w:eastAsia="Microsoft YaHei" w:hAnsi="Microsoft YaHei" w:cs="Arial"/>
+                <w:sz w:val="20"/>
+                <w:szCs w:val="20"/>
+                <w:lang w:val="ru-RU" w:eastAsia="en-AU"/>
+              </w:rPr>
+              <w:t>Пользователь совершает вход под логином и паролем</w:t>
+            </w:r>
+            <w:r>
+              <w:rPr>
+                <w:rFonts w:ascii="Microsoft YaHei" w:eastAsia="Microsoft YaHei" w:hAnsi="Microsoft YaHei" w:cs="Arial"/>
+                <w:sz w:val="20"/>
+                <w:szCs w:val="20"/>
+                <w:lang w:val="ru-RU" w:eastAsia="en-AU"/>
+              </w:rPr>
+              <w:t xml:space="preserve"> админа</w:t>
+            </w:r>
+          </w:p>
+        </w:tc>
+      </w:tr>
+      <w:tr>
+        <w:trPr>
+          <w:trHeight w:val="52"/>
+        </w:trPr>
+        <w:tc>
+          <w:tcPr>
+            <w:tcW w:w="2988" w:type="dxa"/>
+            <w:tcBorders>
+              <w:top w:val="nil"/>
+              <w:left w:val="single" w:sz="4" w:space="0" w:color="1F4E78"/>
+              <w:bottom w:val="single" w:sz="4" w:space="0" w:color="1F4E78"/>
+              <w:right w:val="single" w:sz="4" w:space="0" w:color="1F4E78"/>
+            </w:tcBorders>
+            <w:vAlign w:val="center"/>
+          </w:tcPr>
+          <w:p>
+            <w:pPr>
+              <w:spacing w:after="0" w:line="240" w:lineRule="auto"/>
+              <w:rPr>
+                <w:rFonts w:ascii="Microsoft YaHei" w:eastAsia="Microsoft YaHei" w:hAnsi="Microsoft YaHei" w:cs="Arial"/>
+                <w:b/>
+                <w:bCs/>
+                <w:color w:val="222222"/>
+                <w:sz w:val="20"/>
+                <w:szCs w:val="20"/>
+                <w:lang w:val="ru-RU" w:eastAsia="en-AU"/>
+              </w:rPr>
+            </w:pPr>
+            <w:proofErr w:type="spellStart"/>
+            <w:r>
+              <w:rPr>
+                <w:rFonts w:ascii="Microsoft YaHei" w:eastAsia="Microsoft YaHei" w:hAnsi="Microsoft YaHei" w:cs="Arial" w:hint="eastAsia"/>
+                <w:b/>
+                <w:bCs/>
+                <w:color w:val="222222"/>
+                <w:sz w:val="20"/>
+                <w:szCs w:val="20"/>
+                <w:lang w:val="ru-RU" w:eastAsia="en-AU"/>
+              </w:rPr>
+              <w:t>Тестовые</w:t>
+            </w:r>
+            <w:proofErr w:type="spellEnd"/>
+            <w:r>
+              <w:rPr>
+                <w:rFonts w:ascii="Microsoft YaHei" w:eastAsia="Microsoft YaHei" w:hAnsi="Microsoft YaHei" w:cs="Arial"/>
+                <w:b/>
+                <w:bCs/>
+                <w:color w:val="222222"/>
+                <w:sz w:val="20"/>
+                <w:szCs w:val="20"/>
+                <w:lang w:val="ru-RU" w:eastAsia="en-AU"/>
+              </w:rPr>
+              <w:t xml:space="preserve"> данные</w:t>
+            </w:r>
+          </w:p>
+        </w:tc>
+        <w:tc>
+          <w:tcPr>
+            <w:tcW w:w="7497" w:type="dxa"/>
+            <w:tcBorders>
+              <w:top w:val="nil"/>
+              <w:left w:val="nil"/>
+              <w:bottom w:val="single" w:sz="4" w:space="0" w:color="1F4E78"/>
+              <w:right w:val="single" w:sz="4" w:space="0" w:color="1F4E78"/>
+            </w:tcBorders>
+            <w:vAlign w:val="center"/>
+          </w:tcPr>
+          <w:p>
+            <w:pPr>
+              <w:spacing w:after="0" w:line="240" w:lineRule="auto"/>
+              <w:rPr>
+                <w:rFonts w:ascii="Microsoft YaHei" w:eastAsia="Microsoft YaHei" w:hAnsi="Microsoft YaHei" w:cs="Arial"/>
+                <w:sz w:val="20"/>
+                <w:szCs w:val="20"/>
+                <w:lang w:val="ru-RU" w:eastAsia="en-AU"/>
+              </w:rPr>
+            </w:pPr>
+            <w:r>
+              <w:rPr>
+                <w:rFonts w:ascii="Microsoft YaHei" w:eastAsia="Microsoft YaHei" w:hAnsi="Microsoft YaHei" w:cs="Arial"/>
+                <w:sz w:val="20"/>
+                <w:szCs w:val="20"/>
+                <w:lang w:val="ru-RU" w:eastAsia="en-AU"/>
+              </w:rPr>
+              <w:t xml:space="preserve">Логин администратора: </w:t>
+            </w:r>
+            <w:r>
+              <w:rPr>
+                <w:rFonts w:ascii="Microsoft YaHei" w:eastAsia="Microsoft YaHei" w:hAnsi="Microsoft YaHei" w:cs="Arial"/>
+                <w:sz w:val="20"/>
+                <w:szCs w:val="20"/>
+                <w:lang w:val="ru-RU" w:eastAsia="en-AU"/>
+              </w:rPr>
+              <w:t>o@outlook.com</w:t>
+            </w:r>
+          </w:p>
+          <w:p>
+            <w:pPr>
+              <w:spacing w:after="0" w:line="240" w:lineRule="auto"/>
+              <w:rPr>
+                <w:rFonts w:ascii="Microsoft YaHei" w:eastAsia="Microsoft YaHei" w:hAnsi="Microsoft YaHei" w:cs="Arial"/>
+                <w:sz w:val="20"/>
+                <w:szCs w:val="20"/>
+                <w:lang w:val="ru-RU" w:eastAsia="en-AU"/>
+              </w:rPr>
+            </w:pPr>
+            <w:r>
+              <w:rPr>
+                <w:rFonts w:ascii="Microsoft YaHei" w:eastAsia="Microsoft YaHei" w:hAnsi="Microsoft YaHei" w:cs="Arial"/>
+                <w:sz w:val="20"/>
+                <w:szCs w:val="20"/>
+                <w:lang w:val="ru-RU" w:eastAsia="en-AU"/>
+              </w:rPr>
+              <w:t xml:space="preserve">Пароль администратора: </w:t>
+            </w:r>
+            <w:r>
+              <w:rPr>
+                <w:rFonts w:ascii="Microsoft YaHei" w:eastAsia="Microsoft YaHei" w:hAnsi="Microsoft YaHei" w:cs="Arial"/>
+                <w:sz w:val="20"/>
+                <w:szCs w:val="20"/>
+                <w:lang w:val="ru-RU" w:eastAsia="en-AU"/>
+              </w:rPr>
+              <w:t>2L6KZG</w:t>
+            </w:r>
+          </w:p>
+        </w:tc>
+      </w:tr>
+      <w:tr>
+        <w:trPr>
+          <w:trHeight w:val="52"/>
+        </w:trPr>
+        <w:tc>
+          <w:tcPr>
+            <w:tcW w:w="2988" w:type="dxa"/>
+            <w:tcBorders>
+              <w:top w:val="nil"/>
+              <w:left w:val="single" w:sz="4" w:space="0" w:color="1F4E78"/>
+              <w:bottom w:val="single" w:sz="4" w:space="0" w:color="1F4E78"/>
+              <w:right w:val="single" w:sz="4" w:space="0" w:color="1F4E78"/>
+            </w:tcBorders>
+            <w:vAlign w:val="center"/>
+          </w:tcPr>
+          <w:p>
+            <w:pPr>
+              <w:spacing w:after="0" w:line="240" w:lineRule="auto"/>
+              <w:rPr>
+                <w:rFonts w:ascii="Microsoft YaHei" w:eastAsia="Microsoft YaHei" w:hAnsi="Microsoft YaHei" w:cs="Arial"/>
+                <w:b/>
+                <w:bCs/>
+                <w:color w:val="222222"/>
+                <w:sz w:val="20"/>
+                <w:szCs w:val="20"/>
+                <w:lang w:val="ru-RU" w:eastAsia="en-AU"/>
+              </w:rPr>
+            </w:pPr>
+            <w:proofErr w:type="spellStart"/>
+            <w:r>
+              <w:rPr>
+                <w:rFonts w:ascii="Microsoft YaHei" w:eastAsia="Microsoft YaHei" w:hAnsi="Microsoft YaHei" w:cs="Arial" w:hint="eastAsia"/>
+                <w:b/>
+                <w:bCs/>
+                <w:color w:val="222222"/>
+                <w:sz w:val="20"/>
+                <w:szCs w:val="20"/>
+                <w:lang w:val="ru-RU" w:eastAsia="en-AU"/>
+              </w:rPr>
+              <w:t>Ожидаемый</w:t>
+            </w:r>
+            <w:proofErr w:type="spellEnd"/>
+            <w:r>
+              <w:rPr>
+                <w:rFonts w:ascii="Microsoft YaHei" w:eastAsia="Microsoft YaHei" w:hAnsi="Microsoft YaHei" w:cs="Arial"/>
+                <w:b/>
+                <w:bCs/>
+                <w:color w:val="222222"/>
+                <w:sz w:val="20"/>
+                <w:szCs w:val="20"/>
+                <w:lang w:val="ru-RU" w:eastAsia="en-AU"/>
+              </w:rPr>
+              <w:t xml:space="preserve"> </w:t>
+            </w:r>
+            <w:proofErr w:type="spellStart"/>
+            <w:r>
+              <w:rPr>
+                <w:rFonts w:ascii="Microsoft YaHei" w:eastAsia="Microsoft YaHei" w:hAnsi="Microsoft YaHei" w:cs="Arial"/>
+                <w:b/>
+                <w:bCs/>
+                <w:color w:val="222222"/>
+                <w:sz w:val="20"/>
+                <w:szCs w:val="20"/>
+                <w:lang w:val="ru-RU" w:eastAsia="en-AU"/>
+              </w:rPr>
+              <w:t>результ</w:t>
+            </w:r>
+            <w:r>
+              <w:rPr>
+                <w:rFonts w:ascii="Microsoft YaHei" w:eastAsia="Microsoft YaHei" w:hAnsi="Microsoft YaHei" w:cs="Arial" w:hint="eastAsia"/>
+                <w:b/>
+                <w:bCs/>
+                <w:color w:val="222222"/>
+                <w:sz w:val="20"/>
+                <w:szCs w:val="20"/>
+                <w:lang w:val="ru-RU" w:eastAsia="en-AU"/>
+              </w:rPr>
+              <w:t>ат</w:t>
+            </w:r>
+            <w:proofErr w:type="spellEnd"/>
+            <w:r>
+              <w:rPr>
+                <w:rFonts w:ascii="Microsoft YaHei" w:eastAsia="Microsoft YaHei" w:hAnsi="Microsoft YaHei" w:cs="Arial"/>
+                <w:b/>
+                <w:bCs/>
+                <w:color w:val="222222"/>
+                <w:sz w:val="20"/>
+                <w:szCs w:val="20"/>
+                <w:lang w:val="ru-RU" w:eastAsia="en-AU"/>
+              </w:rPr>
+              <w:t xml:space="preserve"> </w:t>
+            </w:r>
+          </w:p>
+        </w:tc>
+        <w:tc>
+          <w:tcPr>
+            <w:tcW w:w="7497" w:type="dxa"/>
+            <w:tcBorders>
+              <w:top w:val="nil"/>
+              <w:left w:val="nil"/>
+              <w:bottom w:val="single" w:sz="4" w:space="0" w:color="1F4E78"/>
+              <w:right w:val="single" w:sz="4" w:space="0" w:color="1F4E78"/>
+            </w:tcBorders>
+            <w:vAlign w:val="center"/>
+          </w:tcPr>
+          <w:p>
+            <w:pPr>
+              <w:spacing w:after="0" w:line="240" w:lineRule="auto"/>
+              <w:rPr>
+                <w:rFonts w:ascii="Microsoft YaHei" w:eastAsia="Microsoft YaHei" w:hAnsi="Microsoft YaHei" w:cs="Arial"/>
+                <w:sz w:val="20"/>
+                <w:szCs w:val="20"/>
+                <w:lang w:val="ru-RU" w:eastAsia="en-AU"/>
+              </w:rPr>
+            </w:pPr>
+            <w:r>
+              <w:rPr>
+                <w:rFonts w:ascii="Microsoft YaHei" w:eastAsia="Microsoft YaHei" w:hAnsi="Microsoft YaHei" w:cs="Arial"/>
+                <w:sz w:val="20"/>
+                <w:szCs w:val="20"/>
+                <w:lang w:val="ru-RU" w:eastAsia="en-AU"/>
+              </w:rPr>
+              <w:t xml:space="preserve">После нажатия кнопки </w:t>
+            </w:r>
+            <w:r>
+              <w:rPr>
+                <w:rFonts w:ascii="Microsoft YaHei" w:eastAsia="Microsoft YaHei" w:hAnsi="Microsoft YaHei" w:cs="Arial"/>
+                <w:sz w:val="20"/>
+                <w:szCs w:val="20"/>
+                <w:lang w:val="ru-RU" w:eastAsia="en-AU"/>
+              </w:rPr>
+              <w:t>“</w:t>
+            </w:r>
+            <w:r>
+              <w:rPr>
+                <w:rFonts w:ascii="Microsoft YaHei" w:eastAsia="Microsoft YaHei" w:hAnsi="Microsoft YaHei" w:cs="Arial"/>
+                <w:sz w:val="20"/>
+                <w:szCs w:val="20"/>
+                <w:lang w:val="ru-RU" w:eastAsia="en-AU"/>
+              </w:rPr>
+              <w:t>Авторизация</w:t>
+            </w:r>
+            <w:r>
+              <w:rPr>
+                <w:rFonts w:ascii="Microsoft YaHei" w:eastAsia="Microsoft YaHei" w:hAnsi="Microsoft YaHei" w:cs="Arial"/>
+                <w:sz w:val="20"/>
+                <w:szCs w:val="20"/>
+                <w:lang w:val="ru-RU" w:eastAsia="en-AU"/>
+              </w:rPr>
+              <w:t>”</w:t>
+            </w:r>
+            <w:r>
+              <w:rPr>
+                <w:rFonts w:ascii="Microsoft YaHei" w:eastAsia="Microsoft YaHei" w:hAnsi="Microsoft YaHei" w:cs="Arial"/>
+                <w:sz w:val="20"/>
+                <w:szCs w:val="20"/>
+                <w:lang w:val="ru-RU" w:eastAsia="en-AU"/>
+              </w:rPr>
+              <w:t xml:space="preserve"> пользователя перекидывает на главную форму</w:t>
+            </w:r>
+            <w:r>
+              <w:rPr>
+                <w:rFonts w:ascii="Microsoft YaHei" w:eastAsia="Microsoft YaHei" w:hAnsi="Microsoft YaHei" w:cs="Arial"/>
+                <w:sz w:val="20"/>
+                <w:szCs w:val="20"/>
+                <w:lang w:val="ru-RU" w:eastAsia="en-AU"/>
+              </w:rPr>
+              <w:t xml:space="preserve"> </w:t>
+            </w:r>
+          </w:p>
+        </w:tc>
+      </w:tr>
+      <w:tr>
+        <w:trPr>
+          <w:trHeight w:val="52"/>
+        </w:trPr>
+        <w:tc>
+          <w:tcPr>
+            <w:tcW w:w="2988" w:type="dxa"/>
+            <w:tcBorders>
+              <w:top w:val="nil"/>
+              <w:left w:val="single" w:sz="4" w:space="0" w:color="1F4E78"/>
+              <w:bottom w:val="single" w:sz="4" w:space="0" w:color="1F4E78"/>
+              <w:right w:val="single" w:sz="4" w:space="0" w:color="1F4E78"/>
+            </w:tcBorders>
+            <w:vAlign w:val="center"/>
+          </w:tcPr>
+          <w:p>
+            <w:pPr>
+              <w:spacing w:after="0" w:line="240" w:lineRule="auto"/>
+              <w:rPr>
+                <w:rFonts w:ascii="Microsoft YaHei" w:eastAsia="Microsoft YaHei" w:hAnsi="Microsoft YaHei" w:cs="Arial"/>
+                <w:b/>
+                <w:bCs/>
+                <w:color w:val="222222"/>
+                <w:sz w:val="20"/>
+                <w:szCs w:val="20"/>
+                <w:lang w:val="ru-RU" w:eastAsia="en-AU"/>
+              </w:rPr>
+            </w:pPr>
+            <w:proofErr w:type="spellStart"/>
+            <w:r>
+              <w:rPr>
+                <w:rFonts w:ascii="Microsoft YaHei" w:eastAsia="Microsoft YaHei" w:hAnsi="Microsoft YaHei" w:cs="Arial" w:hint="eastAsia"/>
+                <w:b/>
+                <w:bCs/>
+                <w:color w:val="222222"/>
+                <w:sz w:val="20"/>
+                <w:szCs w:val="20"/>
+                <w:lang w:val="ru-RU" w:eastAsia="en-AU"/>
+              </w:rPr>
+              <w:t>Фактический</w:t>
+            </w:r>
+            <w:proofErr w:type="spellEnd"/>
+            <w:r>
+              <w:rPr>
+                <w:rFonts w:ascii="Microsoft YaHei" w:eastAsia="Microsoft YaHei" w:hAnsi="Microsoft YaHei" w:cs="Arial"/>
+                <w:b/>
+                <w:bCs/>
+                <w:color w:val="222222"/>
+                <w:sz w:val="20"/>
+                <w:szCs w:val="20"/>
+                <w:lang w:val="ru-RU" w:eastAsia="en-AU"/>
+              </w:rPr>
+              <w:t xml:space="preserve"> результат </w:t>
+            </w:r>
+          </w:p>
+        </w:tc>
+        <w:tc>
+          <w:tcPr>
+            <w:tcW w:w="7497" w:type="dxa"/>
+            <w:tcBorders>
+              <w:top w:val="nil"/>
+              <w:left w:val="nil"/>
+              <w:bottom w:val="single" w:sz="4" w:space="0" w:color="1F4E78"/>
+              <w:right w:val="single" w:sz="4" w:space="0" w:color="1F4E78"/>
+            </w:tcBorders>
+            <w:vAlign w:val="center"/>
+          </w:tcPr>
+          <w:p>
+            <w:pPr>
+              <w:spacing w:after="0" w:line="240" w:lineRule="auto"/>
+              <w:rPr>
+                <w:rFonts w:ascii="Microsoft YaHei" w:eastAsia="Microsoft YaHei" w:hAnsi="Microsoft YaHei" w:cs="Arial"/>
+                <w:sz w:val="20"/>
+                <w:szCs w:val="20"/>
+                <w:lang w:val="ru-RU" w:eastAsia="en-AU"/>
+              </w:rPr>
+            </w:pPr>
+            <w:r>
+              <w:rPr>
+                <w:rFonts w:ascii="Microsoft YaHei" w:eastAsia="Microsoft YaHei" w:hAnsi="Microsoft YaHei" w:cs="Arial"/>
+                <w:sz w:val="20"/>
+                <w:szCs w:val="20"/>
+                <w:lang w:val="ru-RU" w:eastAsia="en-AU"/>
+              </w:rPr>
+              <w:t>Пользователь зашел в аккаунт под правами администратора</w:t>
+            </w:r>
+          </w:p>
+        </w:tc>
+      </w:tr>
+      <w:tr>
+        <w:trPr>
+          <w:trHeight w:val="52"/>
+        </w:trPr>
+        <w:tc>
+          <w:tcPr>
+            <w:tcW w:w="2988" w:type="dxa"/>
+            <w:tcBorders>
+              <w:top w:val="nil"/>
+              <w:left w:val="single" w:sz="4" w:space="0" w:color="1F4E78"/>
+              <w:bottom w:val="single" w:sz="4" w:space="0" w:color="1F4E78"/>
+              <w:right w:val="single" w:sz="4" w:space="0" w:color="1F4E78"/>
+            </w:tcBorders>
+            <w:vAlign w:val="center"/>
+          </w:tcPr>
+          <w:p>
+            <w:pPr>
+              <w:spacing w:after="0" w:line="240" w:lineRule="auto"/>
+              <w:rPr>
+                <w:rFonts w:ascii="Microsoft YaHei" w:eastAsia="Microsoft YaHei" w:hAnsi="Microsoft YaHei" w:cs="Arial"/>
+                <w:b/>
+                <w:bCs/>
+                <w:color w:val="222222"/>
+                <w:sz w:val="20"/>
+                <w:szCs w:val="20"/>
+                <w:lang w:val="ru-RU" w:eastAsia="en-AU"/>
+              </w:rPr>
+            </w:pPr>
+            <w:proofErr w:type="spellStart"/>
+            <w:r>
+              <w:rPr>
+                <w:rFonts w:ascii="Microsoft YaHei" w:eastAsia="Microsoft YaHei" w:hAnsi="Microsoft YaHei" w:cs="Arial" w:hint="eastAsia"/>
+                <w:b/>
+                <w:bCs/>
+                <w:color w:val="222222"/>
+                <w:sz w:val="20"/>
+                <w:szCs w:val="20"/>
+                <w:lang w:val="ru-RU" w:eastAsia="en-AU"/>
+              </w:rPr>
+              <w:t>Предварительное</w:t>
+            </w:r>
+            <w:proofErr w:type="spellEnd"/>
+            <w:r>
+              <w:rPr>
+                <w:rFonts w:ascii="Microsoft YaHei" w:eastAsia="Microsoft YaHei" w:hAnsi="Microsoft YaHei" w:cs="Arial"/>
+                <w:b/>
+                <w:bCs/>
+                <w:color w:val="222222"/>
+                <w:sz w:val="20"/>
+                <w:szCs w:val="20"/>
+                <w:lang w:val="ru-RU" w:eastAsia="en-AU"/>
+              </w:rPr>
+              <w:t xml:space="preserve"> условие </w:t>
+            </w:r>
+          </w:p>
+        </w:tc>
+        <w:tc>
+          <w:tcPr>
+            <w:tcW w:w="7497" w:type="dxa"/>
+            <w:tcBorders>
+              <w:top w:val="nil"/>
+              <w:left w:val="nil"/>
+              <w:bottom w:val="single" w:sz="4" w:space="0" w:color="1F4E78"/>
+              <w:right w:val="single" w:sz="4" w:space="0" w:color="1F4E78"/>
+            </w:tcBorders>
+            <w:vAlign w:val="center"/>
+          </w:tcPr>
+          <w:p>
+            <w:pPr>
+              <w:pStyle w:val="a7"/>
+              <w:numPr>
+                <w:ilvl w:val="0"/>
+                <w:numId w:val="5"/>
+              </w:numPr>
+              <w:spacing w:after="0" w:line="240" w:lineRule="auto"/>
+              <w:rPr>
+                <w:rFonts w:ascii="Microsoft YaHei" w:eastAsia="Microsoft YaHei" w:hAnsi="Microsoft YaHei" w:cs="Arial"/>
+                <w:sz w:val="20"/>
+                <w:szCs w:val="20"/>
+                <w:lang w:val="ru-RU" w:eastAsia="en-AU"/>
+              </w:rPr>
+            </w:pPr>
+            <w:r>
+              <w:rPr>
+                <w:rFonts w:ascii="Microsoft YaHei" w:eastAsia="Microsoft YaHei" w:hAnsi="Microsoft YaHei" w:cs="Arial"/>
+                <w:sz w:val="20"/>
+                <w:szCs w:val="20"/>
+                <w:lang w:val="ru-RU" w:eastAsia="en-AU"/>
+              </w:rPr>
+              <w:t>Вход пользователя под логином и паролем</w:t>
+            </w:r>
+            <w:r>
+              <w:rPr>
+                <w:rFonts w:ascii="Microsoft YaHei" w:eastAsia="Microsoft YaHei" w:hAnsi="Microsoft YaHei" w:cs="Arial"/>
+                <w:sz w:val="20"/>
+                <w:szCs w:val="20"/>
+                <w:lang w:val="ru-RU" w:eastAsia="en-AU"/>
+              </w:rPr>
+              <w:t xml:space="preserve"> администратора</w:t>
+            </w:r>
+          </w:p>
+          <w:p>
+            <w:pPr>
+              <w:pStyle w:val="a7"/>
+              <w:numPr>
+                <w:ilvl w:val="0"/>
+                <w:numId w:val="5"/>
+              </w:numPr>
+              <w:spacing w:after="0" w:line="240" w:lineRule="auto"/>
+              <w:rPr>
+                <w:rFonts w:ascii="Microsoft YaHei" w:eastAsia="Microsoft YaHei" w:hAnsi="Microsoft YaHei" w:cs="Arial"/>
+                <w:sz w:val="20"/>
+                <w:szCs w:val="20"/>
+                <w:lang w:val="ru-RU" w:eastAsia="en-AU"/>
+              </w:rPr>
+            </w:pPr>
+            <w:proofErr w:type="spellStart"/>
+            <w:r>
+              <w:rPr>
+                <w:rFonts w:ascii="Microsoft YaHei" w:eastAsia="Microsoft YaHei" w:hAnsi="Microsoft YaHei" w:cs="Arial"/>
+                <w:sz w:val="20"/>
+                <w:szCs w:val="20"/>
+                <w:lang w:val="ru-RU" w:eastAsia="en-AU"/>
+              </w:rPr>
+              <w:t>Заполенные</w:t>
+            </w:r>
+            <w:proofErr w:type="spellEnd"/>
+            <w:r>
+              <w:rPr>
+                <w:rFonts w:ascii="Microsoft YaHei" w:eastAsia="Microsoft YaHei" w:hAnsi="Microsoft YaHei" w:cs="Arial"/>
+                <w:sz w:val="20"/>
+                <w:szCs w:val="20"/>
+                <w:lang w:val="ru-RU" w:eastAsia="en-AU"/>
+              </w:rPr>
+              <w:t xml:space="preserve"> все поля авторизации</w:t>
+            </w:r>
+          </w:p>
+        </w:tc>
+      </w:tr>
+      <w:tr>
+        <w:trPr>
+          <w:trHeight w:val="52"/>
+        </w:trPr>
+        <w:tc>
+          <w:tcPr>
+            <w:tcW w:w="2988" w:type="dxa"/>
+            <w:tcBorders>
+              <w:top w:val="nil"/>
+              <w:left w:val="single" w:sz="4" w:space="0" w:color="1F4E78"/>
+              <w:bottom w:val="single" w:sz="4" w:space="0" w:color="1F4E78"/>
+              <w:right w:val="single" w:sz="4" w:space="0" w:color="1F4E78"/>
+            </w:tcBorders>
+            <w:vAlign w:val="center"/>
+          </w:tcPr>
+          <w:p>
+            <w:pPr>
+              <w:spacing w:after="0" w:line="240" w:lineRule="auto"/>
+              <w:rPr>
+                <w:rFonts w:ascii="Microsoft YaHei" w:eastAsia="Microsoft YaHei" w:hAnsi="Microsoft YaHei" w:cs="Arial"/>
+                <w:b/>
+                <w:bCs/>
+                <w:color w:val="222222"/>
+                <w:sz w:val="20"/>
+                <w:szCs w:val="20"/>
+                <w:lang w:val="ru-RU" w:eastAsia="en-AU"/>
+              </w:rPr>
+            </w:pPr>
+            <w:proofErr w:type="spellStart"/>
+            <w:r>
+              <w:rPr>
+                <w:rFonts w:ascii="Microsoft YaHei" w:eastAsia="Microsoft YaHei" w:hAnsi="Microsoft YaHei" w:cs="Arial" w:hint="eastAsia"/>
+                <w:b/>
+                <w:bCs/>
+                <w:color w:val="222222"/>
+                <w:sz w:val="20"/>
+                <w:szCs w:val="20"/>
+                <w:lang w:val="ru-RU" w:eastAsia="en-AU"/>
+              </w:rPr>
+              <w:t>Постусловие</w:t>
+            </w:r>
+            <w:proofErr w:type="spellEnd"/>
+            <w:r>
+              <w:rPr>
+                <w:rFonts w:ascii="Microsoft YaHei" w:eastAsia="Microsoft YaHei" w:hAnsi="Microsoft YaHei" w:cs="Arial"/>
+                <w:b/>
+                <w:bCs/>
+                <w:color w:val="222222"/>
+                <w:sz w:val="20"/>
+                <w:szCs w:val="20"/>
+                <w:lang w:val="ru-RU" w:eastAsia="en-AU"/>
+              </w:rPr>
+              <w:t xml:space="preserve"> </w:t>
+            </w:r>
+          </w:p>
+        </w:tc>
+        <w:tc>
+          <w:tcPr>
+            <w:tcW w:w="7497" w:type="dxa"/>
+            <w:tcBorders>
+              <w:top w:val="nil"/>
+              <w:left w:val="nil"/>
+              <w:bottom w:val="single" w:sz="4" w:space="0" w:color="1F4E78"/>
+              <w:right w:val="single" w:sz="4" w:space="0" w:color="1F4E78"/>
+            </w:tcBorders>
+            <w:vAlign w:val="center"/>
+          </w:tcPr>
+          <w:p>
+            <w:pPr>
+              <w:spacing w:after="0" w:line="240" w:lineRule="auto"/>
+              <w:rPr>
+                <w:rFonts w:ascii="Microsoft YaHei" w:eastAsia="Microsoft YaHei" w:hAnsi="Microsoft YaHei" w:cs="Arial"/>
+                <w:sz w:val="20"/>
+                <w:szCs w:val="20"/>
+                <w:lang w:val="ru-RU" w:eastAsia="en-AU"/>
+              </w:rPr>
+            </w:pPr>
+            <w:r>
+              <w:rPr>
+                <w:rFonts w:ascii="Microsoft YaHei" w:eastAsia="Microsoft YaHei" w:hAnsi="Microsoft YaHei" w:cs="Arial"/>
+                <w:sz w:val="20"/>
+                <w:szCs w:val="20"/>
+                <w:lang w:val="ru-RU" w:eastAsia="en-AU"/>
+              </w:rPr>
+              <w:t>Переход на главную форму</w:t>
+            </w:r>
+          </w:p>
+        </w:tc>
+      </w:tr>
+      <w:tr>
+        <w:trPr>
+          <w:trHeight w:val="52"/>
+        </w:trPr>
+        <w:tc>
+          <w:tcPr>
+            <w:tcW w:w="2988" w:type="dxa"/>
+            <w:tcBorders>
+              <w:top w:val="nil"/>
+              <w:left w:val="single" w:sz="4" w:space="0" w:color="1F4E78"/>
+              <w:bottom w:val="single" w:sz="4" w:space="0" w:color="1F4E78"/>
+              <w:right w:val="single" w:sz="4" w:space="0" w:color="1F4E78"/>
+            </w:tcBorders>
+            <w:vAlign w:val="center"/>
+          </w:tcPr>
+          <w:p>
+            <w:pPr>
+              <w:spacing w:after="0" w:line="240" w:lineRule="auto"/>
+              <w:rPr>
+                <w:rFonts w:ascii="Microsoft YaHei" w:eastAsia="Microsoft YaHei" w:hAnsi="Microsoft YaHei" w:cs="Arial"/>
+                <w:b/>
+                <w:bCs/>
+                <w:color w:val="222222"/>
+                <w:sz w:val="20"/>
+                <w:szCs w:val="20"/>
+                <w:lang w:val="ru-RU" w:eastAsia="en-AU"/>
+              </w:rPr>
+            </w:pPr>
+            <w:proofErr w:type="spellStart"/>
+            <w:r>
+              <w:rPr>
+                <w:rFonts w:ascii="Microsoft YaHei" w:eastAsia="Microsoft YaHei" w:hAnsi="Microsoft YaHei" w:cs="Arial" w:hint="eastAsia"/>
+                <w:b/>
+                <w:bCs/>
+                <w:color w:val="222222"/>
+                <w:sz w:val="20"/>
+                <w:szCs w:val="20"/>
+                <w:lang w:val="ru-RU" w:eastAsia="en-AU"/>
+              </w:rPr>
+              <w:t>Статус</w:t>
+            </w:r>
+            <w:proofErr w:type="spellEnd"/>
+            <w:r>
+              <w:rPr>
+                <w:rFonts w:ascii="Microsoft YaHei" w:eastAsia="Microsoft YaHei" w:hAnsi="Microsoft YaHei" w:cs="Arial"/>
+                <w:b/>
+                <w:bCs/>
+                <w:color w:val="222222"/>
+                <w:sz w:val="20"/>
+                <w:szCs w:val="20"/>
+                <w:lang w:val="ru-RU" w:eastAsia="en-AU"/>
+              </w:rPr>
+              <w:t xml:space="preserve"> </w:t>
+            </w:r>
+            <w:r>
+              <w:rPr>
+                <w:rFonts w:ascii="Microsoft YaHei" w:eastAsia="Microsoft YaHei" w:hAnsi="Microsoft YaHei" w:cs="Arial"/>
+                <w:i/>
+                <w:iCs/>
+                <w:color w:val="222222"/>
+                <w:sz w:val="20"/>
+                <w:szCs w:val="20"/>
+                <w:lang w:val="ru-RU" w:eastAsia="en-AU"/>
+              </w:rPr>
+              <w:t xml:space="preserve"> (</w:t>
+            </w:r>
+            <w:proofErr w:type="spellStart"/>
+            <w:r>
+              <w:rPr>
+                <w:rFonts w:ascii="Microsoft YaHei" w:eastAsia="Microsoft YaHei" w:hAnsi="Microsoft YaHei" w:cs="Arial" w:hint="eastAsia"/>
+                <w:i/>
+                <w:iCs/>
+                <w:color w:val="222222"/>
+                <w:sz w:val="20"/>
+                <w:szCs w:val="20"/>
+                <w:lang w:val="ru-RU" w:eastAsia="en-AU"/>
+              </w:rPr>
+              <w:t>Зачет</w:t>
+            </w:r>
+            <w:proofErr w:type="spellEnd"/>
+            <w:r>
+              <w:rPr>
+                <w:rFonts w:ascii="Microsoft YaHei" w:eastAsia="Microsoft YaHei" w:hAnsi="Microsoft YaHei" w:cs="Arial"/>
+                <w:i/>
+                <w:iCs/>
+                <w:color w:val="222222"/>
+                <w:sz w:val="20"/>
+                <w:szCs w:val="20"/>
+                <w:lang w:val="ru-RU" w:eastAsia="en-AU"/>
+              </w:rPr>
+              <w:t>/</w:t>
+            </w:r>
+            <w:proofErr w:type="spellStart"/>
+            <w:r>
+              <w:rPr>
+                <w:rFonts w:ascii="Microsoft YaHei" w:eastAsia="Microsoft YaHei" w:hAnsi="Microsoft YaHei" w:cs="Arial" w:hint="eastAsia"/>
+                <w:i/>
+                <w:iCs/>
+                <w:color w:val="222222"/>
+                <w:sz w:val="20"/>
+                <w:szCs w:val="20"/>
+                <w:lang w:val="ru-RU" w:eastAsia="en-AU"/>
+              </w:rPr>
+              <w:t>Незачет</w:t>
+            </w:r>
+            <w:proofErr w:type="spellEnd"/>
+            <w:r>
+              <w:rPr>
+                <w:rFonts w:ascii="Microsoft YaHei" w:eastAsia="Microsoft YaHei" w:hAnsi="Microsoft YaHei" w:cs="Arial"/>
+                <w:i/>
+                <w:iCs/>
+                <w:color w:val="222222"/>
+                <w:sz w:val="20"/>
+                <w:szCs w:val="20"/>
+                <w:lang w:val="ru-RU" w:eastAsia="en-AU"/>
+              </w:rPr>
+              <w:t>)</w:t>
+            </w:r>
+            <w:r>
+              <w:rPr>
+                <w:rFonts w:ascii="Microsoft YaHei" w:eastAsia="Microsoft YaHei" w:hAnsi="Microsoft YaHei" w:cs="Arial"/>
+                <w:i/>
+                <w:iCs/>
+                <w:color w:val="222222"/>
+                <w:sz w:val="20"/>
+                <w:szCs w:val="20"/>
+                <w:lang w:val="ru-RU" w:eastAsia="en-AU"/>
+              </w:rPr>
+              <w:t xml:space="preserve"> </w:t>
+            </w:r>
+          </w:p>
+        </w:tc>
+        <w:tc>
+          <w:tcPr>
+            <w:tcW w:w="7497" w:type="dxa"/>
+            <w:tcBorders>
+              <w:top w:val="nil"/>
+              <w:left w:val="nil"/>
+              <w:bottom w:val="single" w:sz="4" w:space="0" w:color="1F4E78"/>
+              <w:right w:val="single" w:sz="4" w:space="0" w:color="1F4E78"/>
+            </w:tcBorders>
+            <w:vAlign w:val="center"/>
+          </w:tcPr>
+          <w:p>
+            <w:pPr>
+              <w:spacing w:after="0" w:line="240" w:lineRule="auto"/>
+              <w:rPr>
+                <w:rFonts w:ascii="Microsoft YaHei" w:eastAsia="Microsoft YaHei" w:hAnsi="Microsoft YaHei" w:cs="Arial"/>
+                <w:sz w:val="20"/>
+                <w:szCs w:val="20"/>
+                <w:lang w:val="en-AU" w:eastAsia="en-AU"/>
+              </w:rPr>
+            </w:pPr>
+            <w:r>
+              <w:rPr>
+                <w:rFonts w:ascii="Microsoft YaHei" w:eastAsia="Microsoft YaHei" w:hAnsi="Microsoft YaHei" w:cs="Arial"/>
+                <w:sz w:val="20"/>
+                <w:szCs w:val="20"/>
+                <w:lang w:val="ru-RU" w:eastAsia="en-AU"/>
+              </w:rPr>
+              <w:t>Зачет</w:t>
+            </w:r>
+          </w:p>
+        </w:tc>
+      </w:tr>
+      <w:tr>
+        <w:trPr>
+          <w:trHeight w:val="250"/>
+        </w:trPr>
+        <w:tc>
+          <w:tcPr>
+            <w:tcW w:w="2988" w:type="dxa"/>
+            <w:tcBorders>
+              <w:top w:val="nil"/>
+              <w:left w:val="single" w:sz="4" w:space="0" w:color="1F4E78"/>
+              <w:bottom w:val="single" w:sz="4" w:space="0" w:color="1F4E78"/>
+              <w:right w:val="single" w:sz="4" w:space="0" w:color="1F4E78"/>
+            </w:tcBorders>
+            <w:vAlign w:val="center"/>
+          </w:tcPr>
+          <w:p>
+            <w:pPr>
+              <w:spacing w:after="0" w:line="240" w:lineRule="auto"/>
+              <w:rPr>
+                <w:rFonts w:ascii="Microsoft YaHei" w:eastAsia="Microsoft YaHei" w:hAnsi="Microsoft YaHei" w:cs="Arial"/>
+                <w:b/>
+                <w:bCs/>
+                <w:color w:val="222222"/>
+                <w:sz w:val="20"/>
+                <w:szCs w:val="20"/>
+                <w:lang w:val="ru-RU" w:eastAsia="zh-CN"/>
+              </w:rPr>
+            </w:pPr>
+            <w:proofErr w:type="spellStart"/>
+            <w:r>
+              <w:rPr>
+                <w:rFonts w:ascii="Microsoft YaHei" w:eastAsia="Microsoft YaHei" w:hAnsi="Microsoft YaHei" w:cs="Arial" w:hint="eastAsia"/>
+                <w:b/>
+                <w:bCs/>
+                <w:color w:val="222222"/>
+                <w:sz w:val="20"/>
+                <w:szCs w:val="20"/>
+                <w:lang w:val="ru-RU" w:eastAsia="en-AU"/>
+              </w:rPr>
+              <w:t>Примечания</w:t>
+            </w:r>
+            <w:proofErr w:type="spellEnd"/>
+            <w:r>
+              <w:rPr>
+                <w:rFonts w:ascii="Microsoft YaHei" w:eastAsia="Microsoft YaHei" w:hAnsi="Microsoft YaHei" w:cs="Arial"/>
+                <w:b/>
+                <w:bCs/>
+                <w:color w:val="222222"/>
+                <w:sz w:val="20"/>
+                <w:szCs w:val="20"/>
+                <w:lang w:val="ru-RU" w:eastAsia="en-AU"/>
+              </w:rPr>
+              <w:t>/ко</w:t>
+            </w:r>
+            <w:proofErr w:type="spellStart"/>
+            <w:r>
+              <w:rPr>
+                <w:rFonts w:ascii="Microsoft YaHei" w:eastAsia="Microsoft YaHei" w:hAnsi="Microsoft YaHei" w:cs="Arial" w:hint="eastAsia"/>
+                <w:b/>
+                <w:bCs/>
+                <w:color w:val="222222"/>
+                <w:sz w:val="20"/>
+                <w:szCs w:val="20"/>
+                <w:lang w:val="ru-RU" w:eastAsia="en-AU"/>
+              </w:rPr>
+              <w:t>мментарии</w:t>
+            </w:r>
+            <w:proofErr w:type="spellEnd"/>
+          </w:p>
+        </w:tc>
+        <w:tc>
+          <w:tcPr>
+            <w:tcW w:w="7497" w:type="dxa"/>
+            <w:tcBorders>
+              <w:top w:val="nil"/>
+              <w:left w:val="nil"/>
+              <w:bottom w:val="single" w:sz="4" w:space="0" w:color="1F4E78"/>
+              <w:right w:val="single" w:sz="4" w:space="0" w:color="1F4E78"/>
+            </w:tcBorders>
+            <w:vAlign w:val="center"/>
+          </w:tcPr>
+          <w:p>
+            <w:pPr>
+              <w:spacing w:after="0" w:line="240" w:lineRule="auto"/>
+              <w:rPr>
+                <w:rFonts w:ascii="Microsoft YaHei" w:eastAsia="Microsoft YaHei" w:hAnsi="Microsoft YaHei" w:cs="Arial"/>
+                <w:sz w:val="20"/>
+                <w:szCs w:val="20"/>
+                <w:lang w:val="en-US" w:eastAsia="en-AU"/>
+              </w:rPr>
+            </w:pPr>
+            <w:r>
+              <w:rPr>
+                <w:rFonts w:ascii="Microsoft YaHei" w:eastAsia="Microsoft YaHei" w:hAnsi="Microsoft YaHei" w:cs="Arial"/>
+                <w:sz w:val="20"/>
+                <w:szCs w:val="20"/>
+                <w:lang w:val="ru-RU" w:eastAsia="en-AU"/>
+              </w:rPr>
+              <w:t xml:space="preserve">- </w:t>
+            </w:r>
+          </w:p>
+        </w:tc>
+      </w:tr>
+    </w:tbl>
+    <w:p>
+      <w:pPr>
+        <w:rPr>
+          <w:rFonts w:ascii="Microsoft YaHei" w:eastAsia="Microsoft YaHei" w:hAnsi="Microsoft YaHei"/>
+          <w:color w:val="2E74B5"/>
+          <w:sz w:val="26"/>
+          <w:szCs w:val="26"/>
+          <w:lang w:val="en-US"/>
+        </w:rPr>
+      </w:pPr>
+    </w:p>
+    <w:p>
+      <w:pPr>
+        <w:pStyle w:val="2"/>
+        <w:rPr>
+          <w:rFonts w:ascii="Microsoft YaHei" w:eastAsia="Microsoft YaHei" w:hAnsi="Microsoft YaHei"/>
+          <w:sz w:val="18"/>
+          <w:szCs w:val="18"/>
+        </w:rPr>
+      </w:pPr>
+      <w:proofErr w:type="spellStart"/>
+      <w:r>
+        <w:rPr>
+          <w:rFonts w:ascii="Microsoft YaHei" w:eastAsia="Microsoft YaHei" w:hAnsi="Microsoft YaHei" w:hint="eastAsia"/>
+          <w:sz w:val="18"/>
+          <w:szCs w:val="18"/>
+          <w:lang w:val="ru-RU"/>
+        </w:rPr>
+        <w:t>Тестовый</w:t>
+      </w:r>
+      <w:proofErr w:type="spellEnd"/>
+      <w:r>
+        <w:rPr>
+          <w:rFonts w:ascii="Microsoft YaHei" w:eastAsia="Microsoft YaHei" w:hAnsi="Microsoft YaHei"/>
+          <w:sz w:val="18"/>
+          <w:szCs w:val="18"/>
+          <w:lang w:val="ru-RU"/>
+        </w:rPr>
+        <w:t xml:space="preserve"> пример </w:t>
+      </w:r>
+      <w:r>
+        <w:rPr>
+          <w:rFonts w:ascii="Microsoft YaHei" w:eastAsia="Microsoft YaHei" w:hAnsi="Microsoft YaHei"/>
+          <w:sz w:val="18"/>
+          <w:szCs w:val="18"/>
+        </w:rPr>
+        <w:t>#</w:t>
+      </w:r>
+      <w:r>
+        <w:rPr>
+          <w:rFonts w:ascii="Microsoft YaHei" w:eastAsia="Microsoft YaHei" w:hAnsi="Microsoft YaHei"/>
+          <w:sz w:val="18"/>
+          <w:szCs w:val="18"/>
+          <w:lang w:val="ru-RU"/>
+        </w:rPr>
+        <w:t>5</w:t>
+      </w:r>
+      <w:r>
+        <w:rPr>
+          <w:rFonts w:ascii="Microsoft YaHei" w:eastAsia="Microsoft YaHei" w:hAnsi="Microsoft YaHei"/>
+          <w:sz w:val="18"/>
+          <w:szCs w:val="18"/>
+        </w:rPr>
+        <w:t>:</w:t>
+      </w:r>
+    </w:p>
+    <w:tbl>
+      <w:tblPr>
+        <w:tblW w:w="10485" w:type="dxa"/>
+        <w:tblCellMar>
+          <w:top w:w="57" w:type="dxa"/>
+          <w:bottom w:w="57" w:type="dxa"/>
+        </w:tblCellMar>
+        <w:tblLook w:val="00A0" w:firstRow="1" w:lastRow="0" w:firstColumn="1" w:lastColumn="0" w:noHBand="0" w:noVBand="0"/>
+      </w:tblPr>
+      <w:tblGrid>
+        <w:gridCol w:w="2988"/>
+        <w:gridCol w:w="7497"/>
+      </w:tblGrid>
+      <w:tr>
+        <w:trPr>
+          <w:trHeight w:val="408"/>
+        </w:trPr>
+        <w:tc>
+          <w:tcPr>
+            <w:tcW w:w="2988" w:type="dxa"/>
+            <w:tcBorders>
+              <w:top w:val="nil"/>
+              <w:left w:val="single" w:sz="4" w:space="0" w:color="2F75B5"/>
+              <w:bottom w:val="single" w:sz="4" w:space="0" w:color="2F75B5"/>
+              <w:right w:val="single" w:sz="4" w:space="0" w:color="FFFFFF"/>
+            </w:tcBorders>
+            <w:shd w:val="clear" w:color="000000" w:fill="2F75B5"/>
+            <w:noWrap/>
+            <w:vAlign w:val="center"/>
+          </w:tcPr>
+          <w:p>
+            <w:pPr>
+              <w:spacing w:after="0" w:line="240" w:lineRule="auto"/>
+              <w:rPr>
+                <w:rFonts w:ascii="Microsoft YaHei" w:eastAsia="Microsoft YaHei" w:hAnsi="Microsoft YaHei" w:cs="Arial"/>
+                <w:b/>
+                <w:bCs/>
+                <w:color w:val="FFFFFF"/>
+                <w:sz w:val="20"/>
+                <w:szCs w:val="24"/>
+                <w:lang w:val="ru-RU" w:eastAsia="en-AU"/>
+              </w:rPr>
+            </w:pPr>
+            <w:proofErr w:type="spellStart"/>
+            <w:r>
+              <w:rPr>
+                <w:rFonts w:ascii="Microsoft YaHei" w:eastAsia="Microsoft YaHei" w:hAnsi="Microsoft YaHei" w:cs="Arial" w:hint="eastAsia"/>
+                <w:b/>
+                <w:bCs/>
+                <w:color w:val="FFFFFF"/>
+                <w:sz w:val="20"/>
+                <w:szCs w:val="24"/>
+                <w:lang w:val="ru-RU" w:eastAsia="en-AU"/>
+              </w:rPr>
+              <w:t>Поле</w:t>
+            </w:r>
+            <w:proofErr w:type="spellEnd"/>
+          </w:p>
+        </w:tc>
+        <w:tc>
+          <w:tcPr>
+            <w:tcW w:w="7497" w:type="dxa"/>
+            <w:tcBorders>
+              <w:top w:val="nil"/>
+              <w:left w:val="nil"/>
+              <w:bottom w:val="single" w:sz="4" w:space="0" w:color="2F75B5"/>
+              <w:right w:val="single" w:sz="4" w:space="0" w:color="2F75B5"/>
+            </w:tcBorders>
+            <w:shd w:val="clear" w:color="000000" w:fill="2F75B5"/>
+            <w:noWrap/>
+            <w:vAlign w:val="center"/>
+          </w:tcPr>
+          <w:p>
+            <w:pPr>
+              <w:spacing w:after="0" w:line="240" w:lineRule="auto"/>
+              <w:rPr>
+                <w:rFonts w:ascii="Microsoft YaHei" w:eastAsia="Microsoft YaHei" w:hAnsi="Microsoft YaHei" w:cs="Arial"/>
+                <w:b/>
+                <w:bCs/>
+                <w:color w:val="FFFFFF"/>
+                <w:sz w:val="20"/>
+                <w:szCs w:val="24"/>
+                <w:lang w:val="ru-RU" w:eastAsia="en-AU"/>
+              </w:rPr>
+            </w:pPr>
+            <w:proofErr w:type="spellStart"/>
+            <w:r>
+              <w:rPr>
+                <w:rFonts w:ascii="Microsoft YaHei" w:eastAsia="Microsoft YaHei" w:hAnsi="Microsoft YaHei" w:cs="Arial" w:hint="eastAsia"/>
+                <w:b/>
+                <w:bCs/>
+                <w:color w:val="FFFFFF"/>
+                <w:sz w:val="20"/>
+                <w:szCs w:val="24"/>
+                <w:lang w:val="ru-RU" w:eastAsia="en-AU"/>
+              </w:rPr>
+              <w:t>Описание</w:t>
+            </w:r>
+            <w:proofErr w:type="spellEnd"/>
+          </w:p>
+        </w:tc>
+      </w:tr>
+      <w:tr>
+        <w:trPr>
+          <w:trHeight w:val="71"/>
+        </w:trPr>
+        <w:tc>
+          <w:tcPr>
+            <w:tcW w:w="2988" w:type="dxa"/>
+            <w:tcBorders>
+              <w:top w:val="nil"/>
+              <w:left w:val="single" w:sz="4" w:space="0" w:color="1F4E78"/>
+              <w:bottom w:val="single" w:sz="4" w:space="0" w:color="1F4E78"/>
+              <w:right w:val="single" w:sz="4" w:space="0" w:color="1F4E78"/>
+            </w:tcBorders>
+            <w:vAlign w:val="center"/>
+          </w:tcPr>
+          <w:p>
+            <w:pPr>
+              <w:spacing w:after="0" w:line="240" w:lineRule="auto"/>
+              <w:rPr>
+                <w:rFonts w:ascii="Microsoft YaHei" w:eastAsia="Microsoft YaHei" w:hAnsi="Microsoft YaHei" w:cs="Arial"/>
+                <w:b/>
+                <w:bCs/>
+                <w:color w:val="222222"/>
+                <w:sz w:val="20"/>
+                <w:szCs w:val="20"/>
+                <w:lang w:val="ru-RU" w:eastAsia="en-AU"/>
+              </w:rPr>
+            </w:pPr>
+            <w:proofErr w:type="spellStart"/>
+            <w:r>
+              <w:rPr>
+                <w:rFonts w:ascii="Microsoft YaHei" w:eastAsia="Microsoft YaHei" w:hAnsi="Microsoft YaHei" w:cs="Arial" w:hint="eastAsia"/>
+                <w:b/>
+                <w:bCs/>
+                <w:color w:val="222222"/>
+                <w:sz w:val="20"/>
+                <w:szCs w:val="20"/>
+                <w:lang w:val="ru-RU" w:eastAsia="en-AU"/>
+              </w:rPr>
+              <w:t>Название</w:t>
+            </w:r>
+            <w:proofErr w:type="spellEnd"/>
+            <w:r>
+              <w:rPr>
+                <w:rFonts w:ascii="Microsoft YaHei" w:eastAsia="Microsoft YaHei" w:hAnsi="Microsoft YaHei" w:cs="Arial"/>
+                <w:b/>
+                <w:bCs/>
+                <w:color w:val="222222"/>
+                <w:sz w:val="20"/>
+                <w:szCs w:val="20"/>
+                <w:lang w:val="ru-RU" w:eastAsia="en-AU"/>
+              </w:rPr>
+              <w:t xml:space="preserve"> </w:t>
+            </w:r>
+            <w:proofErr w:type="spellStart"/>
+            <w:r>
+              <w:rPr>
+                <w:rFonts w:ascii="Microsoft YaHei" w:eastAsia="Microsoft YaHei" w:hAnsi="Microsoft YaHei" w:cs="Arial" w:hint="eastAsia"/>
+                <w:b/>
+                <w:bCs/>
+                <w:color w:val="222222"/>
+                <w:sz w:val="20"/>
+                <w:szCs w:val="20"/>
+                <w:lang w:val="ru-RU" w:eastAsia="en-AU"/>
+              </w:rPr>
+              <w:t>проекта</w:t>
+            </w:r>
+            <w:proofErr w:type="spellEnd"/>
+          </w:p>
+        </w:tc>
+        <w:tc>
+          <w:tcPr>
+            <w:tcW w:w="7497" w:type="dxa"/>
+            <w:tcBorders>
+              <w:top w:val="nil"/>
+              <w:left w:val="nil"/>
+              <w:bottom w:val="single" w:sz="4" w:space="0" w:color="1F4E78"/>
+              <w:right w:val="single" w:sz="4" w:space="0" w:color="1F4E78"/>
+            </w:tcBorders>
+            <w:vAlign w:val="center"/>
+          </w:tcPr>
+          <w:p>
+            <w:pPr>
+              <w:spacing w:after="0" w:line="240" w:lineRule="auto"/>
+              <w:rPr>
+                <w:rFonts w:ascii="Microsoft YaHei" w:eastAsia="Microsoft YaHei" w:hAnsi="Microsoft YaHei" w:cs="Arial"/>
+                <w:sz w:val="20"/>
+                <w:szCs w:val="20"/>
+                <w:lang w:val="ru-RU" w:eastAsia="en-AU"/>
+              </w:rPr>
+            </w:pPr>
+            <w:proofErr w:type="spellStart"/>
+            <w:r>
+              <w:rPr>
+                <w:rFonts w:ascii="Microsoft YaHei" w:eastAsia="Microsoft YaHei" w:hAnsi="Microsoft YaHei" w:cs="Arial"/>
+                <w:sz w:val="20"/>
+                <w:szCs w:val="20"/>
+                <w:lang w:val="en-AU" w:eastAsia="en-AU"/>
+              </w:rPr>
+              <w:t>DemoPosuda</w:t>
+            </w:r>
+            <w:proofErr w:type="spellEnd"/>
+          </w:p>
+        </w:tc>
+      </w:tr>
+      <w:tr>
+        <w:trPr>
+          <w:trHeight w:val="233"/>
+        </w:trPr>
+        <w:tc>
+          <w:tcPr>
+            <w:tcW w:w="2988" w:type="dxa"/>
+            <w:tcBorders>
+              <w:top w:val="nil"/>
+              <w:left w:val="single" w:sz="4" w:space="0" w:color="1F4E78"/>
+              <w:bottom w:val="single" w:sz="4" w:space="0" w:color="1F4E78"/>
+              <w:right w:val="single" w:sz="4" w:space="0" w:color="1F4E78"/>
+            </w:tcBorders>
+            <w:vAlign w:val="center"/>
+          </w:tcPr>
+          <w:p>
+            <w:pPr>
+              <w:spacing w:after="0" w:line="240" w:lineRule="auto"/>
+              <w:rPr>
+                <w:rFonts w:ascii="Microsoft YaHei" w:eastAsia="Microsoft YaHei" w:hAnsi="Microsoft YaHei" w:cs="Arial"/>
+                <w:b/>
+                <w:bCs/>
+                <w:color w:val="222222"/>
+                <w:sz w:val="20"/>
+                <w:szCs w:val="20"/>
+                <w:lang w:val="ru-RU" w:eastAsia="en-AU"/>
+              </w:rPr>
+            </w:pPr>
+            <w:proofErr w:type="spellStart"/>
+            <w:r>
+              <w:rPr>
+                <w:rFonts w:ascii="Microsoft YaHei" w:eastAsia="Microsoft YaHei" w:hAnsi="Microsoft YaHei" w:cs="Arial" w:hint="eastAsia"/>
+                <w:b/>
+                <w:bCs/>
+                <w:color w:val="222222"/>
+                <w:sz w:val="20"/>
+                <w:szCs w:val="20"/>
+                <w:lang w:val="ru-RU" w:eastAsia="en-AU"/>
+              </w:rPr>
+              <w:lastRenderedPageBreak/>
+              <w:t>Рабочая</w:t>
+            </w:r>
+            <w:proofErr w:type="spellEnd"/>
+            <w:r>
+              <w:rPr>
+                <w:rFonts w:ascii="Microsoft YaHei" w:eastAsia="Microsoft YaHei" w:hAnsi="Microsoft YaHei" w:cs="Arial"/>
+                <w:b/>
+                <w:bCs/>
+                <w:color w:val="222222"/>
+                <w:sz w:val="20"/>
+                <w:szCs w:val="20"/>
+                <w:lang w:val="ru-RU" w:eastAsia="en-AU"/>
+              </w:rPr>
+              <w:t xml:space="preserve"> версия</w:t>
+            </w:r>
+          </w:p>
+        </w:tc>
+        <w:tc>
+          <w:tcPr>
+            <w:tcW w:w="7497" w:type="dxa"/>
+            <w:tcBorders>
+              <w:top w:val="nil"/>
+              <w:left w:val="nil"/>
+              <w:bottom w:val="single" w:sz="4" w:space="0" w:color="1F4E78"/>
+              <w:right w:val="single" w:sz="4" w:space="0" w:color="1F4E78"/>
+            </w:tcBorders>
+            <w:vAlign w:val="center"/>
+          </w:tcPr>
+          <w:p>
+            <w:pPr>
+              <w:spacing w:after="0" w:line="240" w:lineRule="auto"/>
+              <w:rPr>
+                <w:rFonts w:ascii="Microsoft YaHei" w:eastAsia="Microsoft YaHei" w:hAnsi="Microsoft YaHei" w:cs="Arial"/>
+                <w:sz w:val="20"/>
+                <w:szCs w:val="20"/>
+                <w:lang w:val="ru-RU" w:eastAsia="en-AU"/>
+              </w:rPr>
+            </w:pPr>
+            <w:r>
+              <w:rPr>
+                <w:rFonts w:ascii="Microsoft YaHei" w:eastAsia="Microsoft YaHei" w:hAnsi="Microsoft YaHei" w:cs="Arial"/>
+                <w:sz w:val="20"/>
+                <w:szCs w:val="20"/>
+                <w:lang w:val="ru-RU" w:eastAsia="en-AU"/>
+              </w:rPr>
+              <w:t>1.0.0.0</w:t>
+            </w:r>
+          </w:p>
+        </w:tc>
+      </w:tr>
+      <w:tr>
+        <w:trPr>
+          <w:trHeight w:val="52"/>
+        </w:trPr>
+        <w:tc>
+          <w:tcPr>
+            <w:tcW w:w="2988" w:type="dxa"/>
+            <w:tcBorders>
+              <w:top w:val="nil"/>
+              <w:left w:val="single" w:sz="4" w:space="0" w:color="1F4E78"/>
+              <w:bottom w:val="single" w:sz="4" w:space="0" w:color="1F4E78"/>
+              <w:right w:val="single" w:sz="4" w:space="0" w:color="1F4E78"/>
+            </w:tcBorders>
+            <w:vAlign w:val="center"/>
+          </w:tcPr>
+          <w:p>
+            <w:pPr>
+              <w:spacing w:after="0" w:line="240" w:lineRule="auto"/>
+              <w:rPr>
+                <w:rFonts w:ascii="Microsoft YaHei" w:eastAsia="Microsoft YaHei" w:hAnsi="Microsoft YaHei" w:cs="Arial"/>
+                <w:b/>
+                <w:bCs/>
+                <w:color w:val="222222"/>
+                <w:sz w:val="20"/>
+                <w:szCs w:val="20"/>
+                <w:lang w:val="ru-RU" w:eastAsia="en-AU"/>
+              </w:rPr>
+            </w:pPr>
+            <w:proofErr w:type="spellStart"/>
+            <w:r>
+              <w:rPr>
+                <w:rFonts w:ascii="Microsoft YaHei" w:eastAsia="Microsoft YaHei" w:hAnsi="Microsoft YaHei" w:cs="Arial" w:hint="eastAsia"/>
+                <w:b/>
+                <w:bCs/>
+                <w:color w:val="222222"/>
+                <w:sz w:val="20"/>
+                <w:szCs w:val="20"/>
+                <w:lang w:val="ru-RU" w:eastAsia="en-AU"/>
+              </w:rPr>
+              <w:t>Имя</w:t>
+            </w:r>
+            <w:proofErr w:type="spellEnd"/>
+            <w:r>
+              <w:rPr>
+                <w:rFonts w:ascii="Microsoft YaHei" w:eastAsia="Microsoft YaHei" w:hAnsi="Microsoft YaHei" w:cs="Arial"/>
+                <w:b/>
+                <w:bCs/>
+                <w:color w:val="222222"/>
+                <w:sz w:val="20"/>
+                <w:szCs w:val="20"/>
+                <w:lang w:val="ru-RU" w:eastAsia="en-AU"/>
+              </w:rPr>
+              <w:t xml:space="preserve"> тестирующего</w:t>
+            </w:r>
+          </w:p>
+        </w:tc>
+        <w:tc>
+          <w:tcPr>
+            <w:tcW w:w="7497" w:type="dxa"/>
+            <w:tcBorders>
+              <w:top w:val="nil"/>
+              <w:left w:val="nil"/>
+              <w:bottom w:val="single" w:sz="4" w:space="0" w:color="1F4E78"/>
+              <w:right w:val="single" w:sz="4" w:space="0" w:color="1F4E78"/>
+            </w:tcBorders>
+            <w:vAlign w:val="center"/>
+          </w:tcPr>
+          <w:p>
+            <w:pPr>
+              <w:spacing w:after="0" w:line="240" w:lineRule="auto"/>
+              <w:rPr>
+                <w:rFonts w:ascii="Microsoft YaHei" w:eastAsia="Microsoft YaHei" w:hAnsi="Microsoft YaHei" w:cs="Arial"/>
+                <w:sz w:val="20"/>
+                <w:szCs w:val="20"/>
+                <w:lang w:val="ru-RU" w:eastAsia="en-AU"/>
+              </w:rPr>
+            </w:pPr>
+            <w:r>
+              <w:rPr>
+                <w:rFonts w:ascii="Microsoft YaHei" w:eastAsia="Microsoft YaHei" w:hAnsi="Microsoft YaHei" w:cs="Arial"/>
+                <w:sz w:val="20"/>
+                <w:szCs w:val="20"/>
+                <w:lang w:val="ru-RU" w:eastAsia="en-AU"/>
+              </w:rPr>
+              <w:t>Алина</w:t>
+            </w:r>
+          </w:p>
+        </w:tc>
+      </w:tr>
+      <w:tr>
+        <w:trPr>
+          <w:trHeight w:val="52"/>
+        </w:trPr>
+        <w:tc>
+          <w:tcPr>
+            <w:tcW w:w="2988" w:type="dxa"/>
+            <w:tcBorders>
+              <w:top w:val="nil"/>
+              <w:left w:val="single" w:sz="4" w:space="0" w:color="1F4E78"/>
+              <w:bottom w:val="single" w:sz="4" w:space="0" w:color="1F4E78"/>
+              <w:right w:val="single" w:sz="4" w:space="0" w:color="1F4E78"/>
+            </w:tcBorders>
+            <w:vAlign w:val="center"/>
+          </w:tcPr>
+          <w:p>
+            <w:pPr>
+              <w:spacing w:after="0" w:line="240" w:lineRule="auto"/>
+              <w:rPr>
+                <w:rFonts w:ascii="Microsoft YaHei" w:eastAsia="Microsoft YaHei" w:hAnsi="Microsoft YaHei" w:cs="Arial"/>
+                <w:b/>
+                <w:bCs/>
+                <w:color w:val="222222"/>
+                <w:sz w:val="20"/>
+                <w:szCs w:val="20"/>
+                <w:lang w:val="en-US" w:eastAsia="en-AU"/>
+              </w:rPr>
+            </w:pPr>
+            <w:proofErr w:type="spellStart"/>
+            <w:r>
+              <w:rPr>
+                <w:rFonts w:ascii="Microsoft YaHei" w:eastAsia="Microsoft YaHei" w:hAnsi="Microsoft YaHei" w:cs="Arial" w:hint="eastAsia"/>
+                <w:b/>
+                <w:bCs/>
+                <w:color w:val="222222"/>
+                <w:sz w:val="20"/>
+                <w:szCs w:val="20"/>
+                <w:lang w:val="ru-RU" w:eastAsia="en-AU"/>
+              </w:rPr>
+              <w:t>Дата</w:t>
+            </w:r>
+            <w:proofErr w:type="spellEnd"/>
+            <w:r>
+              <w:rPr>
+                <w:rFonts w:ascii="Microsoft YaHei" w:eastAsia="Microsoft YaHei" w:hAnsi="Microsoft YaHei" w:cs="Arial"/>
+                <w:b/>
+                <w:bCs/>
+                <w:color w:val="222222"/>
+                <w:sz w:val="20"/>
+                <w:szCs w:val="20"/>
+                <w:lang w:val="en-US" w:eastAsia="en-AU"/>
+              </w:rPr>
+              <w:t>(</w:t>
+            </w:r>
+            <w:r>
+              <w:rPr>
+                <w:rFonts w:ascii="Microsoft YaHei" w:eastAsia="Microsoft YaHei" w:hAnsi="Microsoft YaHei" w:cs="Arial" w:hint="eastAsia"/>
+                <w:b/>
+                <w:bCs/>
+                <w:color w:val="222222"/>
+                <w:sz w:val="20"/>
+                <w:szCs w:val="20"/>
+                <w:lang w:val="ru-RU" w:eastAsia="en-AU"/>
+              </w:rPr>
+              <w:t>ы</w:t>
+            </w:r>
+            <w:r>
+              <w:rPr>
+                <w:rFonts w:ascii="Microsoft YaHei" w:eastAsia="Microsoft YaHei" w:hAnsi="Microsoft YaHei" w:cs="Arial"/>
+                <w:b/>
+                <w:bCs/>
+                <w:color w:val="222222"/>
+                <w:sz w:val="20"/>
+                <w:szCs w:val="20"/>
+                <w:lang w:val="en-US" w:eastAsia="en-AU"/>
+              </w:rPr>
+              <w:t xml:space="preserve">) </w:t>
+            </w:r>
+            <w:proofErr w:type="spellStart"/>
+            <w:r>
+              <w:rPr>
+                <w:rFonts w:ascii="Microsoft YaHei" w:eastAsia="Microsoft YaHei" w:hAnsi="Microsoft YaHei" w:cs="Arial" w:hint="eastAsia"/>
+                <w:b/>
+                <w:bCs/>
+                <w:color w:val="222222"/>
+                <w:sz w:val="20"/>
+                <w:szCs w:val="20"/>
+                <w:lang w:val="ru-RU" w:eastAsia="en-AU"/>
+              </w:rPr>
+              <w:t>теста</w:t>
+            </w:r>
+            <w:proofErr w:type="spellEnd"/>
+          </w:p>
+        </w:tc>
+        <w:tc>
+          <w:tcPr>
+            <w:tcW w:w="7497" w:type="dxa"/>
+            <w:tcBorders>
+              <w:top w:val="nil"/>
+              <w:left w:val="nil"/>
+              <w:bottom w:val="single" w:sz="4" w:space="0" w:color="1F4E78"/>
+              <w:right w:val="single" w:sz="4" w:space="0" w:color="1F4E78"/>
+            </w:tcBorders>
+            <w:vAlign w:val="center"/>
+          </w:tcPr>
+          <w:p>
+            <w:pPr>
+              <w:spacing w:after="0" w:line="240" w:lineRule="auto"/>
+              <w:rPr>
+                <w:rFonts w:ascii="Microsoft YaHei" w:eastAsia="Microsoft YaHei" w:hAnsi="Microsoft YaHei" w:cs="Arial"/>
+                <w:sz w:val="20"/>
+                <w:szCs w:val="20"/>
+                <w:lang w:val="ru-RU" w:eastAsia="en-AU"/>
+              </w:rPr>
+            </w:pPr>
+            <w:r>
+              <w:rPr>
+                <w:rFonts w:ascii="Microsoft YaHei" w:eastAsia="Microsoft YaHei" w:hAnsi="Microsoft YaHei" w:cs="Arial"/>
+                <w:sz w:val="20"/>
+                <w:szCs w:val="20"/>
+                <w:lang w:val="ru-RU" w:eastAsia="en-AU"/>
+              </w:rPr>
+              <w:t xml:space="preserve">28.01.2025 </w:t>
+            </w:r>
+          </w:p>
+        </w:tc>
+      </w:tr>
+      <w:tr>
+        <w:trPr>
+          <w:trHeight w:val="52"/>
+        </w:trPr>
+        <w:tc>
+          <w:tcPr>
+            <w:tcW w:w="2988" w:type="dxa"/>
+            <w:tcBorders>
+              <w:top w:val="nil"/>
+              <w:left w:val="single" w:sz="4" w:space="0" w:color="1F4E78"/>
+              <w:bottom w:val="single" w:sz="4" w:space="0" w:color="1F4E78"/>
+              <w:right w:val="single" w:sz="4" w:space="0" w:color="1F4E78"/>
+            </w:tcBorders>
+            <w:vAlign w:val="center"/>
+          </w:tcPr>
+          <w:p>
+            <w:pPr>
+              <w:spacing w:after="0" w:line="240" w:lineRule="auto"/>
+              <w:rPr>
+                <w:rFonts w:ascii="Microsoft YaHei" w:eastAsia="Microsoft YaHei" w:hAnsi="Microsoft YaHei" w:cs="Arial"/>
+                <w:b/>
+                <w:bCs/>
+                <w:color w:val="222222"/>
+                <w:sz w:val="20"/>
+                <w:szCs w:val="20"/>
+                <w:lang w:val="ru-RU" w:eastAsia="en-AU"/>
+              </w:rPr>
+            </w:pPr>
+            <w:proofErr w:type="spellStart"/>
+            <w:r>
+              <w:rPr>
+                <w:rFonts w:ascii="Microsoft YaHei" w:eastAsia="Microsoft YaHei" w:hAnsi="Microsoft YaHei" w:cs="Arial" w:hint="eastAsia"/>
+                <w:b/>
+                <w:bCs/>
+                <w:color w:val="222222"/>
+                <w:sz w:val="20"/>
+                <w:szCs w:val="20"/>
+                <w:lang w:val="ru-RU" w:eastAsia="en-AU"/>
+              </w:rPr>
+              <w:t>Тестовый</w:t>
+            </w:r>
+            <w:proofErr w:type="spellEnd"/>
+            <w:r>
+              <w:rPr>
+                <w:rFonts w:ascii="Microsoft YaHei" w:eastAsia="Microsoft YaHei" w:hAnsi="Microsoft YaHei" w:cs="Arial"/>
+                <w:b/>
+                <w:bCs/>
+                <w:color w:val="222222"/>
+                <w:sz w:val="20"/>
+                <w:szCs w:val="20"/>
+                <w:lang w:val="ru-RU" w:eastAsia="en-AU"/>
+              </w:rPr>
+              <w:t xml:space="preserve"> пример</w:t>
+            </w:r>
+            <w:r>
+              <w:rPr>
+                <w:rFonts w:ascii="Microsoft YaHei" w:eastAsia="Microsoft YaHei" w:hAnsi="Microsoft YaHei" w:cs="Arial"/>
+                <w:b/>
+                <w:bCs/>
+                <w:color w:val="222222"/>
+                <w:sz w:val="20"/>
+                <w:szCs w:val="20"/>
+                <w:lang w:val="ru-RU" w:eastAsia="en-AU"/>
+              </w:rPr>
+              <w:t xml:space="preserve"> #</w:t>
+            </w:r>
+          </w:p>
+        </w:tc>
+        <w:tc>
+          <w:tcPr>
+            <w:tcW w:w="7497" w:type="dxa"/>
+            <w:tcBorders>
+              <w:top w:val="nil"/>
+              <w:left w:val="nil"/>
+              <w:bottom w:val="single" w:sz="4" w:space="0" w:color="1F4E78"/>
+              <w:right w:val="single" w:sz="4" w:space="0" w:color="1F4E78"/>
+            </w:tcBorders>
+            <w:vAlign w:val="center"/>
+          </w:tcPr>
+          <w:p>
+            <w:pPr>
+              <w:spacing w:after="0" w:line="240" w:lineRule="auto"/>
+              <w:rPr>
+                <w:rFonts w:ascii="Microsoft YaHei" w:eastAsia="Microsoft YaHei" w:hAnsi="Microsoft YaHei" w:cs="Arial"/>
+                <w:sz w:val="20"/>
+                <w:szCs w:val="20"/>
+                <w:lang w:val="ru-RU" w:eastAsia="en-AU"/>
+              </w:rPr>
+            </w:pPr>
+            <w:r>
+              <w:rPr>
+                <w:rFonts w:ascii="Microsoft YaHei" w:eastAsia="Microsoft YaHei" w:hAnsi="Microsoft YaHei" w:cs="Arial"/>
+                <w:sz w:val="20"/>
+                <w:szCs w:val="20"/>
+                <w:lang w:val="en-US" w:eastAsia="en-AU"/>
+              </w:rPr>
+              <w:t>TC_AU</w:t>
+            </w:r>
+            <w:r>
+              <w:rPr>
+                <w:rFonts w:ascii="Microsoft YaHei" w:eastAsia="Microsoft YaHei" w:hAnsi="Microsoft YaHei" w:cs="Arial"/>
+                <w:sz w:val="20"/>
+                <w:szCs w:val="20"/>
+                <w:lang w:val="ru-RU" w:eastAsia="en-AU"/>
+              </w:rPr>
+              <w:t>_3</w:t>
+            </w:r>
+          </w:p>
+        </w:tc>
+      </w:tr>
+      <w:tr>
+        <w:trPr>
+          <w:trHeight w:val="173"/>
+        </w:trPr>
+        <w:tc>
+          <w:tcPr>
+            <w:tcW w:w="2988" w:type="dxa"/>
+            <w:tcBorders>
+              <w:top w:val="nil"/>
+              <w:left w:val="single" w:sz="4" w:space="0" w:color="1F4E78"/>
+              <w:bottom w:val="single" w:sz="4" w:space="0" w:color="1F4E78"/>
+              <w:right w:val="single" w:sz="4" w:space="0" w:color="1F4E78"/>
+            </w:tcBorders>
+            <w:vAlign w:val="center"/>
+          </w:tcPr>
+          <w:p>
+            <w:pPr>
+              <w:spacing w:after="0" w:line="240" w:lineRule="auto"/>
+              <w:rPr>
+                <w:rFonts w:ascii="Microsoft YaHei" w:eastAsia="Microsoft YaHei" w:hAnsi="Microsoft YaHei" w:cs="Arial"/>
+                <w:b/>
+                <w:bCs/>
+                <w:color w:val="222222"/>
+                <w:sz w:val="20"/>
+                <w:szCs w:val="20"/>
+                <w:lang w:val="ru-RU" w:eastAsia="en-AU"/>
+              </w:rPr>
+            </w:pPr>
+            <w:proofErr w:type="spellStart"/>
+            <w:r>
+              <w:rPr>
+                <w:rFonts w:ascii="Microsoft YaHei" w:eastAsia="Microsoft YaHei" w:hAnsi="Microsoft YaHei" w:cs="Arial" w:hint="eastAsia"/>
+                <w:b/>
+                <w:bCs/>
+                <w:color w:val="222222"/>
+                <w:sz w:val="20"/>
+                <w:szCs w:val="20"/>
+                <w:lang w:val="ru-RU" w:eastAsia="en-AU"/>
+              </w:rPr>
+              <w:t>Приоритет</w:t>
+            </w:r>
+            <w:proofErr w:type="spellEnd"/>
+            <w:r>
+              <w:rPr>
+                <w:rFonts w:ascii="Microsoft YaHei" w:eastAsia="Microsoft YaHei" w:hAnsi="Microsoft YaHei" w:cs="Arial"/>
+                <w:b/>
+                <w:bCs/>
+                <w:color w:val="222222"/>
+                <w:sz w:val="20"/>
+                <w:szCs w:val="20"/>
+                <w:lang w:val="ru-RU" w:eastAsia="en-AU"/>
+              </w:rPr>
+              <w:t xml:space="preserve"> </w:t>
+            </w:r>
+            <w:proofErr w:type="spellStart"/>
+            <w:r>
+              <w:rPr>
+                <w:rFonts w:ascii="Microsoft YaHei" w:eastAsia="Microsoft YaHei" w:hAnsi="Microsoft YaHei" w:cs="Arial" w:hint="eastAsia"/>
+                <w:b/>
+                <w:bCs/>
+                <w:color w:val="222222"/>
+                <w:sz w:val="20"/>
+                <w:szCs w:val="20"/>
+                <w:lang w:val="ru-RU" w:eastAsia="en-AU"/>
+              </w:rPr>
+              <w:t>тестирования</w:t>
+            </w:r>
+            <w:proofErr w:type="spellEnd"/>
+          </w:p>
+          <w:p>
+            <w:pPr>
+              <w:spacing w:after="0" w:line="240" w:lineRule="auto"/>
+              <w:rPr>
+                <w:rFonts w:ascii="Microsoft YaHei" w:eastAsia="Microsoft YaHei" w:hAnsi="Microsoft YaHei" w:cs="Arial"/>
+                <w:i/>
+                <w:iCs/>
+                <w:color w:val="222222"/>
+                <w:sz w:val="20"/>
+                <w:szCs w:val="20"/>
+                <w:lang w:val="ru-RU" w:eastAsia="en-AU"/>
+              </w:rPr>
+            </w:pPr>
+            <w:r>
+              <w:rPr>
+                <w:rFonts w:ascii="Microsoft YaHei" w:eastAsia="Microsoft YaHei" w:hAnsi="Microsoft YaHei" w:cs="Arial"/>
+                <w:i/>
+                <w:iCs/>
+                <w:color w:val="222222"/>
+                <w:sz w:val="20"/>
+                <w:szCs w:val="20"/>
+                <w:lang w:val="ru-RU" w:eastAsia="en-AU"/>
+              </w:rPr>
+              <w:t>(</w:t>
+            </w:r>
+            <w:proofErr w:type="spellStart"/>
+            <w:r>
+              <w:rPr>
+                <w:rFonts w:ascii="Microsoft YaHei" w:eastAsia="Microsoft YaHei" w:hAnsi="Microsoft YaHei" w:cs="Arial" w:hint="eastAsia"/>
+                <w:i/>
+                <w:iCs/>
+                <w:color w:val="222222"/>
+                <w:sz w:val="20"/>
+                <w:szCs w:val="20"/>
+                <w:lang w:val="ru-RU" w:eastAsia="en-AU"/>
+              </w:rPr>
+              <w:t>Низкий</w:t>
+            </w:r>
+            <w:proofErr w:type="spellEnd"/>
+            <w:r>
+              <w:rPr>
+                <w:rFonts w:ascii="Microsoft YaHei" w:eastAsia="Microsoft YaHei" w:hAnsi="Microsoft YaHei" w:cs="Arial"/>
+                <w:i/>
+                <w:iCs/>
+                <w:color w:val="222222"/>
+                <w:sz w:val="20"/>
+                <w:szCs w:val="20"/>
+                <w:lang w:val="ru-RU" w:eastAsia="en-AU"/>
+              </w:rPr>
+              <w:t>/</w:t>
+            </w:r>
+            <w:proofErr w:type="spellStart"/>
+            <w:r>
+              <w:rPr>
+                <w:rFonts w:ascii="Microsoft YaHei" w:eastAsia="Microsoft YaHei" w:hAnsi="Microsoft YaHei" w:cs="Arial" w:hint="eastAsia"/>
+                <w:i/>
+                <w:iCs/>
+                <w:color w:val="222222"/>
+                <w:sz w:val="20"/>
+                <w:szCs w:val="20"/>
+                <w:lang w:val="ru-RU" w:eastAsia="en-AU"/>
+              </w:rPr>
+              <w:t>Средний</w:t>
+            </w:r>
+            <w:proofErr w:type="spellEnd"/>
+            <w:r>
+              <w:rPr>
+                <w:rFonts w:ascii="Microsoft YaHei" w:eastAsia="Microsoft YaHei" w:hAnsi="Microsoft YaHei" w:cs="Arial"/>
+                <w:i/>
+                <w:iCs/>
+                <w:color w:val="222222"/>
+                <w:sz w:val="20"/>
+                <w:szCs w:val="20"/>
+                <w:lang w:val="ru-RU" w:eastAsia="en-AU"/>
+              </w:rPr>
+              <w:t>/</w:t>
+            </w:r>
+            <w:proofErr w:type="spellStart"/>
+            <w:r>
+              <w:rPr>
+                <w:rFonts w:ascii="Microsoft YaHei" w:eastAsia="Microsoft YaHei" w:hAnsi="Microsoft YaHei" w:cs="Arial" w:hint="eastAsia"/>
+                <w:i/>
+                <w:iCs/>
+                <w:color w:val="222222"/>
+                <w:sz w:val="20"/>
+                <w:szCs w:val="20"/>
+                <w:lang w:val="ru-RU" w:eastAsia="en-AU"/>
+              </w:rPr>
+              <w:t>Высокий</w:t>
+            </w:r>
+            <w:proofErr w:type="spellEnd"/>
+            <w:r>
+              <w:rPr>
+                <w:rFonts w:ascii="Microsoft YaHei" w:eastAsia="Microsoft YaHei" w:hAnsi="Microsoft YaHei" w:cs="Arial"/>
+                <w:i/>
+                <w:iCs/>
+                <w:color w:val="222222"/>
+                <w:sz w:val="20"/>
+                <w:szCs w:val="20"/>
+                <w:lang w:val="ru-RU" w:eastAsia="en-AU"/>
+              </w:rPr>
+              <w:t>)</w:t>
+            </w:r>
+          </w:p>
+        </w:tc>
+        <w:tc>
+          <w:tcPr>
+            <w:tcW w:w="7497" w:type="dxa"/>
+            <w:tcBorders>
+              <w:top w:val="nil"/>
+              <w:left w:val="nil"/>
+              <w:bottom w:val="single" w:sz="4" w:space="0" w:color="1F4E78"/>
+              <w:right w:val="single" w:sz="4" w:space="0" w:color="1F4E78"/>
+            </w:tcBorders>
+            <w:vAlign w:val="center"/>
+          </w:tcPr>
+          <w:p>
+            <w:pPr>
+              <w:spacing w:after="0" w:line="240" w:lineRule="auto"/>
+              <w:rPr>
+                <w:rFonts w:ascii="Microsoft YaHei" w:eastAsia="Microsoft YaHei" w:hAnsi="Microsoft YaHei" w:cs="Arial"/>
+                <w:sz w:val="20"/>
+                <w:szCs w:val="20"/>
+                <w:lang w:val="en-US" w:eastAsia="en-AU"/>
+              </w:rPr>
+            </w:pPr>
+            <w:r>
+              <w:rPr>
+                <w:rFonts w:ascii="Microsoft YaHei" w:eastAsia="Microsoft YaHei" w:hAnsi="Microsoft YaHei" w:cs="Arial"/>
+                <w:sz w:val="20"/>
+                <w:szCs w:val="20"/>
+                <w:lang w:val="ru-RU" w:eastAsia="en-AU"/>
+              </w:rPr>
+              <w:t>Средний</w:t>
+            </w:r>
+          </w:p>
+        </w:tc>
+      </w:tr>
+      <w:tr>
+        <w:trPr>
+          <w:trHeight w:val="52"/>
+        </w:trPr>
+        <w:tc>
+          <w:tcPr>
+            <w:tcW w:w="2988" w:type="dxa"/>
+            <w:tcBorders>
+              <w:top w:val="nil"/>
+              <w:left w:val="single" w:sz="4" w:space="0" w:color="1F4E78"/>
+              <w:bottom w:val="single" w:sz="4" w:space="0" w:color="1F4E78"/>
+              <w:right w:val="single" w:sz="4" w:space="0" w:color="1F4E78"/>
+            </w:tcBorders>
+            <w:vAlign w:val="center"/>
+          </w:tcPr>
+          <w:p>
+            <w:pPr>
+              <w:spacing w:after="0" w:line="240" w:lineRule="auto"/>
+              <w:rPr>
+                <w:rFonts w:ascii="Microsoft YaHei" w:eastAsia="Microsoft YaHei" w:hAnsi="Microsoft YaHei" w:cs="Arial"/>
+                <w:b/>
+                <w:bCs/>
+                <w:color w:val="222222"/>
+                <w:sz w:val="20"/>
+                <w:szCs w:val="20"/>
+                <w:lang w:val="ru-RU" w:eastAsia="en-AU"/>
+              </w:rPr>
+            </w:pPr>
+            <w:proofErr w:type="spellStart"/>
+            <w:r>
+              <w:rPr>
+                <w:rFonts w:ascii="Microsoft YaHei" w:eastAsia="Microsoft YaHei" w:hAnsi="Microsoft YaHei" w:cs="Arial" w:hint="eastAsia"/>
+                <w:b/>
+                <w:bCs/>
+                <w:color w:val="222222"/>
+                <w:sz w:val="20"/>
+                <w:szCs w:val="20"/>
+                <w:lang w:val="ru-RU" w:eastAsia="en-AU"/>
+              </w:rPr>
+              <w:t>Заголовок</w:t>
+            </w:r>
+            <w:proofErr w:type="spellEnd"/>
+            <w:r>
+              <w:rPr>
+                <w:rFonts w:ascii="Microsoft YaHei" w:eastAsia="Microsoft YaHei" w:hAnsi="Microsoft YaHei" w:cs="Arial"/>
+                <w:b/>
+                <w:bCs/>
+                <w:color w:val="222222"/>
+                <w:sz w:val="20"/>
+                <w:szCs w:val="20"/>
+                <w:lang w:val="ru-RU" w:eastAsia="en-AU"/>
+              </w:rPr>
+              <w:t>/название теста</w:t>
+            </w:r>
+          </w:p>
+        </w:tc>
+        <w:tc>
+          <w:tcPr>
+            <w:tcW w:w="7497" w:type="dxa"/>
+            <w:tcBorders>
+              <w:top w:val="nil"/>
+              <w:left w:val="nil"/>
+              <w:bottom w:val="single" w:sz="4" w:space="0" w:color="1F4E78"/>
+              <w:right w:val="single" w:sz="4" w:space="0" w:color="1F4E78"/>
+            </w:tcBorders>
+            <w:vAlign w:val="center"/>
+          </w:tcPr>
+          <w:p>
+            <w:pPr>
+              <w:spacing w:after="0" w:line="240" w:lineRule="auto"/>
+              <w:rPr>
+                <w:rFonts w:ascii="Microsoft YaHei" w:eastAsia="Microsoft YaHei" w:hAnsi="Microsoft YaHei" w:cs="Arial"/>
+                <w:sz w:val="20"/>
+                <w:szCs w:val="20"/>
+                <w:lang w:val="ru-RU" w:eastAsia="en-AU"/>
+              </w:rPr>
+            </w:pPr>
+            <w:r>
+              <w:rPr>
+                <w:rFonts w:ascii="Microsoft YaHei" w:eastAsia="Microsoft YaHei" w:hAnsi="Microsoft YaHei" w:cs="Arial"/>
+                <w:sz w:val="20"/>
+                <w:szCs w:val="20"/>
+                <w:lang w:val="ru-RU" w:eastAsia="en-AU"/>
+              </w:rPr>
+              <w:t xml:space="preserve">Проверка авторизации как </w:t>
+            </w:r>
+            <w:r>
+              <w:rPr>
+                <w:rFonts w:ascii="Microsoft YaHei" w:eastAsia="Microsoft YaHei" w:hAnsi="Microsoft YaHei" w:cs="Arial"/>
+                <w:sz w:val="20"/>
+                <w:szCs w:val="20"/>
+                <w:lang w:val="ru-RU" w:eastAsia="en-AU"/>
+              </w:rPr>
+              <w:t>менеджер</w:t>
+            </w:r>
+          </w:p>
+        </w:tc>
+      </w:tr>
+      <w:tr>
+        <w:trPr>
+          <w:trHeight w:val="52"/>
+        </w:trPr>
+        <w:tc>
+          <w:tcPr>
+            <w:tcW w:w="2988" w:type="dxa"/>
+            <w:tcBorders>
+              <w:top w:val="nil"/>
+              <w:left w:val="single" w:sz="4" w:space="0" w:color="1F4E78"/>
+              <w:bottom w:val="single" w:sz="4" w:space="0" w:color="1F4E78"/>
+              <w:right w:val="single" w:sz="4" w:space="0" w:color="1F4E78"/>
+            </w:tcBorders>
+            <w:vAlign w:val="center"/>
+          </w:tcPr>
+          <w:p>
+            <w:pPr>
+              <w:spacing w:after="0" w:line="240" w:lineRule="auto"/>
+              <w:rPr>
+                <w:rFonts w:ascii="Microsoft YaHei" w:eastAsia="Microsoft YaHei" w:hAnsi="Microsoft YaHei" w:cs="Arial"/>
+                <w:b/>
+                <w:bCs/>
+                <w:color w:val="222222"/>
+                <w:sz w:val="20"/>
+                <w:szCs w:val="20"/>
+                <w:lang w:val="ru-RU" w:eastAsia="en-AU"/>
+              </w:rPr>
+            </w:pPr>
+            <w:proofErr w:type="spellStart"/>
+            <w:r>
+              <w:rPr>
+                <w:rFonts w:ascii="Microsoft YaHei" w:eastAsia="Microsoft YaHei" w:hAnsi="Microsoft YaHei" w:cs="Arial" w:hint="eastAsia"/>
+                <w:b/>
+                <w:bCs/>
+                <w:color w:val="222222"/>
+                <w:sz w:val="20"/>
+                <w:szCs w:val="20"/>
+                <w:lang w:val="ru-RU" w:eastAsia="en-AU"/>
+              </w:rPr>
+              <w:t>Краткое</w:t>
+            </w:r>
+            <w:proofErr w:type="spellEnd"/>
+            <w:r>
+              <w:rPr>
+                <w:rFonts w:ascii="Microsoft YaHei" w:eastAsia="Microsoft YaHei" w:hAnsi="Microsoft YaHei" w:cs="Arial"/>
+                <w:b/>
+                <w:bCs/>
+                <w:color w:val="222222"/>
+                <w:sz w:val="20"/>
+                <w:szCs w:val="20"/>
+                <w:lang w:val="ru-RU" w:eastAsia="en-AU"/>
+              </w:rPr>
+              <w:t xml:space="preserve"> изложение теста</w:t>
+            </w:r>
+          </w:p>
+        </w:tc>
+        <w:tc>
+          <w:tcPr>
+            <w:tcW w:w="7497" w:type="dxa"/>
+            <w:tcBorders>
+              <w:top w:val="nil"/>
+              <w:left w:val="nil"/>
+              <w:bottom w:val="single" w:sz="4" w:space="0" w:color="1F4E78"/>
+              <w:right w:val="single" w:sz="4" w:space="0" w:color="1F4E78"/>
+            </w:tcBorders>
+            <w:vAlign w:val="center"/>
+          </w:tcPr>
+          <w:p>
+            <w:pPr>
+              <w:spacing w:after="0" w:line="240" w:lineRule="auto"/>
+              <w:rPr>
+                <w:rFonts w:ascii="Microsoft YaHei" w:eastAsia="Microsoft YaHei" w:hAnsi="Microsoft YaHei" w:cs="Arial"/>
+                <w:sz w:val="20"/>
+                <w:szCs w:val="20"/>
+                <w:lang w:val="ru-RU" w:eastAsia="en-AU"/>
+              </w:rPr>
+            </w:pPr>
+            <w:r>
+              <w:rPr>
+                <w:rFonts w:ascii="Microsoft YaHei" w:eastAsia="Microsoft YaHei" w:hAnsi="Microsoft YaHei" w:cs="Arial"/>
+                <w:sz w:val="20"/>
+                <w:szCs w:val="20"/>
+                <w:lang w:val="ru-RU" w:eastAsia="en-AU"/>
+              </w:rPr>
+              <w:t xml:space="preserve">Пользователь должен войти в программу под пароль и логином </w:t>
+            </w:r>
+            <w:r>
+              <w:rPr>
+                <w:rFonts w:ascii="Microsoft YaHei" w:eastAsia="Microsoft YaHei" w:hAnsi="Microsoft YaHei" w:cs="Arial"/>
+                <w:sz w:val="20"/>
+                <w:szCs w:val="20"/>
+                <w:lang w:val="ru-RU" w:eastAsia="en-AU"/>
+              </w:rPr>
+              <w:t>менеджера</w:t>
+            </w:r>
+          </w:p>
+        </w:tc>
+      </w:tr>
+      <w:tr>
+        <w:trPr>
+          <w:trHeight w:val="121"/>
+        </w:trPr>
+        <w:tc>
+          <w:tcPr>
+            <w:tcW w:w="2988" w:type="dxa"/>
+            <w:tcBorders>
+              <w:top w:val="nil"/>
+              <w:left w:val="single" w:sz="4" w:space="0" w:color="1F4E78"/>
+              <w:bottom w:val="single" w:sz="4" w:space="0" w:color="1F4E78"/>
+              <w:right w:val="single" w:sz="4" w:space="0" w:color="1F4E78"/>
+            </w:tcBorders>
+            <w:vAlign w:val="center"/>
+          </w:tcPr>
+          <w:p>
+            <w:pPr>
+              <w:spacing w:after="0" w:line="240" w:lineRule="auto"/>
+              <w:rPr>
+                <w:rFonts w:ascii="Microsoft YaHei" w:eastAsia="Microsoft YaHei" w:hAnsi="Microsoft YaHei" w:cs="Arial"/>
+                <w:b/>
+                <w:bCs/>
+                <w:color w:val="222222"/>
+                <w:sz w:val="20"/>
+                <w:szCs w:val="20"/>
+                <w:lang w:val="ru-RU" w:eastAsia="en-AU"/>
+              </w:rPr>
+            </w:pPr>
+            <w:proofErr w:type="spellStart"/>
+            <w:r>
+              <w:rPr>
+                <w:rFonts w:ascii="Microsoft YaHei" w:eastAsia="Microsoft YaHei" w:hAnsi="Microsoft YaHei" w:cs="Arial" w:hint="eastAsia"/>
+                <w:b/>
+                <w:bCs/>
+                <w:color w:val="222222"/>
+                <w:sz w:val="20"/>
+                <w:szCs w:val="20"/>
+                <w:lang w:val="ru-RU" w:eastAsia="en-AU"/>
+              </w:rPr>
+              <w:t>Этапы</w:t>
+            </w:r>
+            <w:proofErr w:type="spellEnd"/>
+            <w:r>
+              <w:rPr>
+                <w:rFonts w:ascii="Microsoft YaHei" w:eastAsia="Microsoft YaHei" w:hAnsi="Microsoft YaHei" w:cs="Arial"/>
+                <w:b/>
+                <w:bCs/>
+                <w:color w:val="222222"/>
+                <w:sz w:val="20"/>
+                <w:szCs w:val="20"/>
+                <w:lang w:val="ru-RU" w:eastAsia="en-AU"/>
+              </w:rPr>
+              <w:t xml:space="preserve"> теста </w:t>
+            </w:r>
+          </w:p>
+        </w:tc>
+        <w:tc>
+          <w:tcPr>
+            <w:tcW w:w="7497" w:type="dxa"/>
+            <w:tcBorders>
+              <w:top w:val="nil"/>
+              <w:left w:val="nil"/>
+              <w:bottom w:val="single" w:sz="4" w:space="0" w:color="1F4E78"/>
+              <w:right w:val="single" w:sz="4" w:space="0" w:color="1F4E78"/>
+            </w:tcBorders>
+            <w:vAlign w:val="center"/>
+          </w:tcPr>
+          <w:p>
+            <w:pPr>
+              <w:pStyle w:val="a7"/>
+              <w:numPr>
+                <w:ilvl w:val="0"/>
+                <w:numId w:val="6"/>
+              </w:numPr>
+              <w:spacing w:after="0" w:line="240" w:lineRule="auto"/>
+              <w:rPr>
+                <w:rFonts w:ascii="Microsoft YaHei" w:eastAsia="Microsoft YaHei" w:hAnsi="Microsoft YaHei" w:cs="Arial"/>
+                <w:sz w:val="20"/>
+                <w:szCs w:val="20"/>
+                <w:lang w:val="ru-RU" w:eastAsia="en-AU"/>
+              </w:rPr>
+            </w:pPr>
+            <w:r>
+              <w:rPr>
+                <w:rFonts w:ascii="Microsoft YaHei" w:eastAsia="Microsoft YaHei" w:hAnsi="Microsoft YaHei" w:cs="Arial"/>
+                <w:sz w:val="20"/>
+                <w:szCs w:val="20"/>
+                <w:lang w:val="ru-RU" w:eastAsia="en-AU"/>
+              </w:rPr>
+              <w:t>Пользователь открывает программу</w:t>
+            </w:r>
+          </w:p>
+          <w:p>
+            <w:pPr>
+              <w:pStyle w:val="a7"/>
+              <w:numPr>
+                <w:ilvl w:val="0"/>
+                <w:numId w:val="6"/>
+              </w:numPr>
+              <w:spacing w:after="0" w:line="240" w:lineRule="auto"/>
+              <w:rPr>
+                <w:rFonts w:ascii="Microsoft YaHei" w:eastAsia="Microsoft YaHei" w:hAnsi="Microsoft YaHei" w:cs="Arial"/>
+                <w:sz w:val="20"/>
+                <w:szCs w:val="20"/>
+                <w:lang w:val="ru-RU" w:eastAsia="en-AU"/>
+              </w:rPr>
+            </w:pPr>
+            <w:r>
+              <w:rPr>
+                <w:rFonts w:ascii="Microsoft YaHei" w:eastAsia="Microsoft YaHei" w:hAnsi="Microsoft YaHei" w:cs="Arial"/>
+                <w:sz w:val="20"/>
+                <w:szCs w:val="20"/>
+                <w:lang w:val="ru-RU" w:eastAsia="en-AU"/>
+              </w:rPr>
+              <w:t xml:space="preserve">Пользователь совершает вход под логином и паролем </w:t>
+            </w:r>
+            <w:r>
+              <w:rPr>
+                <w:rFonts w:ascii="Microsoft YaHei" w:eastAsia="Microsoft YaHei" w:hAnsi="Microsoft YaHei" w:cs="Arial"/>
+                <w:sz w:val="20"/>
+                <w:szCs w:val="20"/>
+                <w:lang w:val="ru-RU" w:eastAsia="en-AU"/>
+              </w:rPr>
+              <w:t>менеджера</w:t>
+            </w:r>
+          </w:p>
+        </w:tc>
+      </w:tr>
+      <w:tr>
+        <w:trPr>
+          <w:trHeight w:val="52"/>
+        </w:trPr>
+        <w:tc>
+          <w:tcPr>
+            <w:tcW w:w="2988" w:type="dxa"/>
+            <w:tcBorders>
+              <w:top w:val="nil"/>
+              <w:left w:val="single" w:sz="4" w:space="0" w:color="1F4E78"/>
+              <w:bottom w:val="single" w:sz="4" w:space="0" w:color="1F4E78"/>
+              <w:right w:val="single" w:sz="4" w:space="0" w:color="1F4E78"/>
+            </w:tcBorders>
+            <w:vAlign w:val="center"/>
+          </w:tcPr>
+          <w:p>
+            <w:pPr>
+              <w:spacing w:after="0" w:line="240" w:lineRule="auto"/>
+              <w:rPr>
+                <w:rFonts w:ascii="Microsoft YaHei" w:eastAsia="Microsoft YaHei" w:hAnsi="Microsoft YaHei" w:cs="Arial"/>
+                <w:b/>
+                <w:bCs/>
+                <w:color w:val="222222"/>
+                <w:sz w:val="20"/>
+                <w:szCs w:val="20"/>
+                <w:lang w:val="ru-RU" w:eastAsia="en-AU"/>
+              </w:rPr>
+            </w:pPr>
+            <w:proofErr w:type="spellStart"/>
+            <w:r>
+              <w:rPr>
+                <w:rFonts w:ascii="Microsoft YaHei" w:eastAsia="Microsoft YaHei" w:hAnsi="Microsoft YaHei" w:cs="Arial" w:hint="eastAsia"/>
+                <w:b/>
+                <w:bCs/>
+                <w:color w:val="222222"/>
+                <w:sz w:val="20"/>
+                <w:szCs w:val="20"/>
+                <w:lang w:val="ru-RU" w:eastAsia="en-AU"/>
+              </w:rPr>
+              <w:t>Тестовые</w:t>
+            </w:r>
+            <w:proofErr w:type="spellEnd"/>
+            <w:r>
+              <w:rPr>
+                <w:rFonts w:ascii="Microsoft YaHei" w:eastAsia="Microsoft YaHei" w:hAnsi="Microsoft YaHei" w:cs="Arial"/>
+                <w:b/>
+                <w:bCs/>
+                <w:color w:val="222222"/>
+                <w:sz w:val="20"/>
+                <w:szCs w:val="20"/>
+                <w:lang w:val="ru-RU" w:eastAsia="en-AU"/>
+              </w:rPr>
+              <w:t xml:space="preserve"> данные</w:t>
+            </w:r>
+          </w:p>
+        </w:tc>
+        <w:tc>
+          <w:tcPr>
+            <w:tcW w:w="7497" w:type="dxa"/>
+            <w:tcBorders>
+              <w:top w:val="nil"/>
+              <w:left w:val="nil"/>
+              <w:bottom w:val="single" w:sz="4" w:space="0" w:color="1F4E78"/>
+              <w:right w:val="single" w:sz="4" w:space="0" w:color="1F4E78"/>
+            </w:tcBorders>
+            <w:vAlign w:val="center"/>
+          </w:tcPr>
+          <w:p>
+            <w:pPr>
+              <w:spacing w:after="0" w:line="240" w:lineRule="auto"/>
+              <w:rPr>
+                <w:rFonts w:ascii="Microsoft YaHei" w:eastAsia="Microsoft YaHei" w:hAnsi="Microsoft YaHei" w:cs="Arial"/>
+                <w:sz w:val="20"/>
+                <w:szCs w:val="20"/>
+                <w:lang w:val="ru-RU" w:eastAsia="en-AU"/>
+              </w:rPr>
+            </w:pPr>
+            <w:r>
+              <w:rPr>
+                <w:rFonts w:ascii="Microsoft YaHei" w:eastAsia="Microsoft YaHei" w:hAnsi="Microsoft YaHei" w:cs="Arial"/>
+                <w:sz w:val="20"/>
+                <w:szCs w:val="20"/>
+                <w:lang w:val="ru-RU" w:eastAsia="en-AU"/>
+              </w:rPr>
+              <w:t xml:space="preserve">Логин администратора: </w:t>
+            </w:r>
+            <w:r>
+              <w:rPr>
+                <w:rFonts w:ascii="Microsoft YaHei" w:eastAsia="Microsoft YaHei" w:hAnsi="Microsoft YaHei" w:cs="Arial"/>
+                <w:sz w:val="20"/>
+                <w:szCs w:val="20"/>
+                <w:lang w:val="ru-RU" w:eastAsia="en-AU"/>
+              </w:rPr>
+              <w:t>dcu@yandex.ru</w:t>
+            </w:r>
+          </w:p>
+          <w:p>
+            <w:pPr>
+              <w:spacing w:after="0" w:line="240" w:lineRule="auto"/>
+              <w:rPr>
+                <w:rFonts w:ascii="Microsoft YaHei" w:eastAsia="Microsoft YaHei" w:hAnsi="Microsoft YaHei" w:cs="Arial"/>
+                <w:sz w:val="20"/>
+                <w:szCs w:val="20"/>
+                <w:lang w:val="ru-RU" w:eastAsia="en-AU"/>
+              </w:rPr>
+            </w:pPr>
+            <w:r>
+              <w:rPr>
+                <w:rFonts w:ascii="Microsoft YaHei" w:eastAsia="Microsoft YaHei" w:hAnsi="Microsoft YaHei" w:cs="Arial"/>
+                <w:sz w:val="20"/>
+                <w:szCs w:val="20"/>
+                <w:lang w:val="ru-RU" w:eastAsia="en-AU"/>
+              </w:rPr>
+              <w:t xml:space="preserve">Пароль администратора: </w:t>
+            </w:r>
+            <w:proofErr w:type="spellStart"/>
+            <w:r>
+              <w:rPr>
+                <w:rFonts w:ascii="Microsoft YaHei" w:eastAsia="Microsoft YaHei" w:hAnsi="Microsoft YaHei" w:cs="Arial"/>
+                <w:sz w:val="20"/>
+                <w:szCs w:val="20"/>
+                <w:lang w:val="ru-RU" w:eastAsia="en-AU"/>
+              </w:rPr>
+              <w:t>YOyhfR</w:t>
+            </w:r>
+            <w:proofErr w:type="spellEnd"/>
+          </w:p>
+        </w:tc>
+      </w:tr>
+      <w:tr>
+        <w:trPr>
+          <w:trHeight w:val="52"/>
+        </w:trPr>
+        <w:tc>
+          <w:tcPr>
+            <w:tcW w:w="2988" w:type="dxa"/>
+            <w:tcBorders>
+              <w:top w:val="nil"/>
+              <w:left w:val="single" w:sz="4" w:space="0" w:color="1F4E78"/>
+              <w:bottom w:val="single" w:sz="4" w:space="0" w:color="1F4E78"/>
+              <w:right w:val="single" w:sz="4" w:space="0" w:color="1F4E78"/>
+            </w:tcBorders>
+            <w:vAlign w:val="center"/>
+          </w:tcPr>
+          <w:p>
+            <w:pPr>
+              <w:spacing w:after="0" w:line="240" w:lineRule="auto"/>
+              <w:rPr>
+                <w:rFonts w:ascii="Microsoft YaHei" w:eastAsia="Microsoft YaHei" w:hAnsi="Microsoft YaHei" w:cs="Arial"/>
+                <w:b/>
+                <w:bCs/>
+                <w:color w:val="222222"/>
+                <w:sz w:val="20"/>
+                <w:szCs w:val="20"/>
+                <w:lang w:val="ru-RU" w:eastAsia="en-AU"/>
+              </w:rPr>
+            </w:pPr>
+            <w:proofErr w:type="spellStart"/>
+            <w:r>
+              <w:rPr>
+                <w:rFonts w:ascii="Microsoft YaHei" w:eastAsia="Microsoft YaHei" w:hAnsi="Microsoft YaHei" w:cs="Arial" w:hint="eastAsia"/>
+                <w:b/>
+                <w:bCs/>
+                <w:color w:val="222222"/>
+                <w:sz w:val="20"/>
+                <w:szCs w:val="20"/>
+                <w:lang w:val="ru-RU" w:eastAsia="en-AU"/>
+              </w:rPr>
+              <w:t>Ожидаемый</w:t>
+            </w:r>
+            <w:proofErr w:type="spellEnd"/>
+            <w:r>
+              <w:rPr>
+                <w:rFonts w:ascii="Microsoft YaHei" w:eastAsia="Microsoft YaHei" w:hAnsi="Microsoft YaHei" w:cs="Arial"/>
+                <w:b/>
+                <w:bCs/>
+                <w:color w:val="222222"/>
+                <w:sz w:val="20"/>
+                <w:szCs w:val="20"/>
+                <w:lang w:val="ru-RU" w:eastAsia="en-AU"/>
+              </w:rPr>
+              <w:t xml:space="preserve"> </w:t>
+            </w:r>
+            <w:proofErr w:type="spellStart"/>
+            <w:r>
+              <w:rPr>
+                <w:rFonts w:ascii="Microsoft YaHei" w:eastAsia="Microsoft YaHei" w:hAnsi="Microsoft YaHei" w:cs="Arial"/>
+                <w:b/>
+                <w:bCs/>
+                <w:color w:val="222222"/>
+                <w:sz w:val="20"/>
+                <w:szCs w:val="20"/>
+                <w:lang w:val="ru-RU" w:eastAsia="en-AU"/>
+              </w:rPr>
+              <w:t>результ</w:t>
+            </w:r>
+            <w:r>
+              <w:rPr>
+                <w:rFonts w:ascii="Microsoft YaHei" w:eastAsia="Microsoft YaHei" w:hAnsi="Microsoft YaHei" w:cs="Arial" w:hint="eastAsia"/>
+                <w:b/>
+                <w:bCs/>
+                <w:color w:val="222222"/>
+                <w:sz w:val="20"/>
+                <w:szCs w:val="20"/>
+                <w:lang w:val="ru-RU" w:eastAsia="en-AU"/>
+              </w:rPr>
+              <w:t>ат</w:t>
+            </w:r>
+            <w:proofErr w:type="spellEnd"/>
+            <w:r>
+              <w:rPr>
+                <w:rFonts w:ascii="Microsoft YaHei" w:eastAsia="Microsoft YaHei" w:hAnsi="Microsoft YaHei" w:cs="Arial"/>
+                <w:b/>
+                <w:bCs/>
+                <w:color w:val="222222"/>
+                <w:sz w:val="20"/>
+                <w:szCs w:val="20"/>
+                <w:lang w:val="ru-RU" w:eastAsia="en-AU"/>
+              </w:rPr>
+              <w:t xml:space="preserve"> </w:t>
+            </w:r>
+          </w:p>
+        </w:tc>
+        <w:tc>
+          <w:tcPr>
+            <w:tcW w:w="7497" w:type="dxa"/>
+            <w:tcBorders>
+              <w:top w:val="nil"/>
+              <w:left w:val="nil"/>
+              <w:bottom w:val="single" w:sz="4" w:space="0" w:color="1F4E78"/>
+              <w:right w:val="single" w:sz="4" w:space="0" w:color="1F4E78"/>
+            </w:tcBorders>
+            <w:vAlign w:val="center"/>
+          </w:tcPr>
+          <w:p>
+            <w:pPr>
+              <w:spacing w:after="0" w:line="240" w:lineRule="auto"/>
+              <w:rPr>
+                <w:rFonts w:ascii="Microsoft YaHei" w:eastAsia="Microsoft YaHei" w:hAnsi="Microsoft YaHei" w:cs="Arial"/>
+                <w:sz w:val="20"/>
+                <w:szCs w:val="20"/>
+                <w:lang w:val="ru-RU" w:eastAsia="en-AU"/>
+              </w:rPr>
+            </w:pPr>
+            <w:r>
+              <w:rPr>
+                <w:rFonts w:ascii="Microsoft YaHei" w:eastAsia="Microsoft YaHei" w:hAnsi="Microsoft YaHei" w:cs="Arial"/>
+                <w:sz w:val="20"/>
+                <w:szCs w:val="20"/>
+                <w:lang w:val="ru-RU" w:eastAsia="en-AU"/>
+              </w:rPr>
+              <w:t xml:space="preserve">После нажатия кнопки </w:t>
+            </w:r>
+            <w:r>
+              <w:rPr>
+                <w:rFonts w:ascii="Microsoft YaHei" w:eastAsia="Microsoft YaHei" w:hAnsi="Microsoft YaHei" w:cs="Arial"/>
+                <w:sz w:val="20"/>
+                <w:szCs w:val="20"/>
+                <w:lang w:val="ru-RU" w:eastAsia="en-AU"/>
+              </w:rPr>
+              <w:t>“</w:t>
+            </w:r>
+            <w:r>
+              <w:rPr>
+                <w:rFonts w:ascii="Microsoft YaHei" w:eastAsia="Microsoft YaHei" w:hAnsi="Microsoft YaHei" w:cs="Arial"/>
+                <w:sz w:val="20"/>
+                <w:szCs w:val="20"/>
+                <w:lang w:val="ru-RU" w:eastAsia="en-AU"/>
+              </w:rPr>
+              <w:t>Авторизация</w:t>
+            </w:r>
+            <w:r>
+              <w:rPr>
+                <w:rFonts w:ascii="Microsoft YaHei" w:eastAsia="Microsoft YaHei" w:hAnsi="Microsoft YaHei" w:cs="Arial"/>
+                <w:sz w:val="20"/>
+                <w:szCs w:val="20"/>
+                <w:lang w:val="ru-RU" w:eastAsia="en-AU"/>
+              </w:rPr>
+              <w:t>”</w:t>
+            </w:r>
+            <w:r>
+              <w:rPr>
+                <w:rFonts w:ascii="Microsoft YaHei" w:eastAsia="Microsoft YaHei" w:hAnsi="Microsoft YaHei" w:cs="Arial"/>
+                <w:sz w:val="20"/>
+                <w:szCs w:val="20"/>
+                <w:lang w:val="ru-RU" w:eastAsia="en-AU"/>
+              </w:rPr>
+              <w:t xml:space="preserve"> пользователя перекидывает на главную форму </w:t>
+            </w:r>
+          </w:p>
+        </w:tc>
+      </w:tr>
+      <w:tr>
+        <w:trPr>
+          <w:trHeight w:val="52"/>
+        </w:trPr>
+        <w:tc>
+          <w:tcPr>
+            <w:tcW w:w="2988" w:type="dxa"/>
+            <w:tcBorders>
+              <w:top w:val="nil"/>
+              <w:left w:val="single" w:sz="4" w:space="0" w:color="1F4E78"/>
+              <w:bottom w:val="single" w:sz="4" w:space="0" w:color="1F4E78"/>
+              <w:right w:val="single" w:sz="4" w:space="0" w:color="1F4E78"/>
+            </w:tcBorders>
+            <w:vAlign w:val="center"/>
+          </w:tcPr>
+          <w:p>
+            <w:pPr>
+              <w:spacing w:after="0" w:line="240" w:lineRule="auto"/>
+              <w:rPr>
+                <w:rFonts w:ascii="Microsoft YaHei" w:eastAsia="Microsoft YaHei" w:hAnsi="Microsoft YaHei" w:cs="Arial"/>
+                <w:b/>
+                <w:bCs/>
+                <w:color w:val="222222"/>
+                <w:sz w:val="20"/>
+                <w:szCs w:val="20"/>
+                <w:lang w:val="ru-RU" w:eastAsia="en-AU"/>
+              </w:rPr>
+            </w:pPr>
+            <w:proofErr w:type="spellStart"/>
+            <w:r>
+              <w:rPr>
+                <w:rFonts w:ascii="Microsoft YaHei" w:eastAsia="Microsoft YaHei" w:hAnsi="Microsoft YaHei" w:cs="Arial" w:hint="eastAsia"/>
+                <w:b/>
+                <w:bCs/>
+                <w:color w:val="222222"/>
+                <w:sz w:val="20"/>
+                <w:szCs w:val="20"/>
+                <w:lang w:val="ru-RU" w:eastAsia="en-AU"/>
+              </w:rPr>
+              <w:t>Фактический</w:t>
+            </w:r>
+            <w:proofErr w:type="spellEnd"/>
+            <w:r>
+              <w:rPr>
+                <w:rFonts w:ascii="Microsoft YaHei" w:eastAsia="Microsoft YaHei" w:hAnsi="Microsoft YaHei" w:cs="Arial"/>
+                <w:b/>
+                <w:bCs/>
+                <w:color w:val="222222"/>
+                <w:sz w:val="20"/>
+                <w:szCs w:val="20"/>
+                <w:lang w:val="ru-RU" w:eastAsia="en-AU"/>
+              </w:rPr>
+              <w:t xml:space="preserve"> результат </w:t>
+            </w:r>
+          </w:p>
+        </w:tc>
+        <w:tc>
+          <w:tcPr>
+            <w:tcW w:w="7497" w:type="dxa"/>
+            <w:tcBorders>
+              <w:top w:val="nil"/>
+              <w:left w:val="nil"/>
+              <w:bottom w:val="single" w:sz="4" w:space="0" w:color="1F4E78"/>
+              <w:right w:val="single" w:sz="4" w:space="0" w:color="1F4E78"/>
+            </w:tcBorders>
+            <w:vAlign w:val="center"/>
+          </w:tcPr>
+          <w:p>
+            <w:pPr>
+              <w:spacing w:after="0" w:line="240" w:lineRule="auto"/>
+              <w:rPr>
+                <w:rFonts w:ascii="Microsoft YaHei" w:eastAsia="Microsoft YaHei" w:hAnsi="Microsoft YaHei" w:cs="Arial"/>
+                <w:sz w:val="20"/>
+                <w:szCs w:val="20"/>
+                <w:lang w:val="ru-RU" w:eastAsia="en-AU"/>
+              </w:rPr>
+            </w:pPr>
+            <w:r>
+              <w:rPr>
+                <w:rFonts w:ascii="Microsoft YaHei" w:eastAsia="Microsoft YaHei" w:hAnsi="Microsoft YaHei" w:cs="Arial"/>
+                <w:sz w:val="20"/>
+                <w:szCs w:val="20"/>
+                <w:lang w:val="ru-RU" w:eastAsia="en-AU"/>
+              </w:rPr>
+              <w:t xml:space="preserve">Пользователь зашел в аккаунт под правами </w:t>
+            </w:r>
+            <w:r>
+              <w:rPr>
+                <w:rFonts w:ascii="Microsoft YaHei" w:eastAsia="Microsoft YaHei" w:hAnsi="Microsoft YaHei" w:cs="Arial"/>
+                <w:sz w:val="20"/>
+                <w:szCs w:val="20"/>
+                <w:lang w:val="ru-RU" w:eastAsia="en-AU"/>
+              </w:rPr>
+              <w:t>менеджера</w:t>
+            </w:r>
+          </w:p>
+        </w:tc>
+      </w:tr>
+      <w:tr>
+        <w:trPr>
+          <w:trHeight w:val="52"/>
+        </w:trPr>
+        <w:tc>
+          <w:tcPr>
+            <w:tcW w:w="2988" w:type="dxa"/>
+            <w:tcBorders>
+              <w:top w:val="nil"/>
+              <w:left w:val="single" w:sz="4" w:space="0" w:color="1F4E78"/>
+              <w:bottom w:val="single" w:sz="4" w:space="0" w:color="1F4E78"/>
+              <w:right w:val="single" w:sz="4" w:space="0" w:color="1F4E78"/>
+            </w:tcBorders>
+            <w:vAlign w:val="center"/>
+          </w:tcPr>
+          <w:p>
+            <w:pPr>
+              <w:spacing w:after="0" w:line="240" w:lineRule="auto"/>
+              <w:rPr>
+                <w:rFonts w:ascii="Microsoft YaHei" w:eastAsia="Microsoft YaHei" w:hAnsi="Microsoft YaHei" w:cs="Arial"/>
+                <w:b/>
+                <w:bCs/>
+                <w:color w:val="222222"/>
+                <w:sz w:val="20"/>
+                <w:szCs w:val="20"/>
+                <w:lang w:val="ru-RU" w:eastAsia="en-AU"/>
+              </w:rPr>
+            </w:pPr>
+            <w:proofErr w:type="spellStart"/>
+            <w:r>
+              <w:rPr>
+                <w:rFonts w:ascii="Microsoft YaHei" w:eastAsia="Microsoft YaHei" w:hAnsi="Microsoft YaHei" w:cs="Arial" w:hint="eastAsia"/>
+                <w:b/>
+                <w:bCs/>
+                <w:color w:val="222222"/>
+                <w:sz w:val="20"/>
+                <w:szCs w:val="20"/>
+                <w:lang w:val="ru-RU" w:eastAsia="en-AU"/>
+              </w:rPr>
+              <w:t>Предварительное</w:t>
+            </w:r>
+            <w:proofErr w:type="spellEnd"/>
+            <w:r>
+              <w:rPr>
+                <w:rFonts w:ascii="Microsoft YaHei" w:eastAsia="Microsoft YaHei" w:hAnsi="Microsoft YaHei" w:cs="Arial"/>
+                <w:b/>
+                <w:bCs/>
+                <w:color w:val="222222"/>
+                <w:sz w:val="20"/>
+                <w:szCs w:val="20"/>
+                <w:lang w:val="ru-RU" w:eastAsia="en-AU"/>
+              </w:rPr>
+              <w:t xml:space="preserve"> условие </w:t>
+            </w:r>
+          </w:p>
+        </w:tc>
+        <w:tc>
+          <w:tcPr>
+            <w:tcW w:w="7497" w:type="dxa"/>
+            <w:tcBorders>
+              <w:top w:val="nil"/>
+              <w:left w:val="nil"/>
+              <w:bottom w:val="single" w:sz="4" w:space="0" w:color="1F4E78"/>
+              <w:right w:val="single" w:sz="4" w:space="0" w:color="1F4E78"/>
+            </w:tcBorders>
+            <w:vAlign w:val="center"/>
+          </w:tcPr>
+          <w:p>
+            <w:pPr>
+              <w:pStyle w:val="a7"/>
+              <w:numPr>
+                <w:ilvl w:val="0"/>
+                <w:numId w:val="5"/>
+              </w:numPr>
+              <w:spacing w:after="0" w:line="240" w:lineRule="auto"/>
+              <w:rPr>
+                <w:rFonts w:ascii="Microsoft YaHei" w:eastAsia="Microsoft YaHei" w:hAnsi="Microsoft YaHei" w:cs="Arial"/>
+                <w:sz w:val="20"/>
+                <w:szCs w:val="20"/>
+                <w:lang w:val="ru-RU" w:eastAsia="en-AU"/>
+              </w:rPr>
+            </w:pPr>
+            <w:r>
+              <w:rPr>
+                <w:rFonts w:ascii="Microsoft YaHei" w:eastAsia="Microsoft YaHei" w:hAnsi="Microsoft YaHei" w:cs="Arial"/>
+                <w:sz w:val="20"/>
+                <w:szCs w:val="20"/>
+                <w:lang w:val="ru-RU" w:eastAsia="en-AU"/>
+              </w:rPr>
+              <w:t xml:space="preserve">Вход пользователя под логином и паролем </w:t>
+            </w:r>
+            <w:r>
+              <w:rPr>
+                <w:rFonts w:ascii="Microsoft YaHei" w:eastAsia="Microsoft YaHei" w:hAnsi="Microsoft YaHei" w:cs="Arial"/>
+                <w:sz w:val="20"/>
+                <w:szCs w:val="20"/>
+                <w:lang w:val="ru-RU" w:eastAsia="en-AU"/>
+              </w:rPr>
+              <w:t>менеджера</w:t>
+            </w:r>
+          </w:p>
+          <w:p>
+            <w:pPr>
+              <w:pStyle w:val="a7"/>
+              <w:numPr>
+                <w:ilvl w:val="0"/>
+                <w:numId w:val="5"/>
+              </w:numPr>
+              <w:spacing w:after="0" w:line="240" w:lineRule="auto"/>
+              <w:rPr>
+                <w:rFonts w:ascii="Microsoft YaHei" w:eastAsia="Microsoft YaHei" w:hAnsi="Microsoft YaHei" w:cs="Arial"/>
+                <w:sz w:val="20"/>
+                <w:szCs w:val="20"/>
+                <w:lang w:val="ru-RU" w:eastAsia="en-AU"/>
+              </w:rPr>
+            </w:pPr>
+            <w:proofErr w:type="spellStart"/>
+            <w:r>
+              <w:rPr>
+                <w:rFonts w:ascii="Microsoft YaHei" w:eastAsia="Microsoft YaHei" w:hAnsi="Microsoft YaHei" w:cs="Arial"/>
+                <w:sz w:val="20"/>
+                <w:szCs w:val="20"/>
+                <w:lang w:val="ru-RU" w:eastAsia="en-AU"/>
+              </w:rPr>
+              <w:t>Заполенные</w:t>
+            </w:r>
+            <w:proofErr w:type="spellEnd"/>
+            <w:r>
+              <w:rPr>
+                <w:rFonts w:ascii="Microsoft YaHei" w:eastAsia="Microsoft YaHei" w:hAnsi="Microsoft YaHei" w:cs="Arial"/>
+                <w:sz w:val="20"/>
+                <w:szCs w:val="20"/>
+                <w:lang w:val="ru-RU" w:eastAsia="en-AU"/>
+              </w:rPr>
+              <w:t xml:space="preserve"> все поля авторизации</w:t>
+            </w:r>
+          </w:p>
+        </w:tc>
+      </w:tr>
+      <w:tr>
+        <w:trPr>
+          <w:trHeight w:val="52"/>
+        </w:trPr>
+        <w:tc>
+          <w:tcPr>
+            <w:tcW w:w="2988" w:type="dxa"/>
+            <w:tcBorders>
+              <w:top w:val="nil"/>
+              <w:left w:val="single" w:sz="4" w:space="0" w:color="1F4E78"/>
+              <w:bottom w:val="single" w:sz="4" w:space="0" w:color="1F4E78"/>
+              <w:right w:val="single" w:sz="4" w:space="0" w:color="1F4E78"/>
+            </w:tcBorders>
+            <w:vAlign w:val="center"/>
+          </w:tcPr>
+          <w:p>
+            <w:pPr>
+              <w:spacing w:after="0" w:line="240" w:lineRule="auto"/>
+              <w:rPr>
+                <w:rFonts w:ascii="Microsoft YaHei" w:eastAsia="Microsoft YaHei" w:hAnsi="Microsoft YaHei" w:cs="Arial"/>
+                <w:b/>
+                <w:bCs/>
+                <w:color w:val="222222"/>
+                <w:sz w:val="20"/>
+                <w:szCs w:val="20"/>
+                <w:lang w:val="ru-RU" w:eastAsia="en-AU"/>
+              </w:rPr>
+            </w:pPr>
+            <w:proofErr w:type="spellStart"/>
+            <w:r>
+              <w:rPr>
+                <w:rFonts w:ascii="Microsoft YaHei" w:eastAsia="Microsoft YaHei" w:hAnsi="Microsoft YaHei" w:cs="Arial" w:hint="eastAsia"/>
+                <w:b/>
+                <w:bCs/>
+                <w:color w:val="222222"/>
+                <w:sz w:val="20"/>
+                <w:szCs w:val="20"/>
+                <w:lang w:val="ru-RU" w:eastAsia="en-AU"/>
+              </w:rPr>
+              <w:t>Постусловие</w:t>
+            </w:r>
+            <w:proofErr w:type="spellEnd"/>
+            <w:r>
+              <w:rPr>
+                <w:rFonts w:ascii="Microsoft YaHei" w:eastAsia="Microsoft YaHei" w:hAnsi="Microsoft YaHei" w:cs="Arial"/>
+                <w:b/>
+                <w:bCs/>
+                <w:color w:val="222222"/>
+                <w:sz w:val="20"/>
+                <w:szCs w:val="20"/>
+                <w:lang w:val="ru-RU" w:eastAsia="en-AU"/>
+              </w:rPr>
+              <w:t xml:space="preserve"> </w:t>
+            </w:r>
+          </w:p>
+        </w:tc>
+        <w:tc>
+          <w:tcPr>
+            <w:tcW w:w="7497" w:type="dxa"/>
+            <w:tcBorders>
+              <w:top w:val="nil"/>
+              <w:left w:val="nil"/>
+              <w:bottom w:val="single" w:sz="4" w:space="0" w:color="1F4E78"/>
+              <w:right w:val="single" w:sz="4" w:space="0" w:color="1F4E78"/>
+            </w:tcBorders>
+            <w:vAlign w:val="center"/>
+          </w:tcPr>
+          <w:p>
+            <w:pPr>
+              <w:spacing w:after="0" w:line="240" w:lineRule="auto"/>
+              <w:rPr>
+                <w:rFonts w:ascii="Microsoft YaHei" w:eastAsia="Microsoft YaHei" w:hAnsi="Microsoft YaHei" w:cs="Arial"/>
+                <w:sz w:val="20"/>
+                <w:szCs w:val="20"/>
+                <w:lang w:val="ru-RU" w:eastAsia="en-AU"/>
+              </w:rPr>
+            </w:pPr>
+            <w:r>
+              <w:rPr>
+                <w:rFonts w:ascii="Microsoft YaHei" w:eastAsia="Microsoft YaHei" w:hAnsi="Microsoft YaHei" w:cs="Arial"/>
+                <w:sz w:val="20"/>
+                <w:szCs w:val="20"/>
+                <w:lang w:val="ru-RU" w:eastAsia="en-AU"/>
+              </w:rPr>
+              <w:t>Переход на главную форму</w:t>
+            </w:r>
+            <w:r>
+              <w:rPr>
+                <w:rFonts w:ascii="Microsoft YaHei" w:eastAsia="Microsoft YaHei" w:hAnsi="Microsoft YaHei" w:cs="Arial"/>
+                <w:sz w:val="20"/>
+                <w:szCs w:val="20"/>
+                <w:lang w:val="ru-RU" w:eastAsia="en-AU"/>
+              </w:rPr>
+              <w:t xml:space="preserve"> с правами менеджера</w:t>
+            </w:r>
+          </w:p>
+        </w:tc>
+      </w:tr>
+      <w:tr>
+        <w:trPr>
+          <w:trHeight w:val="52"/>
+        </w:trPr>
+        <w:tc>
+          <w:tcPr>
+            <w:tcW w:w="2988" w:type="dxa"/>
+            <w:tcBorders>
+              <w:top w:val="nil"/>
+              <w:left w:val="single" w:sz="4" w:space="0" w:color="1F4E78"/>
+              <w:bottom w:val="single" w:sz="4" w:space="0" w:color="1F4E78"/>
+              <w:right w:val="single" w:sz="4" w:space="0" w:color="1F4E78"/>
+            </w:tcBorders>
+            <w:vAlign w:val="center"/>
+          </w:tcPr>
+          <w:p>
+            <w:pPr>
+              <w:spacing w:after="0" w:line="240" w:lineRule="auto"/>
+              <w:rPr>
+                <w:rFonts w:ascii="Microsoft YaHei" w:eastAsia="Microsoft YaHei" w:hAnsi="Microsoft YaHei" w:cs="Arial"/>
+                <w:b/>
+                <w:bCs/>
+                <w:color w:val="222222"/>
+                <w:sz w:val="20"/>
+                <w:szCs w:val="20"/>
+                <w:lang w:val="ru-RU" w:eastAsia="en-AU"/>
+              </w:rPr>
+            </w:pPr>
+            <w:proofErr w:type="spellStart"/>
+            <w:r>
+              <w:rPr>
+                <w:rFonts w:ascii="Microsoft YaHei" w:eastAsia="Microsoft YaHei" w:hAnsi="Microsoft YaHei" w:cs="Arial" w:hint="eastAsia"/>
+                <w:b/>
+                <w:bCs/>
+                <w:color w:val="222222"/>
+                <w:sz w:val="20"/>
+                <w:szCs w:val="20"/>
+                <w:lang w:val="ru-RU" w:eastAsia="en-AU"/>
+              </w:rPr>
+              <w:t>Статус</w:t>
+            </w:r>
+            <w:proofErr w:type="spellEnd"/>
+            <w:r>
+              <w:rPr>
+                <w:rFonts w:ascii="Microsoft YaHei" w:eastAsia="Microsoft YaHei" w:hAnsi="Microsoft YaHei" w:cs="Arial"/>
+                <w:b/>
+                <w:bCs/>
+                <w:color w:val="222222"/>
+                <w:sz w:val="20"/>
+                <w:szCs w:val="20"/>
+                <w:lang w:val="ru-RU" w:eastAsia="en-AU"/>
+              </w:rPr>
+              <w:t xml:space="preserve"> </w:t>
+            </w:r>
+            <w:r>
+              <w:rPr>
+                <w:rFonts w:ascii="Microsoft YaHei" w:eastAsia="Microsoft YaHei" w:hAnsi="Microsoft YaHei" w:cs="Arial"/>
+                <w:i/>
+                <w:iCs/>
+                <w:color w:val="222222"/>
+                <w:sz w:val="20"/>
+                <w:szCs w:val="20"/>
+                <w:lang w:val="ru-RU" w:eastAsia="en-AU"/>
+              </w:rPr>
+              <w:t xml:space="preserve"> (</w:t>
+            </w:r>
+            <w:proofErr w:type="spellStart"/>
+            <w:r>
+              <w:rPr>
+                <w:rFonts w:ascii="Microsoft YaHei" w:eastAsia="Microsoft YaHei" w:hAnsi="Microsoft YaHei" w:cs="Arial" w:hint="eastAsia"/>
+                <w:i/>
+                <w:iCs/>
+                <w:color w:val="222222"/>
+                <w:sz w:val="20"/>
+                <w:szCs w:val="20"/>
+                <w:lang w:val="ru-RU" w:eastAsia="en-AU"/>
+              </w:rPr>
+              <w:t>Зачет</w:t>
+            </w:r>
+            <w:proofErr w:type="spellEnd"/>
+            <w:r>
+              <w:rPr>
+                <w:rFonts w:ascii="Microsoft YaHei" w:eastAsia="Microsoft YaHei" w:hAnsi="Microsoft YaHei" w:cs="Arial"/>
+                <w:i/>
+                <w:iCs/>
+                <w:color w:val="222222"/>
+                <w:sz w:val="20"/>
+                <w:szCs w:val="20"/>
+                <w:lang w:val="ru-RU" w:eastAsia="en-AU"/>
+              </w:rPr>
+              <w:t>/</w:t>
+            </w:r>
+            <w:proofErr w:type="spellStart"/>
+            <w:r>
+              <w:rPr>
+                <w:rFonts w:ascii="Microsoft YaHei" w:eastAsia="Microsoft YaHei" w:hAnsi="Microsoft YaHei" w:cs="Arial" w:hint="eastAsia"/>
+                <w:i/>
+                <w:iCs/>
+                <w:color w:val="222222"/>
+                <w:sz w:val="20"/>
+                <w:szCs w:val="20"/>
+                <w:lang w:val="ru-RU" w:eastAsia="en-AU"/>
+              </w:rPr>
+              <w:t>Незачет</w:t>
+            </w:r>
+            <w:proofErr w:type="spellEnd"/>
+            <w:r>
+              <w:rPr>
+                <w:rFonts w:ascii="Microsoft YaHei" w:eastAsia="Microsoft YaHei" w:hAnsi="Microsoft YaHei" w:cs="Arial"/>
+                <w:i/>
+                <w:iCs/>
+                <w:color w:val="222222"/>
+                <w:sz w:val="20"/>
+                <w:szCs w:val="20"/>
+                <w:lang w:val="ru-RU" w:eastAsia="en-AU"/>
+              </w:rPr>
+              <w:t>)</w:t>
+            </w:r>
+            <w:r>
+              <w:rPr>
+                <w:rFonts w:ascii="Microsoft YaHei" w:eastAsia="Microsoft YaHei" w:hAnsi="Microsoft YaHei" w:cs="Arial"/>
+                <w:i/>
+                <w:iCs/>
+                <w:color w:val="222222"/>
+                <w:sz w:val="20"/>
+                <w:szCs w:val="20"/>
+                <w:lang w:val="ru-RU" w:eastAsia="en-AU"/>
+              </w:rPr>
+              <w:t xml:space="preserve"> </w:t>
+            </w:r>
+          </w:p>
+        </w:tc>
+        <w:tc>
+          <w:tcPr>
+            <w:tcW w:w="7497" w:type="dxa"/>
+            <w:tcBorders>
+              <w:top w:val="nil"/>
+              <w:left w:val="nil"/>
+              <w:bottom w:val="single" w:sz="4" w:space="0" w:color="1F4E78"/>
+              <w:right w:val="single" w:sz="4" w:space="0" w:color="1F4E78"/>
+            </w:tcBorders>
+            <w:vAlign w:val="center"/>
+          </w:tcPr>
+          <w:p>
+            <w:pPr>
+              <w:spacing w:after="0" w:line="240" w:lineRule="auto"/>
+              <w:rPr>
+                <w:rFonts w:ascii="Microsoft YaHei" w:eastAsia="Microsoft YaHei" w:hAnsi="Microsoft YaHei" w:cs="Arial"/>
+                <w:sz w:val="20"/>
+                <w:szCs w:val="20"/>
+                <w:lang w:val="en-AU" w:eastAsia="en-AU"/>
+              </w:rPr>
+            </w:pPr>
+            <w:r>
+              <w:rPr>
+                <w:rFonts w:ascii="Microsoft YaHei" w:eastAsia="Microsoft YaHei" w:hAnsi="Microsoft YaHei" w:cs="Arial"/>
+                <w:sz w:val="20"/>
+                <w:szCs w:val="20"/>
+                <w:lang w:val="ru-RU" w:eastAsia="en-AU"/>
+              </w:rPr>
+              <w:t>Зачет</w:t>
+            </w:r>
+          </w:p>
+        </w:tc>
+      </w:tr>
+      <w:tr>
+        <w:trPr>
+          <w:trHeight w:val="250"/>
+        </w:trPr>
+        <w:tc>
+          <w:tcPr>
+            <w:tcW w:w="2988" w:type="dxa"/>
+            <w:tcBorders>
+              <w:top w:val="nil"/>
+              <w:left w:val="single" w:sz="4" w:space="0" w:color="1F4E78"/>
+              <w:bottom w:val="single" w:sz="4" w:space="0" w:color="1F4E78"/>
+              <w:right w:val="single" w:sz="4" w:space="0" w:color="1F4E78"/>
+            </w:tcBorders>
+            <w:vAlign w:val="center"/>
+          </w:tcPr>
+          <w:p>
+            <w:pPr>
+              <w:spacing w:after="0" w:line="240" w:lineRule="auto"/>
+              <w:rPr>
+                <w:rFonts w:ascii="Microsoft YaHei" w:eastAsia="Microsoft YaHei" w:hAnsi="Microsoft YaHei" w:cs="Arial"/>
+                <w:b/>
+                <w:bCs/>
+                <w:color w:val="222222"/>
+                <w:sz w:val="20"/>
+                <w:szCs w:val="20"/>
+                <w:lang w:val="ru-RU" w:eastAsia="zh-CN"/>
+              </w:rPr>
+            </w:pPr>
+            <w:proofErr w:type="spellStart"/>
+            <w:r>
+              <w:rPr>
+                <w:rFonts w:ascii="Microsoft YaHei" w:eastAsia="Microsoft YaHei" w:hAnsi="Microsoft YaHei" w:cs="Arial" w:hint="eastAsia"/>
+                <w:b/>
+                <w:bCs/>
+                <w:color w:val="222222"/>
+                <w:sz w:val="20"/>
+                <w:szCs w:val="20"/>
+                <w:lang w:val="ru-RU" w:eastAsia="en-AU"/>
+              </w:rPr>
+              <w:t>Примечания</w:t>
+            </w:r>
+            <w:proofErr w:type="spellEnd"/>
+            <w:r>
+              <w:rPr>
+                <w:rFonts w:ascii="Microsoft YaHei" w:eastAsia="Microsoft YaHei" w:hAnsi="Microsoft YaHei" w:cs="Arial"/>
+                <w:b/>
+                <w:bCs/>
+                <w:color w:val="222222"/>
+                <w:sz w:val="20"/>
+                <w:szCs w:val="20"/>
+                <w:lang w:val="ru-RU" w:eastAsia="en-AU"/>
+              </w:rPr>
+              <w:t>/ко</w:t>
+            </w:r>
+            <w:proofErr w:type="spellStart"/>
+            <w:r>
+              <w:rPr>
+                <w:rFonts w:ascii="Microsoft YaHei" w:eastAsia="Microsoft YaHei" w:hAnsi="Microsoft YaHei" w:cs="Arial" w:hint="eastAsia"/>
+                <w:b/>
+                <w:bCs/>
+                <w:color w:val="222222"/>
+                <w:sz w:val="20"/>
+                <w:szCs w:val="20"/>
+                <w:lang w:val="ru-RU" w:eastAsia="en-AU"/>
+              </w:rPr>
+              <w:t>мментарии</w:t>
+            </w:r>
+            <w:proofErr w:type="spellEnd"/>
+          </w:p>
+        </w:tc>
+        <w:tc>
+          <w:tcPr>
+            <w:tcW w:w="7497" w:type="dxa"/>
+            <w:tcBorders>
+              <w:top w:val="nil"/>
+              <w:left w:val="nil"/>
+              <w:bottom w:val="single" w:sz="4" w:space="0" w:color="1F4E78"/>
+              <w:right w:val="single" w:sz="4" w:space="0" w:color="1F4E78"/>
+            </w:tcBorders>
+            <w:vAlign w:val="center"/>
+          </w:tcPr>
+          <w:p>
+            <w:pPr>
+              <w:spacing w:after="0" w:line="240" w:lineRule="auto"/>
+              <w:rPr>
+                <w:rFonts w:ascii="Microsoft YaHei" w:eastAsia="Microsoft YaHei" w:hAnsi="Microsoft YaHei" w:cs="Arial"/>
+                <w:sz w:val="20"/>
+                <w:szCs w:val="20"/>
+                <w:lang w:val="en-US" w:eastAsia="en-AU"/>
+              </w:rPr>
+            </w:pPr>
+            <w:r>
+              <w:rPr>
+                <w:rFonts w:ascii="Microsoft YaHei" w:eastAsia="Microsoft YaHei" w:hAnsi="Microsoft YaHei" w:cs="Arial"/>
+                <w:sz w:val="20"/>
+                <w:szCs w:val="20"/>
+                <w:lang w:val="ru-RU" w:eastAsia="en-AU"/>
+              </w:rPr>
+              <w:t xml:space="preserve">- </w:t>
+            </w:r>
+          </w:p>
+        </w:tc>
+      </w:tr>
+    </w:tbl>
+    <w:p>
+      <w:pPr>
+        <w:rPr>
+          <w:rFonts w:ascii="Microsoft YaHei" w:eastAsia="Microsoft YaHei" w:hAnsi="Microsoft YaHei"/>
+          <w:color w:val="2E74B5"/>
+          <w:sz w:val="26"/>
+          <w:szCs w:val="26"/>
+          <w:lang w:val="en-US"/>
+        </w:rPr>
+      </w:pPr>
+    </w:p>
+    <w:p>
+      <w:pPr>
+        <w:rPr>
+          <w:rFonts w:ascii="Microsoft YaHei" w:eastAsia="Microsoft YaHei" w:hAnsi="Microsoft YaHei"/>
+          <w:color w:val="2E74B5"/>
+          <w:sz w:val="26"/>
+          <w:szCs w:val="26"/>
+          <w:lang w:val="en-US"/>
+        </w:rPr>
+      </w:pPr>
     </w:p>
     <w:sectPr>
       <w:pgSz w:w="11906" w:h="16838" w:code="9"/>
@@ -5687,6 +12114,92 @@
 <file path=word/numbering.xml><?xml version="1.0" encoding="utf-8"?>
 <w:numbering xmlns:wpc="http://schemas.microsoft.com/office/word/2010/wordprocessingCanvas" xmlns:mc="http://schemas.openxmlformats.org/markup-compatibility/2006" xmlns:o="urn:schemas-microsoft-com:office:office" xmlns:r="http://schemas.openxmlformats.org/officeDocument/2006/relationships" xmlns:m="http://schemas.openxmlformats.org/officeDocument/2006/math" xmlns:v="urn:schemas-microsoft-com:vml" xmlns:wp14="http://schemas.microsoft.com/office/word/2010/wordprocessingDrawing" xmlns:wp="http://schemas.openxmlformats.org/drawingml/2006/wordprocessingDrawing" xmlns:w10="urn:schemas-microsoft-com:office:word" xmlns:w="http://schemas.openxmlformats.org/wordprocessingml/2006/main" xmlns:w14="http://schemas.microsoft.com/office/word/2010/wordml" xmlns:wpg="http://schemas.microsoft.com/office/word/2010/wordprocessingGroup" xmlns:wpi="http://schemas.microsoft.com/office/word/2010/wordprocessingInk" xmlns:wne="http://schemas.microsoft.com/office/word/2006/wordml" xmlns:wps="http://schemas.microsoft.com/office/word/2010/wordprocessingShape" mc:Ignorable="w14 wp14">
   <w:abstractNum w:abstractNumId="0">
+    <w:nsid w:val="06800499"/>
+    <w:multiLevelType w:val="hybridMultilevel"/>
+    <w:tmpl w:val="968AD3CC"/>
+    <w:lvl w:ilvl="0" w:tplc="0419000F">
+      <w:start w:val="1"/>
+      <w:numFmt w:val="decimal"/>
+      <w:lvlText w:val="%1."/>
+      <w:lvlJc w:val="left"/>
+      <w:pPr>
+        <w:ind w:left="360" w:hanging="360"/>
+      </w:pPr>
+    </w:lvl>
+    <w:lvl w:ilvl="1" w:tplc="04190019" w:tentative="1">
+      <w:start w:val="1"/>
+      <w:numFmt w:val="lowerLetter"/>
+      <w:lvlText w:val="%2."/>
+      <w:lvlJc w:val="left"/>
+      <w:pPr>
+        <w:ind w:left="1080" w:hanging="360"/>
+      </w:pPr>
+    </w:lvl>
+    <w:lvl w:ilvl="2" w:tplc="0419001B" w:tentative="1">
+      <w:start w:val="1"/>
+      <w:numFmt w:val="lowerRoman"/>
+      <w:lvlText w:val="%3."/>
+      <w:lvlJc w:val="right"/>
+      <w:pPr>
+        <w:ind w:left="1800" w:hanging="180"/>
+      </w:pPr>
+    </w:lvl>
+    <w:lvl w:ilvl="3" w:tplc="0419000F" w:tentative="1">
+      <w:start w:val="1"/>
+      <w:numFmt w:val="decimal"/>
+      <w:lvlText w:val="%4."/>
+      <w:lvlJc w:val="left"/>
+      <w:pPr>
+        <w:ind w:left="2520" w:hanging="360"/>
+      </w:pPr>
+    </w:lvl>
+    <w:lvl w:ilvl="4" w:tplc="04190019" w:tentative="1">
+      <w:start w:val="1"/>
+      <w:numFmt w:val="lowerLetter"/>
+      <w:lvlText w:val="%5."/>
+      <w:lvlJc w:val="left"/>
+      <w:pPr>
+        <w:ind w:left="3240" w:hanging="360"/>
+      </w:pPr>
+    </w:lvl>
+    <w:lvl w:ilvl="5" w:tplc="0419001B" w:tentative="1">
+      <w:start w:val="1"/>
+      <w:numFmt w:val="lowerRoman"/>
+      <w:lvlText w:val="%6."/>
+      <w:lvlJc w:val="right"/>
+      <w:pPr>
+        <w:ind w:left="3960" w:hanging="180"/>
+      </w:pPr>
+    </w:lvl>
+    <w:lvl w:ilvl="6" w:tplc="0419000F" w:tentative="1">
+      <w:start w:val="1"/>
+      <w:numFmt w:val="decimal"/>
+      <w:lvlText w:val="%7."/>
+      <w:lvlJc w:val="left"/>
+      <w:pPr>
+        <w:ind w:left="4680" w:hanging="360"/>
+      </w:pPr>
+    </w:lvl>
+    <w:lvl w:ilvl="7" w:tplc="04190019" w:tentative="1">
+      <w:start w:val="1"/>
+      <w:numFmt w:val="lowerLetter"/>
+      <w:lvlText w:val="%8."/>
+      <w:lvlJc w:val="left"/>
+      <w:pPr>
+        <w:ind w:left="5400" w:hanging="360"/>
+      </w:pPr>
+    </w:lvl>
+    <w:lvl w:ilvl="8" w:tplc="0419001B" w:tentative="1">
+      <w:start w:val="1"/>
+      <w:numFmt w:val="lowerRoman"/>
+      <w:lvlText w:val="%9."/>
+      <w:lvlJc w:val="right"/>
+      <w:pPr>
+        <w:ind w:left="6120" w:hanging="180"/>
+      </w:pPr>
+    </w:lvl>
+  </w:abstractNum>
+  <w:abstractNum w:abstractNumId="1">
     <w:nsid w:val="3B4E5B14"/>
     <w:multiLevelType w:val="hybridMultilevel"/>
     <w:tmpl w:val="968AD3CC"/>
@@ -5772,7 +12285,93 @@
       </w:pPr>
     </w:lvl>
   </w:abstractNum>
-  <w:abstractNum w:abstractNumId="1">
+  <w:abstractNum w:abstractNumId="2">
+    <w:nsid w:val="3C7D4574"/>
+    <w:multiLevelType w:val="hybridMultilevel"/>
+    <w:tmpl w:val="577EED6C"/>
+    <w:lvl w:ilvl="0" w:tplc="0419000F">
+      <w:start w:val="1"/>
+      <w:numFmt w:val="decimal"/>
+      <w:lvlText w:val="%1."/>
+      <w:lvlJc w:val="left"/>
+      <w:pPr>
+        <w:ind w:left="360" w:hanging="360"/>
+      </w:pPr>
+    </w:lvl>
+    <w:lvl w:ilvl="1" w:tplc="04190019" w:tentative="1">
+      <w:start w:val="1"/>
+      <w:numFmt w:val="lowerLetter"/>
+      <w:lvlText w:val="%2."/>
+      <w:lvlJc w:val="left"/>
+      <w:pPr>
+        <w:ind w:left="1080" w:hanging="360"/>
+      </w:pPr>
+    </w:lvl>
+    <w:lvl w:ilvl="2" w:tplc="0419001B" w:tentative="1">
+      <w:start w:val="1"/>
+      <w:numFmt w:val="lowerRoman"/>
+      <w:lvlText w:val="%3."/>
+      <w:lvlJc w:val="right"/>
+      <w:pPr>
+        <w:ind w:left="1800" w:hanging="180"/>
+      </w:pPr>
+    </w:lvl>
+    <w:lvl w:ilvl="3" w:tplc="0419000F" w:tentative="1">
+      <w:start w:val="1"/>
+      <w:numFmt w:val="decimal"/>
+      <w:lvlText w:val="%4."/>
+      <w:lvlJc w:val="left"/>
+      <w:pPr>
+        <w:ind w:left="2520" w:hanging="360"/>
+      </w:pPr>
+    </w:lvl>
+    <w:lvl w:ilvl="4" w:tplc="04190019" w:tentative="1">
+      <w:start w:val="1"/>
+      <w:numFmt w:val="lowerLetter"/>
+      <w:lvlText w:val="%5."/>
+      <w:lvlJc w:val="left"/>
+      <w:pPr>
+        <w:ind w:left="3240" w:hanging="360"/>
+      </w:pPr>
+    </w:lvl>
+    <w:lvl w:ilvl="5" w:tplc="0419001B" w:tentative="1">
+      <w:start w:val="1"/>
+      <w:numFmt w:val="lowerRoman"/>
+      <w:lvlText w:val="%6."/>
+      <w:lvlJc w:val="right"/>
+      <w:pPr>
+        <w:ind w:left="3960" w:hanging="180"/>
+      </w:pPr>
+    </w:lvl>
+    <w:lvl w:ilvl="6" w:tplc="0419000F" w:tentative="1">
+      <w:start w:val="1"/>
+      <w:numFmt w:val="decimal"/>
+      <w:lvlText w:val="%7."/>
+      <w:lvlJc w:val="left"/>
+      <w:pPr>
+        <w:ind w:left="4680" w:hanging="360"/>
+      </w:pPr>
+    </w:lvl>
+    <w:lvl w:ilvl="7" w:tplc="04190019" w:tentative="1">
+      <w:start w:val="1"/>
+      <w:numFmt w:val="lowerLetter"/>
+      <w:lvlText w:val="%8."/>
+      <w:lvlJc w:val="left"/>
+      <w:pPr>
+        <w:ind w:left="5400" w:hanging="360"/>
+      </w:pPr>
+    </w:lvl>
+    <w:lvl w:ilvl="8" w:tplc="0419001B" w:tentative="1">
+      <w:start w:val="1"/>
+      <w:numFmt w:val="lowerRoman"/>
+      <w:lvlText w:val="%9."/>
+      <w:lvlJc w:val="right"/>
+      <w:pPr>
+        <w:ind w:left="6120" w:hanging="180"/>
+      </w:pPr>
+    </w:lvl>
+  </w:abstractNum>
+  <w:abstractNum w:abstractNumId="3">
     <w:nsid w:val="4C813003"/>
     <w:multiLevelType w:val="hybridMultilevel"/>
     <w:tmpl w:val="577EED6C"/>
@@ -5858,11 +12457,195 @@
       </w:pPr>
     </w:lvl>
   </w:abstractNum>
+  <w:abstractNum w:abstractNumId="4">
+    <w:nsid w:val="54DA7413"/>
+    <w:multiLevelType w:val="hybridMultilevel"/>
+    <w:tmpl w:val="968AD3CC"/>
+    <w:lvl w:ilvl="0" w:tplc="0419000F">
+      <w:start w:val="1"/>
+      <w:numFmt w:val="decimal"/>
+      <w:lvlText w:val="%1."/>
+      <w:lvlJc w:val="left"/>
+      <w:pPr>
+        <w:ind w:left="360" w:hanging="360"/>
+      </w:pPr>
+    </w:lvl>
+    <w:lvl w:ilvl="1" w:tplc="04190019" w:tentative="1">
+      <w:start w:val="1"/>
+      <w:numFmt w:val="lowerLetter"/>
+      <w:lvlText w:val="%2."/>
+      <w:lvlJc w:val="left"/>
+      <w:pPr>
+        <w:ind w:left="1080" w:hanging="360"/>
+      </w:pPr>
+    </w:lvl>
+    <w:lvl w:ilvl="2" w:tplc="0419001B" w:tentative="1">
+      <w:start w:val="1"/>
+      <w:numFmt w:val="lowerRoman"/>
+      <w:lvlText w:val="%3."/>
+      <w:lvlJc w:val="right"/>
+      <w:pPr>
+        <w:ind w:left="1800" w:hanging="180"/>
+      </w:pPr>
+    </w:lvl>
+    <w:lvl w:ilvl="3" w:tplc="0419000F" w:tentative="1">
+      <w:start w:val="1"/>
+      <w:numFmt w:val="decimal"/>
+      <w:lvlText w:val="%4."/>
+      <w:lvlJc w:val="left"/>
+      <w:pPr>
+        <w:ind w:left="2520" w:hanging="360"/>
+      </w:pPr>
+    </w:lvl>
+    <w:lvl w:ilvl="4" w:tplc="04190019" w:tentative="1">
+      <w:start w:val="1"/>
+      <w:numFmt w:val="lowerLetter"/>
+      <w:lvlText w:val="%5."/>
+      <w:lvlJc w:val="left"/>
+      <w:pPr>
+        <w:ind w:left="3240" w:hanging="360"/>
+      </w:pPr>
+    </w:lvl>
+    <w:lvl w:ilvl="5" w:tplc="0419001B" w:tentative="1">
+      <w:start w:val="1"/>
+      <w:numFmt w:val="lowerRoman"/>
+      <w:lvlText w:val="%6."/>
+      <w:lvlJc w:val="right"/>
+      <w:pPr>
+        <w:ind w:left="3960" w:hanging="180"/>
+      </w:pPr>
+    </w:lvl>
+    <w:lvl w:ilvl="6" w:tplc="0419000F" w:tentative="1">
+      <w:start w:val="1"/>
+      <w:numFmt w:val="decimal"/>
+      <w:lvlText w:val="%7."/>
+      <w:lvlJc w:val="left"/>
+      <w:pPr>
+        <w:ind w:left="4680" w:hanging="360"/>
+      </w:pPr>
+    </w:lvl>
+    <w:lvl w:ilvl="7" w:tplc="04190019" w:tentative="1">
+      <w:start w:val="1"/>
+      <w:numFmt w:val="lowerLetter"/>
+      <w:lvlText w:val="%8."/>
+      <w:lvlJc w:val="left"/>
+      <w:pPr>
+        <w:ind w:left="5400" w:hanging="360"/>
+      </w:pPr>
+    </w:lvl>
+    <w:lvl w:ilvl="8" w:tplc="0419001B" w:tentative="1">
+      <w:start w:val="1"/>
+      <w:numFmt w:val="lowerRoman"/>
+      <w:lvlText w:val="%9."/>
+      <w:lvlJc w:val="right"/>
+      <w:pPr>
+        <w:ind w:left="6120" w:hanging="180"/>
+      </w:pPr>
+    </w:lvl>
+  </w:abstractNum>
+  <w:abstractNum w:abstractNumId="5">
+    <w:nsid w:val="7039159F"/>
+    <w:multiLevelType w:val="hybridMultilevel"/>
+    <w:tmpl w:val="577EED6C"/>
+    <w:lvl w:ilvl="0" w:tplc="0419000F">
+      <w:start w:val="1"/>
+      <w:numFmt w:val="decimal"/>
+      <w:lvlText w:val="%1."/>
+      <w:lvlJc w:val="left"/>
+      <w:pPr>
+        <w:ind w:left="360" w:hanging="360"/>
+      </w:pPr>
+    </w:lvl>
+    <w:lvl w:ilvl="1" w:tplc="04190019" w:tentative="1">
+      <w:start w:val="1"/>
+      <w:numFmt w:val="lowerLetter"/>
+      <w:lvlText w:val="%2."/>
+      <w:lvlJc w:val="left"/>
+      <w:pPr>
+        <w:ind w:left="1080" w:hanging="360"/>
+      </w:pPr>
+    </w:lvl>
+    <w:lvl w:ilvl="2" w:tplc="0419001B" w:tentative="1">
+      <w:start w:val="1"/>
+      <w:numFmt w:val="lowerRoman"/>
+      <w:lvlText w:val="%3."/>
+      <w:lvlJc w:val="right"/>
+      <w:pPr>
+        <w:ind w:left="1800" w:hanging="180"/>
+      </w:pPr>
+    </w:lvl>
+    <w:lvl w:ilvl="3" w:tplc="0419000F" w:tentative="1">
+      <w:start w:val="1"/>
+      <w:numFmt w:val="decimal"/>
+      <w:lvlText w:val="%4."/>
+      <w:lvlJc w:val="left"/>
+      <w:pPr>
+        <w:ind w:left="2520" w:hanging="360"/>
+      </w:pPr>
+    </w:lvl>
+    <w:lvl w:ilvl="4" w:tplc="04190019" w:tentative="1">
+      <w:start w:val="1"/>
+      <w:numFmt w:val="lowerLetter"/>
+      <w:lvlText w:val="%5."/>
+      <w:lvlJc w:val="left"/>
+      <w:pPr>
+        <w:ind w:left="3240" w:hanging="360"/>
+      </w:pPr>
+    </w:lvl>
+    <w:lvl w:ilvl="5" w:tplc="0419001B" w:tentative="1">
+      <w:start w:val="1"/>
+      <w:numFmt w:val="lowerRoman"/>
+      <w:lvlText w:val="%6."/>
+      <w:lvlJc w:val="right"/>
+      <w:pPr>
+        <w:ind w:left="3960" w:hanging="180"/>
+      </w:pPr>
+    </w:lvl>
+    <w:lvl w:ilvl="6" w:tplc="0419000F" w:tentative="1">
+      <w:start w:val="1"/>
+      <w:numFmt w:val="decimal"/>
+      <w:lvlText w:val="%7."/>
+      <w:lvlJc w:val="left"/>
+      <w:pPr>
+        <w:ind w:left="4680" w:hanging="360"/>
+      </w:pPr>
+    </w:lvl>
+    <w:lvl w:ilvl="7" w:tplc="04190019" w:tentative="1">
+      <w:start w:val="1"/>
+      <w:numFmt w:val="lowerLetter"/>
+      <w:lvlText w:val="%8."/>
+      <w:lvlJc w:val="left"/>
+      <w:pPr>
+        <w:ind w:left="5400" w:hanging="360"/>
+      </w:pPr>
+    </w:lvl>
+    <w:lvl w:ilvl="8" w:tplc="0419001B" w:tentative="1">
+      <w:start w:val="1"/>
+      <w:numFmt w:val="lowerRoman"/>
+      <w:lvlText w:val="%9."/>
+      <w:lvlJc w:val="right"/>
+      <w:pPr>
+        <w:ind w:left="6120" w:hanging="180"/>
+      </w:pPr>
+    </w:lvl>
+  </w:abstractNum>
   <w:num w:numId="1">
+    <w:abstractNumId w:val="1"/>
+  </w:num>
+  <w:num w:numId="2">
+    <w:abstractNumId w:val="3"/>
+  </w:num>
+  <w:num w:numId="3">
     <w:abstractNumId w:val="0"/>
   </w:num>
-  <w:num w:numId="2">
-    <w:abstractNumId w:val="1"/>
+  <w:num w:numId="4">
+    <w:abstractNumId w:val="5"/>
+  </w:num>
+  <w:num w:numId="5">
+    <w:abstractNumId w:val="2"/>
+  </w:num>
+  <w:num w:numId="6">
+    <w:abstractNumId w:val="4"/>
   </w:num>
 </w:numbering>
 </file>
